--- a/Requisitos/CSU08 - Manter Restaurante.docx
+++ b/Requisitos/CSU08 - Manter Restaurante.docx
@@ -1,9 +1,10 @@
 
 <file path=word/document.xml><?xml version="1.0" encoding="utf-8"?>
-<w:document xmlns:wpc="http://schemas.microsoft.com/office/word/2010/wordprocessingCanvas" xmlns:cx="http://schemas.microsoft.com/office/drawing/2014/chartex" xmlns:cx1="http://schemas.microsoft.com/office/drawing/2015/9/8/chartex" xmlns:cx2="http://schemas.microsoft.com/office/drawing/2015/10/21/chartex" xmlns:cx3="http://schemas.microsoft.com/office/drawing/2016/5/9/chartex" xmlns:cx4="http://schemas.microsoft.com/office/drawing/2016/5/10/chartex" xmlns:cx5="http://schemas.microsoft.com/office/drawing/2016/5/11/chartex" xmlns:cx6="http://schemas.microsoft.com/office/drawing/2016/5/12/chartex" xmlns:cx7="http://schemas.microsoft.com/office/drawing/2016/5/13/chartex" xmlns:cx8="http://schemas.microsoft.com/office/drawing/2016/5/14/chartex" xmlns:mc="http://schemas.openxmlformats.org/markup-compatibility/2006" xmlns:aink="http://schemas.microsoft.com/office/drawing/2016/ink" xmlns:am3d="http://schemas.microsoft.com/office/drawing/2017/model3d" xmlns:o="urn:schemas-microsoft-com:office:office" xmlns:oel="http://schemas.microsoft.com/office/2019/extlst" xmlns:r="http://schemas.openxmlformats.org/officeDocument/2006/relationships" xmlns:m="http://schemas.openxmlformats.org/officeDocument/2006/math" xmlns:v="urn:schemas-microsoft-com:vml" xmlns:wp14="http://schemas.microsoft.com/office/word/2010/wordprocessingDrawing" xmlns:wp="http://schemas.openxmlformats.org/drawingml/2006/wordprocessingDrawing" xmlns:w10="urn:schemas-microsoft-com:office:word" xmlns:w="http://schemas.openxmlformats.org/wordprocessingml/2006/main" xmlns:w14="http://schemas.microsoft.com/office/word/2010/wordml" xmlns:w15="http://schemas.microsoft.com/office/word/2012/wordml" xmlns:w16cex="http://schemas.microsoft.com/office/word/2018/wordml/cex" xmlns:w16cid="http://schemas.microsoft.com/office/word/2016/wordml/cid" xmlns:w16="http://schemas.microsoft.com/office/word/2018/wordml" xmlns:w16du="http://schemas.microsoft.com/office/word/2023/wordml/word16du" xmlns:w16sdtdh="http://schemas.microsoft.com/office/word/2020/wordml/sdtdatahash" xmlns:w16sdtfl="http://schemas.microsoft.com/office/word/2024/wordml/sdtformatlock" xmlns:w16se="http://schemas.microsoft.com/office/word/2015/wordml/symex" xmlns:wpg="http://schemas.microsoft.com/office/word/2010/wordprocessingGroup" xmlns:wpi="http://schemas.microsoft.com/office/word/2010/wordprocessingInk" xmlns:wne="http://schemas.microsoft.com/office/word/2006/wordml" xmlns:wps="http://schemas.microsoft.com/office/word/2010/wordprocessingShape" mc:Ignorable="w14 w15 w16se w16cid w16 w16cex w16sdtdh w16sdtfl w16du wp14">
+<w:document xmlns:o="urn:schemas-microsoft-com:office:office" xmlns:r="http://schemas.openxmlformats.org/officeDocument/2006/relationships" xmlns:v="urn:schemas-microsoft-com:vml" xmlns:w="http://schemas.openxmlformats.org/wordprocessingml/2006/main" xmlns:w10="urn:schemas-microsoft-com:office:word" xmlns:wp="http://schemas.openxmlformats.org/drawingml/2006/wordprocessingDrawing" xmlns:pic="http://schemas.openxmlformats.org/drawingml/2006/picture" xmlns:wps="http://schemas.microsoft.com/office/word/2010/wordprocessingShape" xmlns:wpg="http://schemas.microsoft.com/office/word/2010/wordprocessingGroup" xmlns:mc="http://schemas.openxmlformats.org/markup-compatibility/2006" xmlns:wp14="http://schemas.microsoft.com/office/word/2010/wordprocessingDrawing" xmlns:w14="http://schemas.microsoft.com/office/word/2010/wordml" xmlns:w15="http://schemas.microsoft.com/office/word/2012/wordml" mc:Ignorable="w14 wp14 w15">
   <w:body>
     <w:p>
       <w:pPr>
+        <w:pStyle w:val="Normal"/>
         <w:jc w:val="center"/>
         <w:rPr>
           <w:b/>
@@ -26,40 +27,42 @@
           <w:sz w:val="36"/>
           <w:szCs w:val="36"/>
         </w:rPr>
-        <w:t>Manter</w:t>
-      </w:r>
-      <w:r>
-        <w:rPr>
-          <w:b/>
-          <w:sz w:val="36"/>
-          <w:szCs w:val="36"/>
-        </w:rPr>
-        <w:t xml:space="preserve"> Restaurante </w:t>
+        <w:t xml:space="preserve">Manter Restaurante </w:t>
       </w:r>
     </w:p>
     <w:p>
       <w:pPr>
+        <w:pStyle w:val="Normal"/>
         <w:rPr>
           <w:b/>
           <w:sz w:val="28"/>
           <w:szCs w:val="28"/>
         </w:rPr>
       </w:pPr>
+      <w:r>
+        <w:rPr>
+          <w:b/>
+          <w:sz w:val="28"/>
+          <w:szCs w:val="28"/>
+        </w:rPr>
+      </w:r>
     </w:p>
     <w:p>
       <w:pPr>
-        <w:pStyle w:val="Ttulo1"/>
+        <w:pStyle w:val="Heading1"/>
         <w:numPr>
           <w:ilvl w:val="0"/>
           <w:numId w:val="1"/>
         </w:numPr>
+        <w:rPr/>
       </w:pPr>
       <w:r>
+        <w:rPr/>
         <w:t xml:space="preserve">Seção: </w:t>
       </w:r>
       <w:r>
         <w:rPr>
-          <w:b w:val="0"/>
+          <w:b w:val="false"/>
         </w:rPr>
         <w:t>Principal</w:t>
       </w:r>
@@ -68,26 +71,38 @@
       <w:tblPr>
         <w:tblStyle w:val="ad"/>
         <w:tblW w:w="10330" w:type="dxa"/>
+        <w:jc w:val="left"/>
         <w:tblInd w:w="-70" w:type="dxa"/>
         <w:tblLayout w:type="fixed"/>
-        <w:tblLook w:val="0000" w:firstRow="0" w:lastRow="0" w:firstColumn="0" w:lastColumn="0" w:noHBand="0" w:noVBand="0"/>
+        <w:tblCellMar>
+          <w:top w:w="0" w:type="dxa"/>
+          <w:left w:w="108" w:type="dxa"/>
+          <w:bottom w:w="0" w:type="dxa"/>
+          <w:right w:w="108" w:type="dxa"/>
+        </w:tblCellMar>
+        <w:tblLook w:firstRow="0" w:noVBand="0" w:lastRow="0" w:firstColumn="0" w:lastColumn="0" w:noHBand="0" w:val="0000"/>
       </w:tblPr>
       <w:tblGrid>
-        <w:gridCol w:w="2905"/>
+        <w:gridCol w:w="2904"/>
         <w:gridCol w:w="7425"/>
       </w:tblGrid>
       <w:tr>
-        <w:tc>
-          <w:tcPr>
-            <w:tcW w:w="2905" w:type="dxa"/>
-            <w:tcBorders>
-              <w:top w:val="single" w:sz="4" w:space="0" w:color="000000"/>
-              <w:left w:val="single" w:sz="4" w:space="0" w:color="000000"/>
-              <w:bottom w:val="single" w:sz="4" w:space="0" w:color="000000"/>
-              <w:right w:val="single" w:sz="4" w:space="0" w:color="000000"/>
-            </w:tcBorders>
-          </w:tcPr>
-          <w:p>
+        <w:trPr/>
+        <w:tc>
+          <w:tcPr>
+            <w:tcW w:w="2904" w:type="dxa"/>
+            <w:tcBorders>
+              <w:top w:val="single" w:sz="4" w:space="0" w:color="000000"/>
+              <w:left w:val="single" w:sz="4" w:space="0" w:color="000000"/>
+              <w:bottom w:val="single" w:sz="4" w:space="0" w:color="000000"/>
+              <w:right w:val="single" w:sz="4" w:space="0" w:color="000000"/>
+            </w:tcBorders>
+          </w:tcPr>
+          <w:p>
+            <w:pPr>
+              <w:pStyle w:val="Normal"/>
+              <w:rPr/>
+            </w:pPr>
             <w:r>
               <w:rPr>
                 <w:b/>
@@ -110,36 +125,43 @@
           </w:tcPr>
           <w:p>
             <w:pPr>
-              <w:pStyle w:val="Ttulo1"/>
+              <w:pStyle w:val="Heading1"/>
               <w:numPr>
                 <w:ilvl w:val="0"/>
                 <w:numId w:val="1"/>
               </w:numPr>
-            </w:pPr>
-            <w:r>
-              <w:rPr>
-                <w:b w:val="0"/>
+              <w:rPr/>
+            </w:pPr>
+            <w:r>
+              <w:rPr>
+                <w:b w:val="false"/>
               </w:rPr>
               <w:t>70(</w:t>
             </w:r>
             <w:r>
+              <w:rPr/>
               <w:t>Risco Baixo e Prioridade Alta)</w:t>
             </w:r>
           </w:p>
         </w:tc>
       </w:tr>
       <w:tr>
-        <w:tc>
-          <w:tcPr>
-            <w:tcW w:w="2905" w:type="dxa"/>
-            <w:tcBorders>
-              <w:top w:val="single" w:sz="4" w:space="0" w:color="000000"/>
-              <w:left w:val="single" w:sz="4" w:space="0" w:color="000000"/>
-              <w:bottom w:val="single" w:sz="4" w:space="0" w:color="000000"/>
-              <w:right w:val="single" w:sz="4" w:space="0" w:color="000000"/>
-            </w:tcBorders>
-          </w:tcPr>
-          <w:p>
+        <w:trPr/>
+        <w:tc>
+          <w:tcPr>
+            <w:tcW w:w="2904" w:type="dxa"/>
+            <w:tcBorders>
+              <w:top w:val="single" w:sz="4" w:space="0" w:color="000000"/>
+              <w:left w:val="single" w:sz="4" w:space="0" w:color="000000"/>
+              <w:bottom w:val="single" w:sz="4" w:space="0" w:color="000000"/>
+              <w:right w:val="single" w:sz="4" w:space="0" w:color="000000"/>
+            </w:tcBorders>
+          </w:tcPr>
+          <w:p>
+            <w:pPr>
+              <w:pStyle w:val="Normal"/>
+              <w:rPr/>
+            </w:pPr>
             <w:r>
               <w:rPr>
                 <w:b/>
@@ -161,49 +183,37 @@
             </w:tcBorders>
           </w:tcPr>
           <w:p>
-            <w:r>
-              <w:rPr>
-                <w:sz w:val="28"/>
-                <w:szCs w:val="28"/>
-              </w:rPr>
-              <w:t xml:space="preserve">O Administrador pode </w:t>
-            </w:r>
-            <w:r>
-              <w:rPr>
-                <w:sz w:val="28"/>
-                <w:szCs w:val="28"/>
-              </w:rPr>
-              <w:t xml:space="preserve">adicionar, remover e </w:t>
-            </w:r>
-            <w:r>
-              <w:rPr>
-                <w:sz w:val="28"/>
-                <w:szCs w:val="28"/>
-              </w:rPr>
-              <w:t>consultar restaurantes</w:t>
-            </w:r>
-            <w:r>
-              <w:rPr>
-                <w:sz w:val="28"/>
-                <w:szCs w:val="28"/>
-              </w:rPr>
-              <w:t>.</w:t>
+            <w:pPr>
+              <w:pStyle w:val="Normal"/>
+              <w:rPr/>
+            </w:pPr>
+            <w:r>
+              <w:rPr>
+                <w:sz w:val="28"/>
+                <w:szCs w:val="28"/>
+              </w:rPr>
+              <w:t>O Administrador pode adicionar, remover e consultar restaurantes.</w:t>
             </w:r>
           </w:p>
         </w:tc>
       </w:tr>
       <w:tr>
-        <w:tc>
-          <w:tcPr>
-            <w:tcW w:w="2905" w:type="dxa"/>
-            <w:tcBorders>
-              <w:top w:val="single" w:sz="4" w:space="0" w:color="000000"/>
-              <w:left w:val="single" w:sz="4" w:space="0" w:color="000000"/>
-              <w:bottom w:val="single" w:sz="4" w:space="0" w:color="000000"/>
-              <w:right w:val="single" w:sz="4" w:space="0" w:color="000000"/>
-            </w:tcBorders>
-          </w:tcPr>
-          <w:p>
+        <w:trPr/>
+        <w:tc>
+          <w:tcPr>
+            <w:tcW w:w="2904" w:type="dxa"/>
+            <w:tcBorders>
+              <w:top w:val="single" w:sz="4" w:space="0" w:color="000000"/>
+              <w:left w:val="single" w:sz="4" w:space="0" w:color="000000"/>
+              <w:bottom w:val="single" w:sz="4" w:space="0" w:color="000000"/>
+              <w:right w:val="single" w:sz="4" w:space="0" w:color="000000"/>
+            </w:tcBorders>
+          </w:tcPr>
+          <w:p>
+            <w:pPr>
+              <w:pStyle w:val="Normal"/>
+              <w:rPr/>
+            </w:pPr>
             <w:r>
               <w:rPr>
                 <w:b/>
@@ -225,6 +235,10 @@
             </w:tcBorders>
           </w:tcPr>
           <w:p>
+            <w:pPr>
+              <w:pStyle w:val="Normal"/>
+              <w:rPr/>
+            </w:pPr>
             <w:r>
               <w:rPr>
                 <w:sz w:val="28"/>
@@ -236,17 +250,22 @@
         </w:tc>
       </w:tr>
       <w:tr>
-        <w:tc>
-          <w:tcPr>
-            <w:tcW w:w="2905" w:type="dxa"/>
-            <w:tcBorders>
-              <w:top w:val="single" w:sz="4" w:space="0" w:color="000000"/>
-              <w:left w:val="single" w:sz="4" w:space="0" w:color="000000"/>
-              <w:bottom w:val="single" w:sz="4" w:space="0" w:color="000000"/>
-              <w:right w:val="single" w:sz="4" w:space="0" w:color="000000"/>
-            </w:tcBorders>
-          </w:tcPr>
-          <w:p>
+        <w:trPr/>
+        <w:tc>
+          <w:tcPr>
+            <w:tcW w:w="2904" w:type="dxa"/>
+            <w:tcBorders>
+              <w:top w:val="single" w:sz="4" w:space="0" w:color="000000"/>
+              <w:left w:val="single" w:sz="4" w:space="0" w:color="000000"/>
+              <w:bottom w:val="single" w:sz="4" w:space="0" w:color="000000"/>
+              <w:right w:val="single" w:sz="4" w:space="0" w:color="000000"/>
+            </w:tcBorders>
+          </w:tcPr>
+          <w:p>
+            <w:pPr>
+              <w:pStyle w:val="Normal"/>
+              <w:rPr/>
+            </w:pPr>
             <w:r>
               <w:rPr>
                 <w:b/>
@@ -268,6 +287,10 @@
             </w:tcBorders>
           </w:tcPr>
           <w:p>
+            <w:pPr>
+              <w:pStyle w:val="Normal"/>
+              <w:rPr/>
+            </w:pPr>
             <w:r>
               <w:rPr>
                 <w:sz w:val="28"/>
@@ -280,19 +303,23 @@
       </w:tr>
       <w:tr>
         <w:trPr>
-          <w:trHeight w:val="613"/>
+          <w:trHeight w:val="613" w:hRule="atLeast"/>
         </w:trPr>
         <w:tc>
           <w:tcPr>
-            <w:tcW w:w="2905" w:type="dxa"/>
-            <w:tcBorders>
-              <w:top w:val="single" w:sz="4" w:space="0" w:color="000000"/>
-              <w:left w:val="single" w:sz="4" w:space="0" w:color="000000"/>
-              <w:bottom w:val="single" w:sz="4" w:space="0" w:color="000000"/>
-              <w:right w:val="single" w:sz="4" w:space="0" w:color="000000"/>
-            </w:tcBorders>
-          </w:tcPr>
-          <w:p>
+            <w:tcW w:w="2904" w:type="dxa"/>
+            <w:tcBorders>
+              <w:top w:val="single" w:sz="4" w:space="0" w:color="000000"/>
+              <w:left w:val="single" w:sz="4" w:space="0" w:color="000000"/>
+              <w:bottom w:val="single" w:sz="4" w:space="0" w:color="000000"/>
+              <w:right w:val="single" w:sz="4" w:space="0" w:color="000000"/>
+            </w:tcBorders>
+          </w:tcPr>
+          <w:p>
+            <w:pPr>
+              <w:pStyle w:val="Normal"/>
+              <w:rPr/>
+            </w:pPr>
             <w:r>
               <w:rPr>
                 <w:b/>
@@ -314,6 +341,10 @@
             </w:tcBorders>
           </w:tcPr>
           <w:p>
+            <w:pPr>
+              <w:pStyle w:val="Normal"/>
+              <w:rPr/>
+            </w:pPr>
             <w:r>
               <w:rPr>
                 <w:color w:val="000000"/>
@@ -372,17 +403,22 @@
         </w:tc>
       </w:tr>
       <w:tr>
-        <w:tc>
-          <w:tcPr>
-            <w:tcW w:w="2905" w:type="dxa"/>
-            <w:tcBorders>
-              <w:top w:val="single" w:sz="4" w:space="0" w:color="000000"/>
-              <w:left w:val="single" w:sz="4" w:space="0" w:color="000000"/>
-              <w:bottom w:val="single" w:sz="4" w:space="0" w:color="000000"/>
-              <w:right w:val="single" w:sz="4" w:space="0" w:color="000000"/>
-            </w:tcBorders>
-          </w:tcPr>
-          <w:p>
+        <w:trPr/>
+        <w:tc>
+          <w:tcPr>
+            <w:tcW w:w="2904" w:type="dxa"/>
+            <w:tcBorders>
+              <w:top w:val="single" w:sz="4" w:space="0" w:color="000000"/>
+              <w:left w:val="single" w:sz="4" w:space="0" w:color="000000"/>
+              <w:bottom w:val="single" w:sz="4" w:space="0" w:color="000000"/>
+              <w:right w:val="single" w:sz="4" w:space="0" w:color="000000"/>
+            </w:tcBorders>
+          </w:tcPr>
+          <w:p>
+            <w:pPr>
+              <w:pStyle w:val="Normal"/>
+              <w:rPr/>
+            </w:pPr>
             <w:r>
               <w:rPr>
                 <w:b/>
@@ -404,6 +440,10 @@
             </w:tcBorders>
           </w:tcPr>
           <w:p>
+            <w:pPr>
+              <w:pStyle w:val="Normal"/>
+              <w:rPr/>
+            </w:pPr>
             <w:r>
               <w:rPr>
                 <w:sz w:val="28"/>
@@ -416,12 +456,12 @@
       </w:tr>
       <w:tr>
         <w:trPr>
-          <w:cantSplit/>
-          <w:trHeight w:val="422"/>
+          <w:trHeight w:val="422" w:hRule="atLeast"/>
+          <w:cantSplit w:val="true"/>
         </w:trPr>
         <w:tc>
           <w:tcPr>
-            <w:tcW w:w="10330" w:type="dxa"/>
+            <w:tcW w:w="10329" w:type="dxa"/>
             <w:gridSpan w:val="2"/>
             <w:tcBorders>
               <w:top w:val="single" w:sz="4" w:space="0" w:color="000000"/>
@@ -432,11 +472,12 @@
           </w:tcPr>
           <w:p>
             <w:pPr>
-              <w:pStyle w:val="Ttulo2"/>
+              <w:pStyle w:val="Heading2"/>
               <w:numPr>
                 <w:ilvl w:val="1"/>
                 <w:numId w:val="1"/>
               </w:numPr>
+              <w:rPr/>
             </w:pPr>
             <w:r>
               <w:rPr>
@@ -449,11 +490,11 @@
       </w:tr>
       <w:tr>
         <w:trPr>
-          <w:trHeight w:val="780"/>
+          <w:trHeight w:val="780" w:hRule="atLeast"/>
         </w:trPr>
         <w:tc>
           <w:tcPr>
-            <w:tcW w:w="10330" w:type="dxa"/>
+            <w:tcW w:w="10329" w:type="dxa"/>
             <w:gridSpan w:val="2"/>
             <w:tcBorders>
               <w:top w:val="single" w:sz="4" w:space="0" w:color="000000"/>
@@ -464,38 +505,19 @@
           </w:tcPr>
           <w:p>
             <w:pPr>
-              <w:pBdr>
-                <w:top w:val="nil"/>
-                <w:left w:val="nil"/>
-                <w:bottom w:val="nil"/>
-                <w:right w:val="nil"/>
-                <w:between w:val="nil"/>
-              </w:pBdr>
-              <w:rPr>
-                <w:sz w:val="28"/>
-                <w:szCs w:val="28"/>
-              </w:rPr>
-            </w:pPr>
-            <w:r>
-              <w:rPr>
-                <w:sz w:val="28"/>
-                <w:szCs w:val="28"/>
-              </w:rPr>
-              <w:t xml:space="preserve">1. </w:t>
-            </w:r>
-            <w:r>
-              <w:rPr>
-                <w:sz w:val="28"/>
-                <w:szCs w:val="28"/>
-              </w:rPr>
-              <w:t>Sistema exibe a tela inicial do administrador</w:t>
-            </w:r>
-            <w:r>
-              <w:rPr>
-                <w:sz w:val="28"/>
-                <w:szCs w:val="28"/>
-              </w:rPr>
-              <w:t xml:space="preserve"> (</w:t>
+              <w:pStyle w:val="Normal"/>
+              <w:pBdr/>
+              <w:rPr>
+                <w:sz w:val="28"/>
+                <w:szCs w:val="28"/>
+              </w:rPr>
+            </w:pPr>
+            <w:r>
+              <w:rPr>
+                <w:sz w:val="28"/>
+                <w:szCs w:val="28"/>
+              </w:rPr>
+              <w:t>1. Sistema exibe a tela inicial do administrador (</w:t>
             </w:r>
             <w:r>
               <w:rPr>
@@ -510,18 +532,26 @@
                 <w:sz w:val="28"/>
                 <w:szCs w:val="28"/>
               </w:rPr>
-              <w:t>)</w:t>
-            </w:r>
-            <w:r>
-              <w:rPr>
-                <w:sz w:val="28"/>
-                <w:szCs w:val="28"/>
-              </w:rPr>
-              <w:t xml:space="preserve"> com 2 opções:</w:t>
-            </w:r>
-          </w:p>
-          <w:p>
-            <w:pPr>
+              <w:t xml:space="preserve">) com </w:t>
+            </w:r>
+            <w:r>
+              <w:rPr>
+                <w:sz w:val="28"/>
+                <w:szCs w:val="28"/>
+              </w:rPr>
+              <w:t>2</w:t>
+            </w:r>
+            <w:r>
+              <w:rPr>
+                <w:sz w:val="28"/>
+                <w:szCs w:val="28"/>
+              </w:rPr>
+              <w:t xml:space="preserve"> opções:</w:t>
+            </w:r>
+          </w:p>
+          <w:p>
+            <w:pPr>
+              <w:pStyle w:val="Normal"/>
               <w:ind w:left="-170" w:right="57"/>
               <w:rPr>
                 <w:color w:val="000000"/>
@@ -546,10 +576,10 @@
           </w:p>
           <w:p>
             <w:pPr>
-              <w:pStyle w:val="PargrafodaLista"/>
+              <w:pStyle w:val="ListParagraph"/>
               <w:numPr>
                 <w:ilvl w:val="0"/>
-                <w:numId w:val="4"/>
+                <w:numId w:val="3"/>
               </w:numPr>
               <w:rPr>
                 <w:color w:val="FF0000"/>
@@ -594,23 +624,15 @@
                 <w:sz w:val="28"/>
                 <w:szCs w:val="28"/>
               </w:rPr>
-              <w:t xml:space="preserve"> </w:t>
-            </w:r>
-            <w:r>
-              <w:rPr>
-                <w:color w:val="FF0000"/>
-                <w:sz w:val="28"/>
-                <w:szCs w:val="28"/>
-              </w:rPr>
-              <w:t>Consultar Restaurante</w:t>
-            </w:r>
-          </w:p>
-          <w:p>
-            <w:pPr>
-              <w:pStyle w:val="PargrafodaLista"/>
+              <w:t xml:space="preserve"> Consultar Restaurante</w:t>
+            </w:r>
+          </w:p>
+          <w:p>
+            <w:pPr>
+              <w:pStyle w:val="ListParagraph"/>
               <w:numPr>
                 <w:ilvl w:val="0"/>
-                <w:numId w:val="4"/>
+                <w:numId w:val="3"/>
               </w:numPr>
               <w:rPr>
                 <w:sz w:val="28"/>
@@ -635,6 +657,35 @@
           </w:p>
           <w:p>
             <w:pPr>
+              <w:pStyle w:val="ListParagraph"/>
+              <w:numPr>
+                <w:ilvl w:val="0"/>
+                <w:numId w:val="3"/>
+              </w:numPr>
+              <w:rPr>
+                <w:sz w:val="28"/>
+                <w:szCs w:val="28"/>
+              </w:rPr>
+            </w:pPr>
+            <w:r>
+              <w:rPr>
+                <w:sz w:val="28"/>
+                <w:szCs w:val="28"/>
+              </w:rPr>
+              <w:t xml:space="preserve">Restaurantes: Ver </w:t>
+            </w:r>
+            <w:r>
+              <w:rPr>
+                <w:color w:val="EE0000"/>
+                <w:sz w:val="28"/>
+                <w:szCs w:val="28"/>
+              </w:rPr>
+              <w:t xml:space="preserve">Modificar Data de Pagamento </w:t>
+            </w:r>
+          </w:p>
+          <w:p>
+            <w:pPr>
+              <w:pStyle w:val="Normal"/>
               <w:ind w:left="360"/>
               <w:rPr>
                 <w:color w:val="000000"/>
@@ -647,28 +698,14 @@
                 <w:sz w:val="28"/>
                 <w:szCs w:val="28"/>
               </w:rPr>
-              <w:t>c</w:t>
-            </w:r>
-            <w:r>
-              <w:rPr>
-                <w:sz w:val="28"/>
-                <w:szCs w:val="28"/>
-              </w:rPr>
-              <w:t xml:space="preserve">) </w:t>
-            </w:r>
-            <w:r>
-              <w:rPr>
-                <w:sz w:val="28"/>
-                <w:szCs w:val="28"/>
-              </w:rPr>
-              <w:t xml:space="preserve">Cadastrar Restaurante: </w:t>
-            </w:r>
-            <w:r>
-              <w:rPr>
-                <w:sz w:val="28"/>
-                <w:szCs w:val="28"/>
-              </w:rPr>
-              <w:t xml:space="preserve">Ver </w:t>
+              <w:t>d</w:t>
+            </w:r>
+            <w:r>
+              <w:rPr>
+                <w:sz w:val="28"/>
+                <w:szCs w:val="28"/>
+              </w:rPr>
+              <w:t xml:space="preserve">) Cadastrar Restaurante: Ver </w:t>
             </w:r>
             <w:r>
               <w:rPr>
@@ -681,37 +718,52 @@
           </w:p>
           <w:p>
             <w:pPr>
+              <w:pStyle w:val="Normal"/>
               <w:ind w:left="360"/>
               <w:rPr>
                 <w:sz w:val="28"/>
                 <w:szCs w:val="28"/>
               </w:rPr>
             </w:pPr>
+            <w:r>
+              <w:rPr>
+                <w:sz w:val="28"/>
+                <w:szCs w:val="28"/>
+              </w:rPr>
+            </w:r>
           </w:p>
         </w:tc>
       </w:tr>
     </w:tbl>
     <w:p>
       <w:pPr>
+        <w:pStyle w:val="Normal"/>
         <w:jc w:val="center"/>
-      </w:pPr>
-      <w:bookmarkStart w:id="0" w:name="_heading=h.5pvsygsayg8" w:colFirst="0" w:colLast="0"/>
-      <w:bookmarkEnd w:id="0"/>
+        <w:rPr/>
+      </w:pPr>
+      <w:r>
+        <w:rPr/>
+      </w:r>
+      <w:bookmarkStart w:id="0" w:name="_heading=h.5pvsygsayg8"/>
+      <w:bookmarkStart w:id="1" w:name="_heading=h.5pvsygsayg8"/>
+      <w:bookmarkEnd w:id="1"/>
     </w:p>
     <w:p>
       <w:pPr>
-        <w:pStyle w:val="Ttulo1"/>
+        <w:pStyle w:val="Heading1"/>
         <w:numPr>
           <w:ilvl w:val="0"/>
           <w:numId w:val="2"/>
         </w:numPr>
+        <w:rPr/>
       </w:pPr>
       <w:r>
+        <w:rPr/>
         <w:t xml:space="preserve">Seção: </w:t>
       </w:r>
       <w:r>
         <w:rPr>
-          <w:b w:val="0"/>
+          <w:b w:val="false"/>
         </w:rPr>
         <w:t>Consultar Restaurante</w:t>
       </w:r>
@@ -719,26 +771,38 @@
     <w:tbl>
       <w:tblPr>
         <w:tblW w:w="10330" w:type="dxa"/>
+        <w:jc w:val="left"/>
         <w:tblInd w:w="-70" w:type="dxa"/>
         <w:tblLayout w:type="fixed"/>
-        <w:tblLook w:val="0000" w:firstRow="0" w:lastRow="0" w:firstColumn="0" w:lastColumn="0" w:noHBand="0" w:noVBand="0"/>
+        <w:tblCellMar>
+          <w:top w:w="0" w:type="dxa"/>
+          <w:left w:w="108" w:type="dxa"/>
+          <w:bottom w:w="0" w:type="dxa"/>
+          <w:right w:w="108" w:type="dxa"/>
+        </w:tblCellMar>
+        <w:tblLook w:firstRow="0" w:noVBand="0" w:lastRow="0" w:firstColumn="0" w:lastColumn="0" w:noHBand="0" w:val="0000"/>
       </w:tblPr>
       <w:tblGrid>
-        <w:gridCol w:w="2905"/>
+        <w:gridCol w:w="2904"/>
         <w:gridCol w:w="7425"/>
       </w:tblGrid>
       <w:tr>
-        <w:tc>
-          <w:tcPr>
-            <w:tcW w:w="2905" w:type="dxa"/>
-            <w:tcBorders>
-              <w:top w:val="single" w:sz="4" w:space="0" w:color="000000"/>
-              <w:left w:val="single" w:sz="4" w:space="0" w:color="000000"/>
-              <w:bottom w:val="single" w:sz="4" w:space="0" w:color="000000"/>
-              <w:right w:val="single" w:sz="4" w:space="0" w:color="000000"/>
-            </w:tcBorders>
-          </w:tcPr>
-          <w:p>
+        <w:trPr/>
+        <w:tc>
+          <w:tcPr>
+            <w:tcW w:w="2904" w:type="dxa"/>
+            <w:tcBorders>
+              <w:top w:val="single" w:sz="4" w:space="0" w:color="000000"/>
+              <w:left w:val="single" w:sz="4" w:space="0" w:color="000000"/>
+              <w:bottom w:val="single" w:sz="4" w:space="0" w:color="000000"/>
+              <w:right w:val="single" w:sz="4" w:space="0" w:color="000000"/>
+            </w:tcBorders>
+          </w:tcPr>
+          <w:p>
+            <w:pPr>
+              <w:pStyle w:val="Normal"/>
+              <w:rPr/>
+            </w:pPr>
             <w:r>
               <w:rPr>
                 <w:b/>
@@ -760,44 +824,27 @@
             </w:tcBorders>
           </w:tcPr>
           <w:p>
-            <w:r>
-              <w:rPr>
-                <w:sz w:val="28"/>
-                <w:szCs w:val="28"/>
-              </w:rPr>
-              <w:t xml:space="preserve">Permite o </w:t>
-            </w:r>
-            <w:r>
-              <w:rPr>
-                <w:sz w:val="28"/>
-                <w:szCs w:val="28"/>
-              </w:rPr>
-              <w:t>administrador</w:t>
-            </w:r>
-            <w:r>
-              <w:rPr>
-                <w:sz w:val="28"/>
-                <w:szCs w:val="28"/>
-              </w:rPr>
-              <w:t xml:space="preserve"> consultar </w:t>
-            </w:r>
-            <w:r>
-              <w:rPr>
-                <w:sz w:val="28"/>
-                <w:szCs w:val="28"/>
-              </w:rPr>
-              <w:t>determinado restaurante.</w:t>
+            <w:pPr>
+              <w:pStyle w:val="Normal"/>
+              <w:rPr/>
+            </w:pPr>
+            <w:r>
+              <w:rPr>
+                <w:sz w:val="28"/>
+                <w:szCs w:val="28"/>
+              </w:rPr>
+              <w:t>Permite o administrador consultar determinado restaurante.</w:t>
             </w:r>
           </w:p>
         </w:tc>
       </w:tr>
       <w:tr>
         <w:trPr>
-          <w:cantSplit/>
+          <w:cantSplit w:val="true"/>
         </w:trPr>
         <w:tc>
           <w:tcPr>
-            <w:tcW w:w="10330" w:type="dxa"/>
+            <w:tcW w:w="10329" w:type="dxa"/>
             <w:gridSpan w:val="2"/>
             <w:tcBorders>
               <w:top w:val="single" w:sz="4" w:space="0" w:color="000000"/>
@@ -808,11 +855,12 @@
           </w:tcPr>
           <w:p>
             <w:pPr>
-              <w:pStyle w:val="Ttulo2"/>
+              <w:pStyle w:val="Heading2"/>
               <w:numPr>
                 <w:ilvl w:val="1"/>
                 <w:numId w:val="2"/>
               </w:numPr>
+              <w:rPr/>
             </w:pPr>
             <w:r>
               <w:rPr>
@@ -825,11 +873,11 @@
       </w:tr>
       <w:tr>
         <w:trPr>
-          <w:trHeight w:val="868"/>
+          <w:trHeight w:val="868" w:hRule="atLeast"/>
         </w:trPr>
         <w:tc>
           <w:tcPr>
-            <w:tcW w:w="10330" w:type="dxa"/>
+            <w:tcW w:w="10329" w:type="dxa"/>
             <w:gridSpan w:val="2"/>
             <w:tcBorders>
               <w:top w:val="single" w:sz="4" w:space="0" w:color="000000"/>
@@ -840,26 +888,26 @@
           </w:tcPr>
           <w:p>
             <w:pPr>
-              <w:pStyle w:val="Ttulo1"/>
+              <w:pStyle w:val="Heading1"/>
               <w:numPr>
                 <w:ilvl w:val="0"/>
-                <w:numId w:val="7"/>
+                <w:numId w:val="5"/>
               </w:numPr>
               <w:rPr>
-                <w:b w:val="0"/>
+                <w:b w:val="false"/>
                 <w:bCs/>
               </w:rPr>
             </w:pPr>
             <w:r>
               <w:rPr>
-                <w:b w:val="0"/>
+                <w:b w:val="false"/>
                 <w:bCs/>
               </w:rPr>
               <w:t>Sistema exibe tela listando todos os restaurantes cadastrados no sistema (</w:t>
             </w:r>
             <w:r>
               <w:rPr>
-                <w:b w:val="0"/>
+                <w:b w:val="false"/>
                 <w:bCs/>
                 <w:color w:val="EE0000"/>
               </w:rPr>
@@ -867,7 +915,7 @@
             </w:r>
             <w:r>
               <w:rPr>
-                <w:b w:val="0"/>
+                <w:b w:val="false"/>
                 <w:bCs/>
               </w:rPr>
               <w:t>);</w:t>
@@ -875,19 +923,19 @@
           </w:p>
           <w:p>
             <w:pPr>
-              <w:pStyle w:val="Ttulo1"/>
+              <w:pStyle w:val="Heading1"/>
               <w:numPr>
                 <w:ilvl w:val="0"/>
-                <w:numId w:val="7"/>
+                <w:numId w:val="5"/>
               </w:numPr>
               <w:rPr>
-                <w:b w:val="0"/>
+                <w:b w:val="false"/>
                 <w:bCs/>
               </w:rPr>
             </w:pPr>
             <w:r>
               <w:rPr>
-                <w:b w:val="0"/>
+                <w:b w:val="false"/>
                 <w:bCs/>
               </w:rPr>
               <w:t>Ator procura o restaurante que deseja para ser consultado na lista ou digita o seu nome no campo “Pesquisar Restaurante”;</w:t>
@@ -895,19 +943,19 @@
           </w:p>
           <w:p>
             <w:pPr>
-              <w:pStyle w:val="Ttulo1"/>
+              <w:pStyle w:val="Heading1"/>
               <w:numPr>
                 <w:ilvl w:val="0"/>
-                <w:numId w:val="7"/>
+                <w:numId w:val="5"/>
               </w:numPr>
               <w:rPr>
-                <w:b w:val="0"/>
+                <w:b w:val="false"/>
                 <w:bCs/>
               </w:rPr>
             </w:pPr>
             <w:r>
               <w:rPr>
-                <w:b w:val="0"/>
+                <w:b w:val="false"/>
                 <w:bCs/>
               </w:rPr>
               <w:t>Ator seleciona o restaurante desejado e clica no botão “Visualizar” para consultar dados do estabelecimento;</w:t>
@@ -915,26 +963,26 @@
           </w:p>
           <w:p>
             <w:pPr>
-              <w:pStyle w:val="Ttulo1"/>
+              <w:pStyle w:val="Heading1"/>
               <w:numPr>
                 <w:ilvl w:val="0"/>
-                <w:numId w:val="7"/>
+                <w:numId w:val="5"/>
               </w:numPr>
               <w:rPr>
-                <w:b w:val="0"/>
+                <w:b w:val="false"/>
                 <w:bCs/>
               </w:rPr>
             </w:pPr>
             <w:r>
               <w:rPr>
-                <w:b w:val="0"/>
+                <w:b w:val="false"/>
                 <w:bCs/>
               </w:rPr>
               <w:t>Sistema exibe tela “Visualizar Restaurante Cadastrado” (</w:t>
             </w:r>
             <w:r>
               <w:rPr>
-                <w:b w:val="0"/>
+                <w:b w:val="false"/>
                 <w:bCs/>
                 <w:color w:val="EE0000"/>
               </w:rPr>
@@ -942,7 +990,7 @@
             </w:r>
             <w:r>
               <w:rPr>
-                <w:b w:val="0"/>
+                <w:b w:val="false"/>
                 <w:bCs/>
               </w:rPr>
               <w:t>);</w:t>
@@ -952,11 +1000,11 @@
       </w:tr>
       <w:tr>
         <w:trPr>
-          <w:trHeight w:val="450"/>
+          <w:trHeight w:val="450" w:hRule="atLeast"/>
         </w:trPr>
         <w:tc>
           <w:tcPr>
-            <w:tcW w:w="10330" w:type="dxa"/>
+            <w:tcW w:w="10329" w:type="dxa"/>
             <w:gridSpan w:val="2"/>
             <w:tcBorders>
               <w:top w:val="single" w:sz="4" w:space="0" w:color="000000"/>
@@ -967,8 +1015,10 @@
           </w:tcPr>
           <w:p>
             <w:pPr>
+              <w:pStyle w:val="Normal"/>
               <w:tabs>
-                <w:tab w:val="left" w:pos="360"/>
+                <w:tab w:val="clear" w:pos="720"/>
+                <w:tab w:val="left" w:pos="360" w:leader="none"/>
               </w:tabs>
               <w:jc w:val="center"/>
               <w:rPr>
@@ -990,11 +1040,11 @@
       </w:tr>
       <w:tr>
         <w:trPr>
-          <w:trHeight w:val="289"/>
+          <w:trHeight w:val="289" w:hRule="atLeast"/>
         </w:trPr>
         <w:tc>
           <w:tcPr>
-            <w:tcW w:w="10330" w:type="dxa"/>
+            <w:tcW w:w="10329" w:type="dxa"/>
             <w:gridSpan w:val="2"/>
             <w:tcBorders>
               <w:top w:val="single" w:sz="4" w:space="0" w:color="000000"/>
@@ -1005,8 +1055,10 @@
           </w:tcPr>
           <w:p>
             <w:pPr>
+              <w:pStyle w:val="Normal"/>
               <w:tabs>
-                <w:tab w:val="left" w:pos="360"/>
+                <w:tab w:val="clear" w:pos="720"/>
+                <w:tab w:val="left" w:pos="360" w:leader="none"/>
               </w:tabs>
               <w:rPr>
                 <w:sz w:val="28"/>
@@ -1019,37 +1071,14 @@
                 <w:sz w:val="28"/>
                 <w:szCs w:val="28"/>
               </w:rPr>
-              <w:t xml:space="preserve">Linha </w:t>
-            </w:r>
-            <w:r>
-              <w:rPr>
-                <w:b/>
-                <w:sz w:val="28"/>
-                <w:szCs w:val="28"/>
-              </w:rPr>
-              <w:t>1</w:t>
-            </w:r>
-            <w:r>
-              <w:rPr>
-                <w:b/>
-                <w:sz w:val="28"/>
-                <w:szCs w:val="28"/>
-              </w:rPr>
-              <w:t xml:space="preserve">: </w:t>
-            </w:r>
-            <w:r>
-              <w:rPr>
-                <w:sz w:val="28"/>
-                <w:szCs w:val="28"/>
-              </w:rPr>
-              <w:t>A</w:t>
-            </w:r>
-            <w:r>
-              <w:rPr>
-                <w:sz w:val="28"/>
-                <w:szCs w:val="28"/>
-              </w:rPr>
-              <w:t>tor Seleciona o botão “Voltar” e o sistema volta a exibir a tela Inicial(</w:t>
+              <w:t xml:space="preserve">Linha 1: </w:t>
+            </w:r>
+            <w:r>
+              <w:rPr>
+                <w:sz w:val="28"/>
+                <w:szCs w:val="28"/>
+              </w:rPr>
+              <w:t>Ator Seleciona o botão “Voltar” e o sistema volta a exibir a tela Inicial(</w:t>
             </w:r>
             <w:r>
               <w:rPr>
@@ -1069,8 +1098,10 @@
           </w:p>
           <w:p>
             <w:pPr>
+              <w:pStyle w:val="Normal"/>
               <w:tabs>
-                <w:tab w:val="left" w:pos="360"/>
+                <w:tab w:val="clear" w:pos="720"/>
+                <w:tab w:val="left" w:pos="360" w:leader="none"/>
               </w:tabs>
               <w:rPr>
                 <w:b/>
@@ -1078,16 +1109,23 @@
                 <w:szCs w:val="28"/>
               </w:rPr>
             </w:pPr>
+            <w:r>
+              <w:rPr>
+                <w:b/>
+                <w:sz w:val="28"/>
+                <w:szCs w:val="28"/>
+              </w:rPr>
+            </w:r>
           </w:p>
         </w:tc>
       </w:tr>
       <w:tr>
         <w:trPr>
-          <w:trHeight w:val="289"/>
+          <w:trHeight w:val="289" w:hRule="atLeast"/>
         </w:trPr>
         <w:tc>
           <w:tcPr>
-            <w:tcW w:w="10330" w:type="dxa"/>
+            <w:tcW w:w="10329" w:type="dxa"/>
             <w:gridSpan w:val="2"/>
             <w:tcBorders>
               <w:top w:val="single" w:sz="4" w:space="0" w:color="000000"/>
@@ -1098,8 +1136,10 @@
           </w:tcPr>
           <w:p>
             <w:pPr>
+              <w:pStyle w:val="Normal"/>
               <w:tabs>
-                <w:tab w:val="left" w:pos="360"/>
+                <w:tab w:val="clear" w:pos="720"/>
+                <w:tab w:val="left" w:pos="360" w:leader="none"/>
               </w:tabs>
               <w:jc w:val="center"/>
               <w:rPr>
@@ -1121,11 +1161,11 @@
       </w:tr>
       <w:tr>
         <w:trPr>
-          <w:trHeight w:val="289"/>
+          <w:trHeight w:val="289" w:hRule="atLeast"/>
         </w:trPr>
         <w:tc>
           <w:tcPr>
-            <w:tcW w:w="10330" w:type="dxa"/>
+            <w:tcW w:w="10329" w:type="dxa"/>
             <w:gridSpan w:val="2"/>
             <w:tcBorders>
               <w:top w:val="single" w:sz="4" w:space="0" w:color="000000"/>
@@ -1136,8 +1176,10 @@
           </w:tcPr>
           <w:p>
             <w:pPr>
+              <w:pStyle w:val="Normal"/>
               <w:tabs>
-                <w:tab w:val="left" w:pos="360"/>
+                <w:tab w:val="clear" w:pos="720"/>
+                <w:tab w:val="left" w:pos="360" w:leader="none"/>
               </w:tabs>
               <w:rPr>
                 <w:b/>
@@ -1152,16 +1194,7 @@
                 <w:sz w:val="28"/>
                 <w:szCs w:val="28"/>
               </w:rPr>
-              <w:t xml:space="preserve">Linha </w:t>
-            </w:r>
-            <w:r>
-              <w:rPr>
-                <w:b/>
-                <w:bCs/>
-                <w:sz w:val="28"/>
-                <w:szCs w:val="28"/>
-              </w:rPr>
-              <w:t>2</w:t>
+              <w:t>Linha 2</w:t>
             </w:r>
             <w:r>
               <w:rPr>
@@ -1191,72 +1224,99 @@
     </w:tbl>
     <w:p>
       <w:pPr>
+        <w:pStyle w:val="Normal"/>
         <w:jc w:val="center"/>
-      </w:pPr>
+        <w:rPr/>
+      </w:pPr>
+      <w:r>
+        <w:rPr/>
+      </w:r>
     </w:p>
     <w:p>
       <w:pPr>
+        <w:pStyle w:val="Normal"/>
         <w:jc w:val="center"/>
-      </w:pPr>
+        <w:rPr/>
+      </w:pPr>
+      <w:r>
+        <w:rPr/>
+      </w:r>
     </w:p>
     <w:p>
       <w:pPr>
+        <w:pStyle w:val="Normal"/>
         <w:jc w:val="center"/>
-      </w:pPr>
+        <w:rPr/>
+      </w:pPr>
+      <w:r>
+        <w:rPr/>
+      </w:r>
     </w:p>
     <w:p>
       <w:pPr>
+        <w:pStyle w:val="Normal"/>
         <w:jc w:val="center"/>
-      </w:pPr>
+        <w:rPr/>
+      </w:pPr>
+      <w:r>
+        <w:rPr/>
+      </w:r>
     </w:p>
     <w:p>
       <w:pPr>
-        <w:pStyle w:val="Ttulo1"/>
+        <w:pStyle w:val="Heading1"/>
         <w:numPr>
           <w:ilvl w:val="0"/>
           <w:numId w:val="2"/>
         </w:numPr>
+        <w:rPr/>
       </w:pPr>
       <w:r>
-        <w:lastRenderedPageBreak/>
+        <w:rPr/>
         <w:t xml:space="preserve">Seção: </w:t>
       </w:r>
       <w:r>
         <w:rPr>
-          <w:b w:val="0"/>
+          <w:b w:val="false"/>
         </w:rPr>
-        <w:t>Excluir</w:t>
-      </w:r>
-      <w:r>
-        <w:rPr>
-          <w:b w:val="0"/>
-        </w:rPr>
-        <w:t xml:space="preserve"> Restaurante</w:t>
+        <w:t>Excluir Restaurante</w:t>
       </w:r>
     </w:p>
     <w:tbl>
       <w:tblPr>
         <w:tblW w:w="10330" w:type="dxa"/>
+        <w:jc w:val="left"/>
         <w:tblInd w:w="-70" w:type="dxa"/>
         <w:tblLayout w:type="fixed"/>
-        <w:tblLook w:val="0000" w:firstRow="0" w:lastRow="0" w:firstColumn="0" w:lastColumn="0" w:noHBand="0" w:noVBand="0"/>
+        <w:tblCellMar>
+          <w:top w:w="0" w:type="dxa"/>
+          <w:left w:w="108" w:type="dxa"/>
+          <w:bottom w:w="0" w:type="dxa"/>
+          <w:right w:w="108" w:type="dxa"/>
+        </w:tblCellMar>
+        <w:tblLook w:firstRow="0" w:noVBand="0" w:lastRow="0" w:firstColumn="0" w:lastColumn="0" w:noHBand="0" w:val="0000"/>
       </w:tblPr>
       <w:tblGrid>
-        <w:gridCol w:w="2905"/>
+        <w:gridCol w:w="2904"/>
         <w:gridCol w:w="7425"/>
       </w:tblGrid>
       <w:tr>
-        <w:tc>
-          <w:tcPr>
-            <w:tcW w:w="2905" w:type="dxa"/>
-            <w:tcBorders>
-              <w:top w:val="single" w:sz="4" w:space="0" w:color="000000"/>
-              <w:left w:val="single" w:sz="4" w:space="0" w:color="000000"/>
-              <w:bottom w:val="single" w:sz="4" w:space="0" w:color="000000"/>
-              <w:right w:val="single" w:sz="4" w:space="0" w:color="000000"/>
-            </w:tcBorders>
-          </w:tcPr>
-          <w:p>
+        <w:trPr/>
+        <w:tc>
+          <w:tcPr>
+            <w:tcW w:w="2904" w:type="dxa"/>
+            <w:tcBorders>
+              <w:top w:val="single" w:sz="4" w:space="0" w:color="000000"/>
+              <w:left w:val="single" w:sz="4" w:space="0" w:color="000000"/>
+              <w:bottom w:val="single" w:sz="4" w:space="0" w:color="000000"/>
+              <w:right w:val="single" w:sz="4" w:space="0" w:color="000000"/>
+            </w:tcBorders>
+          </w:tcPr>
+          <w:p>
+            <w:pPr>
+              <w:pStyle w:val="Normal"/>
+              <w:rPr/>
+            </w:pPr>
             <w:r>
               <w:rPr>
                 <w:b/>
@@ -1278,6 +1338,10 @@
             </w:tcBorders>
           </w:tcPr>
           <w:p>
+            <w:pPr>
+              <w:pStyle w:val="Normal"/>
+              <w:rPr/>
+            </w:pPr>
             <w:r>
               <w:rPr>
                 <w:sz w:val="28"/>
@@ -1290,11 +1354,11 @@
       </w:tr>
       <w:tr>
         <w:trPr>
-          <w:cantSplit/>
+          <w:cantSplit w:val="true"/>
         </w:trPr>
         <w:tc>
           <w:tcPr>
-            <w:tcW w:w="10330" w:type="dxa"/>
+            <w:tcW w:w="10329" w:type="dxa"/>
             <w:gridSpan w:val="2"/>
             <w:tcBorders>
               <w:top w:val="single" w:sz="4" w:space="0" w:color="000000"/>
@@ -1305,11 +1369,12 @@
           </w:tcPr>
           <w:p>
             <w:pPr>
-              <w:pStyle w:val="Ttulo2"/>
+              <w:pStyle w:val="Heading2"/>
               <w:numPr>
                 <w:ilvl w:val="1"/>
                 <w:numId w:val="2"/>
               </w:numPr>
+              <w:rPr/>
             </w:pPr>
             <w:r>
               <w:rPr>
@@ -1322,11 +1387,11 @@
       </w:tr>
       <w:tr>
         <w:trPr>
-          <w:trHeight w:val="868"/>
+          <w:trHeight w:val="868" w:hRule="atLeast"/>
         </w:trPr>
         <w:tc>
           <w:tcPr>
-            <w:tcW w:w="10330" w:type="dxa"/>
+            <w:tcW w:w="10329" w:type="dxa"/>
             <w:gridSpan w:val="2"/>
             <w:tcBorders>
               <w:top w:val="single" w:sz="4" w:space="0" w:color="000000"/>
@@ -1337,13 +1402,14 @@
           </w:tcPr>
           <w:p>
             <w:pPr>
-              <w:pStyle w:val="PargrafodaLista"/>
+              <w:pStyle w:val="ListParagraph"/>
               <w:numPr>
                 <w:ilvl w:val="0"/>
-                <w:numId w:val="6"/>
+                <w:numId w:val="4"/>
               </w:numPr>
               <w:tabs>
-                <w:tab w:val="left" w:pos="360"/>
+                <w:tab w:val="clear" w:pos="720"/>
+                <w:tab w:val="left" w:pos="360" w:leader="none"/>
               </w:tabs>
               <w:rPr>
                 <w:sz w:val="28"/>
@@ -1360,13 +1426,14 @@
           </w:p>
           <w:p>
             <w:pPr>
-              <w:pStyle w:val="PargrafodaLista"/>
+              <w:pStyle w:val="ListParagraph"/>
               <w:numPr>
                 <w:ilvl w:val="0"/>
-                <w:numId w:val="6"/>
+                <w:numId w:val="4"/>
               </w:numPr>
               <w:tabs>
-                <w:tab w:val="left" w:pos="360"/>
+                <w:tab w:val="clear" w:pos="720"/>
+                <w:tab w:val="left" w:pos="360" w:leader="none"/>
               </w:tabs>
               <w:rPr>
                 <w:sz w:val="28"/>
@@ -1398,13 +1465,14 @@
           </w:p>
           <w:p>
             <w:pPr>
-              <w:pStyle w:val="PargrafodaLista"/>
+              <w:pStyle w:val="ListParagraph"/>
               <w:numPr>
                 <w:ilvl w:val="0"/>
-                <w:numId w:val="6"/>
+                <w:numId w:val="4"/>
               </w:numPr>
               <w:tabs>
-                <w:tab w:val="left" w:pos="360"/>
+                <w:tab w:val="clear" w:pos="720"/>
+                <w:tab w:val="left" w:pos="360" w:leader="none"/>
               </w:tabs>
               <w:rPr>
                 <w:sz w:val="28"/>
@@ -1416,25 +1484,19 @@
                 <w:sz w:val="28"/>
                 <w:szCs w:val="28"/>
               </w:rPr>
-              <w:t>Ator seleciona opção “Remover Restaurante”</w:t>
-            </w:r>
-            <w:r>
-              <w:rPr>
-                <w:sz w:val="28"/>
-                <w:szCs w:val="28"/>
-              </w:rPr>
-              <w:t>.</w:t>
-            </w:r>
-          </w:p>
-          <w:p>
-            <w:pPr>
-              <w:pStyle w:val="PargrafodaLista"/>
+              <w:t>Ator seleciona opção “Remover Restaurante”.</w:t>
+            </w:r>
+          </w:p>
+          <w:p>
+            <w:pPr>
+              <w:pStyle w:val="ListParagraph"/>
               <w:numPr>
                 <w:ilvl w:val="0"/>
-                <w:numId w:val="6"/>
+                <w:numId w:val="4"/>
               </w:numPr>
               <w:tabs>
-                <w:tab w:val="left" w:pos="360"/>
+                <w:tab w:val="clear" w:pos="720"/>
+                <w:tab w:val="left" w:pos="360" w:leader="none"/>
               </w:tabs>
               <w:rPr>
                 <w:sz w:val="28"/>
@@ -1466,13 +1528,14 @@
           </w:p>
           <w:p>
             <w:pPr>
-              <w:pStyle w:val="PargrafodaLista"/>
+              <w:pStyle w:val="ListParagraph"/>
               <w:numPr>
                 <w:ilvl w:val="0"/>
-                <w:numId w:val="6"/>
+                <w:numId w:val="4"/>
               </w:numPr>
               <w:tabs>
-                <w:tab w:val="left" w:pos="360"/>
+                <w:tab w:val="clear" w:pos="720"/>
+                <w:tab w:val="left" w:pos="360" w:leader="none"/>
               </w:tabs>
               <w:rPr>
                 <w:sz w:val="28"/>
@@ -1489,13 +1552,14 @@
           </w:p>
           <w:p>
             <w:pPr>
-              <w:pStyle w:val="PargrafodaLista"/>
+              <w:pStyle w:val="ListParagraph"/>
               <w:numPr>
                 <w:ilvl w:val="0"/>
-                <w:numId w:val="6"/>
+                <w:numId w:val="4"/>
               </w:numPr>
               <w:tabs>
-                <w:tab w:val="left" w:pos="360"/>
+                <w:tab w:val="clear" w:pos="720"/>
+                <w:tab w:val="left" w:pos="360" w:leader="none"/>
               </w:tabs>
               <w:rPr>
                 <w:sz w:val="28"/>
@@ -1514,11 +1578,11 @@
       </w:tr>
       <w:tr>
         <w:trPr>
-          <w:trHeight w:val="450"/>
+          <w:trHeight w:val="450" w:hRule="atLeast"/>
         </w:trPr>
         <w:tc>
           <w:tcPr>
-            <w:tcW w:w="10330" w:type="dxa"/>
+            <w:tcW w:w="10329" w:type="dxa"/>
             <w:gridSpan w:val="2"/>
             <w:tcBorders>
               <w:top w:val="single" w:sz="4" w:space="0" w:color="000000"/>
@@ -1529,8 +1593,10 @@
           </w:tcPr>
           <w:p>
             <w:pPr>
+              <w:pStyle w:val="Normal"/>
               <w:tabs>
-                <w:tab w:val="left" w:pos="360"/>
+                <w:tab w:val="clear" w:pos="720"/>
+                <w:tab w:val="left" w:pos="360" w:leader="none"/>
               </w:tabs>
               <w:jc w:val="center"/>
               <w:rPr>
@@ -1552,11 +1618,11 @@
       </w:tr>
       <w:tr>
         <w:trPr>
-          <w:trHeight w:val="289"/>
+          <w:trHeight w:val="289" w:hRule="atLeast"/>
         </w:trPr>
         <w:tc>
           <w:tcPr>
-            <w:tcW w:w="10330" w:type="dxa"/>
+            <w:tcW w:w="10329" w:type="dxa"/>
             <w:gridSpan w:val="2"/>
             <w:tcBorders>
               <w:top w:val="single" w:sz="4" w:space="0" w:color="000000"/>
@@ -1567,8 +1633,10 @@
           </w:tcPr>
           <w:p>
             <w:pPr>
+              <w:pStyle w:val="Normal"/>
               <w:tabs>
-                <w:tab w:val="left" w:pos="360"/>
+                <w:tab w:val="clear" w:pos="720"/>
+                <w:tab w:val="left" w:pos="360" w:leader="none"/>
               </w:tabs>
               <w:rPr>
                 <w:sz w:val="28"/>
@@ -1588,35 +1656,7 @@
                 <w:sz w:val="28"/>
                 <w:szCs w:val="28"/>
               </w:rPr>
-              <w:t xml:space="preserve">Ator Seleciona </w:t>
-            </w:r>
-            <w:r>
-              <w:rPr>
-                <w:sz w:val="28"/>
-                <w:szCs w:val="28"/>
-              </w:rPr>
-              <w:t xml:space="preserve">a opção </w:t>
-            </w:r>
-            <w:r>
-              <w:rPr>
-                <w:sz w:val="28"/>
-                <w:szCs w:val="28"/>
-              </w:rPr>
-              <w:t>“Voltar”</w:t>
-            </w:r>
-            <w:r>
-              <w:rPr>
-                <w:sz w:val="28"/>
-                <w:szCs w:val="28"/>
-              </w:rPr>
-              <w:t xml:space="preserve"> e o s</w:t>
-            </w:r>
-            <w:r>
-              <w:rPr>
-                <w:sz w:val="28"/>
-                <w:szCs w:val="28"/>
-              </w:rPr>
-              <w:t>istema volta a exibir a tela Inicial(</w:t>
+              <w:t>Ator Seleciona a opção “Voltar” e o sistema volta a exibir a tela Inicial(</w:t>
             </w:r>
             <w:r>
               <w:rPr>
@@ -1631,20 +1671,7 @@
                 <w:sz w:val="28"/>
                 <w:szCs w:val="28"/>
               </w:rPr>
-              <w:t>)</w:t>
-            </w:r>
-            <w:r>
-              <w:rPr>
-                <w:sz w:val="28"/>
-                <w:szCs w:val="28"/>
-              </w:rPr>
-              <w:t>.</w:t>
-            </w:r>
-            <w:r>
-              <w:rPr>
-                <w:sz w:val="28"/>
-                <w:szCs w:val="28"/>
-              </w:rPr>
+              <w:t>).</w:t>
               <w:br/>
             </w:r>
             <w:r>
@@ -1681,8 +1708,10 @@
           </w:p>
           <w:p>
             <w:pPr>
+              <w:pStyle w:val="Normal"/>
               <w:tabs>
-                <w:tab w:val="left" w:pos="360"/>
+                <w:tab w:val="clear" w:pos="720"/>
+                <w:tab w:val="left" w:pos="360" w:leader="none"/>
               </w:tabs>
               <w:rPr>
                 <w:b/>
@@ -1690,16 +1719,23 @@
                 <w:szCs w:val="28"/>
               </w:rPr>
             </w:pPr>
+            <w:r>
+              <w:rPr>
+                <w:b/>
+                <w:sz w:val="28"/>
+                <w:szCs w:val="28"/>
+              </w:rPr>
+            </w:r>
           </w:p>
         </w:tc>
       </w:tr>
       <w:tr>
         <w:trPr>
-          <w:trHeight w:val="289"/>
+          <w:trHeight w:val="289" w:hRule="atLeast"/>
         </w:trPr>
         <w:tc>
           <w:tcPr>
-            <w:tcW w:w="10330" w:type="dxa"/>
+            <w:tcW w:w="10329" w:type="dxa"/>
             <w:gridSpan w:val="2"/>
             <w:tcBorders>
               <w:top w:val="single" w:sz="4" w:space="0" w:color="000000"/>
@@ -1710,8 +1746,10 @@
           </w:tcPr>
           <w:p>
             <w:pPr>
+              <w:pStyle w:val="Normal"/>
               <w:tabs>
-                <w:tab w:val="left" w:pos="7584"/>
+                <w:tab w:val="clear" w:pos="720"/>
+                <w:tab w:val="left" w:pos="7584" w:leader="none"/>
               </w:tabs>
               <w:jc w:val="center"/>
               <w:rPr>
@@ -1733,11 +1771,11 @@
       </w:tr>
       <w:tr>
         <w:trPr>
-          <w:trHeight w:val="1236"/>
+          <w:trHeight w:val="1236" w:hRule="atLeast"/>
         </w:trPr>
         <w:tc>
           <w:tcPr>
-            <w:tcW w:w="10330" w:type="dxa"/>
+            <w:tcW w:w="10329" w:type="dxa"/>
             <w:gridSpan w:val="2"/>
             <w:tcBorders>
               <w:top w:val="single" w:sz="4" w:space="0" w:color="000000"/>
@@ -1748,8 +1786,10 @@
           </w:tcPr>
           <w:p>
             <w:pPr>
+              <w:pStyle w:val="Normal"/>
               <w:tabs>
-                <w:tab w:val="left" w:pos="3624"/>
+                <w:tab w:val="clear" w:pos="720"/>
+                <w:tab w:val="left" w:pos="3624" w:leader="none"/>
               </w:tabs>
               <w:rPr>
                 <w:b/>
@@ -1767,29 +1807,17 @@
             </w:r>
           </w:p>
           <w:p>
-            <w:r>
-              <w:rPr>
-                <w:b/>
-                <w:sz w:val="28"/>
-                <w:szCs w:val="28"/>
-              </w:rPr>
-              <w:t xml:space="preserve">Linha </w:t>
-            </w:r>
-            <w:r>
-              <w:rPr>
-                <w:b/>
-                <w:sz w:val="28"/>
-                <w:szCs w:val="28"/>
-              </w:rPr>
-              <w:t>6</w:t>
-            </w:r>
-            <w:r>
-              <w:rPr>
-                <w:b/>
-                <w:sz w:val="28"/>
-                <w:szCs w:val="28"/>
-              </w:rPr>
-              <w:t xml:space="preserve">: </w:t>
+            <w:pPr>
+              <w:pStyle w:val="Normal"/>
+              <w:rPr/>
+            </w:pPr>
+            <w:r>
+              <w:rPr>
+                <w:b/>
+                <w:sz w:val="28"/>
+                <w:szCs w:val="28"/>
+              </w:rPr>
+              <w:t xml:space="preserve">Linha 6: </w:t>
             </w:r>
             <w:r>
               <w:rPr>
@@ -1812,15 +1840,7 @@
                 <w:sz w:val="28"/>
                 <w:szCs w:val="28"/>
               </w:rPr>
-              <w:t>Tela_</w:t>
-            </w:r>
-            <w:r>
-              <w:rPr>
-                <w:color w:val="FF0000"/>
-                <w:sz w:val="28"/>
-                <w:szCs w:val="28"/>
-              </w:rPr>
-              <w:t>W21</w:t>
+              <w:t>Tela_W21</w:t>
             </w:r>
             <w:r>
               <w:rPr>
@@ -1830,76 +1850,92 @@
               <w:t>).</w:t>
             </w:r>
           </w:p>
-          <w:p/>
-          <w:p>
-            <w:pPr>
-              <w:tabs>
-                <w:tab w:val="left" w:pos="3624"/>
-              </w:tabs>
-              <w:rPr>
-                <w:b/>
-                <w:sz w:val="28"/>
-                <w:szCs w:val="28"/>
-              </w:rPr>
-            </w:pPr>
+          <w:p>
+            <w:pPr>
+              <w:pStyle w:val="Normal"/>
+              <w:rPr/>
+            </w:pPr>
+            <w:r>
+              <w:rPr/>
+            </w:r>
+          </w:p>
+          <w:p>
+            <w:pPr>
+              <w:pStyle w:val="Normal"/>
+              <w:rPr/>
+            </w:pPr>
+            <w:r>
+              <w:rPr/>
+            </w:r>
           </w:p>
         </w:tc>
       </w:tr>
     </w:tbl>
     <w:p>
       <w:pPr>
+        <w:pStyle w:val="Normal"/>
         <w:jc w:val="center"/>
-      </w:pPr>
+        <w:rPr/>
+      </w:pPr>
+      <w:r>
+        <w:rPr/>
+      </w:r>
     </w:p>
     <w:p>
       <w:pPr>
-        <w:pStyle w:val="Ttulo1"/>
+        <w:pStyle w:val="Heading1"/>
         <w:numPr>
           <w:ilvl w:val="0"/>
           <w:numId w:val="2"/>
         </w:numPr>
-      </w:pPr>
-      <w:bookmarkStart w:id="1" w:name="_heading=h.12ufc6ycveq8" w:colFirst="0" w:colLast="0"/>
-      <w:bookmarkEnd w:id="1"/>
+        <w:rPr/>
+      </w:pPr>
       <w:r>
+        <w:rPr/>
         <w:t xml:space="preserve">Seção: </w:t>
       </w:r>
       <w:r>
         <w:rPr>
-          <w:b w:val="0"/>
+          <w:b w:val="false"/>
         </w:rPr>
-        <w:t>Adicionar</w:t>
-      </w:r>
-      <w:r>
-        <w:rPr>
-          <w:b w:val="0"/>
-        </w:rPr>
-        <w:t xml:space="preserve"> Restaurante</w:t>
+        <w:t>Modificar Data de Pagamento</w:t>
       </w:r>
     </w:p>
     <w:tbl>
       <w:tblPr>
         <w:tblW w:w="10330" w:type="dxa"/>
+        <w:jc w:val="left"/>
         <w:tblInd w:w="-70" w:type="dxa"/>
         <w:tblLayout w:type="fixed"/>
-        <w:tblLook w:val="0000" w:firstRow="0" w:lastRow="0" w:firstColumn="0" w:lastColumn="0" w:noHBand="0" w:noVBand="0"/>
+        <w:tblCellMar>
+          <w:top w:w="0" w:type="dxa"/>
+          <w:left w:w="108" w:type="dxa"/>
+          <w:bottom w:w="0" w:type="dxa"/>
+          <w:right w:w="108" w:type="dxa"/>
+        </w:tblCellMar>
+        <w:tblLook w:firstRow="0" w:noVBand="0" w:lastRow="0" w:firstColumn="0" w:lastColumn="0" w:noHBand="0" w:val="0000"/>
       </w:tblPr>
       <w:tblGrid>
-        <w:gridCol w:w="2905"/>
-        <w:gridCol w:w="7425"/>
+        <w:gridCol w:w="2904"/>
+        <w:gridCol w:w="7426"/>
       </w:tblGrid>
       <w:tr>
-        <w:tc>
-          <w:tcPr>
-            <w:tcW w:w="2905" w:type="dxa"/>
-            <w:tcBorders>
-              <w:top w:val="single" w:sz="4" w:space="0" w:color="000000"/>
-              <w:left w:val="single" w:sz="4" w:space="0" w:color="000000"/>
-              <w:bottom w:val="single" w:sz="4" w:space="0" w:color="000000"/>
-              <w:right w:val="single" w:sz="4" w:space="0" w:color="000000"/>
-            </w:tcBorders>
-          </w:tcPr>
-          <w:p>
+        <w:trPr/>
+        <w:tc>
+          <w:tcPr>
+            <w:tcW w:w="2904" w:type="dxa"/>
+            <w:tcBorders>
+              <w:top w:val="single" w:sz="4" w:space="0" w:color="000000"/>
+              <w:left w:val="single" w:sz="4" w:space="0" w:color="000000"/>
+              <w:bottom w:val="single" w:sz="4" w:space="0" w:color="000000"/>
+              <w:right w:val="single" w:sz="4" w:space="0" w:color="000000"/>
+            </w:tcBorders>
+          </w:tcPr>
+          <w:p>
+            <w:pPr>
+              <w:pStyle w:val="Normal"/>
+              <w:rPr/>
+            </w:pPr>
             <w:r>
               <w:rPr>
                 <w:b/>
@@ -1912,15 +1948,19 @@
         </w:tc>
         <w:tc>
           <w:tcPr>
-            <w:tcW w:w="7425" w:type="dxa"/>
-            <w:tcBorders>
-              <w:top w:val="single" w:sz="4" w:space="0" w:color="000000"/>
-              <w:left w:val="single" w:sz="4" w:space="0" w:color="000000"/>
-              <w:bottom w:val="single" w:sz="4" w:space="0" w:color="000000"/>
-              <w:right w:val="single" w:sz="4" w:space="0" w:color="000000"/>
-            </w:tcBorders>
-          </w:tcPr>
-          <w:p>
+            <w:tcW w:w="7426" w:type="dxa"/>
+            <w:tcBorders>
+              <w:top w:val="single" w:sz="4" w:space="0" w:color="000000"/>
+              <w:left w:val="single" w:sz="4" w:space="0" w:color="000000"/>
+              <w:bottom w:val="single" w:sz="4" w:space="0" w:color="000000"/>
+              <w:right w:val="single" w:sz="4" w:space="0" w:color="000000"/>
+            </w:tcBorders>
+          </w:tcPr>
+          <w:p>
+            <w:pPr>
+              <w:pStyle w:val="Normal"/>
+              <w:rPr/>
+            </w:pPr>
             <w:r>
               <w:rPr>
                 <w:sz w:val="28"/>
@@ -1933,21 +1973,21 @@
                 <w:sz w:val="28"/>
                 <w:szCs w:val="28"/>
               </w:rPr>
-              <w:t>adicionar</w:t>
-            </w:r>
-            <w:r>
-              <w:rPr>
-                <w:sz w:val="28"/>
-                <w:szCs w:val="28"/>
-              </w:rPr>
-              <w:t xml:space="preserve"> determinado restaurante.</w:t>
+              <w:t>modificar a data de pagamento do</w:t>
+            </w:r>
+            <w:r>
+              <w:rPr>
+                <w:sz w:val="28"/>
+                <w:szCs w:val="28"/>
+              </w:rPr>
+              <w:t xml:space="preserve"> restaurante.</w:t>
             </w:r>
           </w:p>
         </w:tc>
       </w:tr>
       <w:tr>
         <w:trPr>
-          <w:cantSplit/>
+          <w:cantSplit w:val="true"/>
         </w:trPr>
         <w:tc>
           <w:tcPr>
@@ -1962,11 +2002,12 @@
           </w:tcPr>
           <w:p>
             <w:pPr>
-              <w:pStyle w:val="Ttulo2"/>
+              <w:pStyle w:val="Heading2"/>
               <w:numPr>
                 <w:ilvl w:val="1"/>
                 <w:numId w:val="2"/>
               </w:numPr>
+              <w:rPr/>
             </w:pPr>
             <w:r>
               <w:rPr>
@@ -1979,7 +2020,7 @@
       </w:tr>
       <w:tr>
         <w:trPr>
-          <w:trHeight w:val="868"/>
+          <w:trHeight w:val="868" w:hRule="atLeast"/>
         </w:trPr>
         <w:tc>
           <w:tcPr>
@@ -1994,140 +2035,173 @@
           </w:tcPr>
           <w:p>
             <w:pPr>
-              <w:pStyle w:val="Ttulo1"/>
+              <w:pStyle w:val="Heading1"/>
               <w:numPr>
                 <w:ilvl w:val="0"/>
-                <w:numId w:val="11"/>
+                <w:numId w:val="7"/>
               </w:numPr>
               <w:rPr>
-                <w:b w:val="0"/>
+                <w:b w:val="false"/>
                 <w:bCs/>
               </w:rPr>
             </w:pPr>
             <w:r>
               <w:rPr>
-                <w:b w:val="0"/>
+                <w:b w:val="false"/>
                 <w:bCs/>
-              </w:rPr>
-              <w:t>Sistema exibe a tela de “Cadastrar Restaurante”(</w:t>
-            </w:r>
-            <w:r>
-              <w:rPr>
-                <w:b w:val="0"/>
+                <w:sz w:val="28"/>
+                <w:szCs w:val="28"/>
+              </w:rPr>
+              <w:t>Sistema exibe tela listando todos os restaurantes cadastrados no sistema (</w:t>
+            </w:r>
+            <w:r>
+              <w:rPr>
+                <w:b w:val="false"/>
                 <w:bCs/>
                 <w:color w:val="EE0000"/>
-              </w:rPr>
-              <w:t>Tela_W20</w:t>
-            </w:r>
-            <w:r>
-              <w:rPr>
-                <w:b w:val="0"/>
+                <w:sz w:val="28"/>
+                <w:szCs w:val="28"/>
+              </w:rPr>
+              <w:t>Tela_W18</w:t>
+            </w:r>
+            <w:r>
+              <w:rPr>
+                <w:b w:val="false"/>
                 <w:bCs/>
-              </w:rPr>
-              <w:t>).</w:t>
-            </w:r>
-          </w:p>
-          <w:p>
-            <w:pPr>
-              <w:pStyle w:val="PargrafodaLista"/>
+                <w:sz w:val="28"/>
+                <w:szCs w:val="28"/>
+              </w:rPr>
+              <w:t>);</w:t>
+            </w:r>
+          </w:p>
+          <w:p>
+            <w:pPr>
+              <w:pStyle w:val="Heading1"/>
               <w:numPr>
                 <w:ilvl w:val="0"/>
-                <w:numId w:val="11"/>
+                <w:numId w:val="7"/>
               </w:numPr>
               <w:rPr>
-                <w:sz w:val="28"/>
-                <w:szCs w:val="28"/>
-              </w:rPr>
-            </w:pPr>
-            <w:r>
-              <w:rPr>
-                <w:sz w:val="28"/>
-                <w:szCs w:val="28"/>
-              </w:rPr>
-              <w:t>Ator preenche os dados de cadastro necessário.</w:t>
-            </w:r>
-          </w:p>
-          <w:p>
-            <w:pPr>
-              <w:pStyle w:val="PargrafodaLista"/>
+                <w:b w:val="false"/>
+                <w:bCs/>
+              </w:rPr>
+            </w:pPr>
+            <w:r>
+              <w:rPr>
+                <w:b w:val="false"/>
+                <w:bCs/>
+                <w:sz w:val="28"/>
+                <w:szCs w:val="28"/>
+              </w:rPr>
+              <w:t>Ator procura o restaurante que deseja para ser consultado na lista ou digita o seu nome no campo “Pesquisar Restaurante”;</w:t>
+            </w:r>
+          </w:p>
+          <w:p>
+            <w:pPr>
+              <w:pStyle w:val="Heading1"/>
               <w:numPr>
                 <w:ilvl w:val="0"/>
-                <w:numId w:val="11"/>
+                <w:numId w:val="7"/>
               </w:numPr>
               <w:rPr>
-                <w:sz w:val="28"/>
-                <w:szCs w:val="28"/>
-              </w:rPr>
-            </w:pPr>
-            <w:r>
-              <w:rPr>
-                <w:sz w:val="28"/>
-                <w:szCs w:val="28"/>
-              </w:rPr>
-              <w:t>Ator seleciona a opção “Cadastrar Restaurante”</w:t>
-            </w:r>
-          </w:p>
-          <w:p>
-            <w:pPr>
-              <w:pStyle w:val="PargrafodaLista"/>
+                <w:b w:val="false"/>
+                <w:bCs/>
+              </w:rPr>
+            </w:pPr>
+            <w:r>
+              <w:rPr>
+                <w:b w:val="false"/>
+                <w:bCs/>
+                <w:sz w:val="28"/>
+                <w:szCs w:val="28"/>
+              </w:rPr>
+              <w:t>Ator seleciona o restaurante desejado e clica no botão “Visualizar” para consultar dados do estabelecimento;</w:t>
+            </w:r>
+          </w:p>
+          <w:p>
+            <w:pPr>
+              <w:pStyle w:val="Heading1"/>
               <w:numPr>
                 <w:ilvl w:val="0"/>
-                <w:numId w:val="11"/>
+                <w:numId w:val="7"/>
               </w:numPr>
               <w:rPr>
-                <w:sz w:val="28"/>
-                <w:szCs w:val="28"/>
-              </w:rPr>
-            </w:pPr>
-            <w:r>
-              <w:rPr>
-                <w:sz w:val="28"/>
-                <w:szCs w:val="28"/>
-              </w:rPr>
-              <w:t>Sistema exibe a tela de confirmação(</w:t>
-            </w:r>
-            <w:r>
-              <w:rPr>
+                <w:b w:val="false"/>
+                <w:bCs/>
+              </w:rPr>
+            </w:pPr>
+            <w:r>
+              <w:rPr>
+                <w:b w:val="false"/>
+                <w:bCs/>
+                <w:sz w:val="28"/>
+                <w:szCs w:val="28"/>
+              </w:rPr>
+              <w:t>Sistema exibe tela “Visualizar Restaurante Cadastrado” (</w:t>
+            </w:r>
+            <w:r>
+              <w:rPr>
+                <w:b w:val="false"/>
+                <w:bCs/>
                 <w:color w:val="EE0000"/>
                 <w:sz w:val="28"/>
                 <w:szCs w:val="28"/>
               </w:rPr>
-              <w:t>Tela_W14</w:t>
-            </w:r>
-            <w:r>
-              <w:rPr>
-                <w:sz w:val="28"/>
-                <w:szCs w:val="28"/>
-              </w:rPr>
-              <w:t>)</w:t>
-            </w:r>
-          </w:p>
-          <w:p>
-            <w:pPr>
-              <w:pStyle w:val="PargrafodaLista"/>
+              <w:t>Tela_W21</w:t>
+            </w:r>
+            <w:r>
+              <w:rPr>
+                <w:b w:val="false"/>
+                <w:bCs/>
+                <w:sz w:val="28"/>
+                <w:szCs w:val="28"/>
+              </w:rPr>
+              <w:t>);</w:t>
+            </w:r>
+          </w:p>
+          <w:p>
+            <w:pPr>
+              <w:pStyle w:val="ListParagraph"/>
               <w:numPr>
                 <w:ilvl w:val="0"/>
-                <w:numId w:val="11"/>
+                <w:numId w:val="7"/>
               </w:numPr>
-              <w:rPr>
-                <w:sz w:val="28"/>
-                <w:szCs w:val="28"/>
-              </w:rPr>
-            </w:pPr>
-            <w:r>
-              <w:rPr>
-                <w:sz w:val="28"/>
-                <w:szCs w:val="28"/>
-              </w:rPr>
-              <w:t>Ator seleciona “Sim”</w:t>
-            </w:r>
-            <w:r>
-              <w:rPr>
-                <w:sz w:val="28"/>
-                <w:szCs w:val="28"/>
-              </w:rPr>
-              <w:br/>
-            </w:r>
+              <w:tabs>
+                <w:tab w:val="clear" w:pos="720"/>
+                <w:tab w:val="left" w:pos="360" w:leader="none"/>
+              </w:tabs>
+              <w:jc w:val="left"/>
+              <w:rPr/>
+            </w:pPr>
+            <w:r>
+              <w:rPr>
+                <w:sz w:val="28"/>
+                <w:szCs w:val="28"/>
+              </w:rPr>
+              <w:t xml:space="preserve">Ator </w:t>
+            </w:r>
+            <w:r>
+              <w:rPr>
+                <w:sz w:val="28"/>
+                <w:szCs w:val="28"/>
+              </w:rPr>
+              <w:t>seleciona o botão “Pagamentos”;</w:t>
+            </w:r>
+          </w:p>
+          <w:p>
+            <w:pPr>
+              <w:pStyle w:val="ListParagraph"/>
+              <w:numPr>
+                <w:ilvl w:val="0"/>
+                <w:numId w:val="7"/>
+              </w:numPr>
+              <w:tabs>
+                <w:tab w:val="clear" w:pos="720"/>
+                <w:tab w:val="left" w:pos="360" w:leader="none"/>
+              </w:tabs>
+              <w:jc w:val="left"/>
+              <w:rPr/>
+            </w:pPr>
             <w:r>
               <w:rPr>
                 <w:sz w:val="28"/>
@@ -2140,37 +2214,190 @@
                 <w:sz w:val="28"/>
                 <w:szCs w:val="28"/>
               </w:rPr>
-              <w:t>inclui</w:t>
-            </w:r>
-            <w:r>
-              <w:rPr>
-                <w:sz w:val="28"/>
-                <w:szCs w:val="28"/>
-              </w:rPr>
-              <w:t xml:space="preserve"> os dados do restaurante </w:t>
-            </w:r>
-            <w:r>
-              <w:rPr>
-                <w:sz w:val="28"/>
-                <w:szCs w:val="28"/>
-              </w:rPr>
-              <w:t>n</w:t>
-            </w:r>
-            <w:r>
-              <w:rPr>
-                <w:sz w:val="28"/>
-                <w:szCs w:val="28"/>
-              </w:rPr>
-              <w:t>o meio persistente.</w:t>
-            </w:r>
-          </w:p>
-          <w:p/>
-          <w:p/>
+              <w:t xml:space="preserve">exibe </w:t>
+            </w:r>
+            <w:r>
+              <w:rPr>
+                <w:sz w:val="28"/>
+                <w:szCs w:val="28"/>
+              </w:rPr>
+              <w:t xml:space="preserve">tela com os pagamentos do restaurante </w:t>
+            </w:r>
+            <w:r>
+              <w:rPr>
+                <w:sz w:val="28"/>
+                <w:szCs w:val="28"/>
+              </w:rPr>
+              <w:t>(</w:t>
+            </w:r>
+            <w:r>
+              <w:rPr>
+                <w:color w:val="F10D0C"/>
+                <w:sz w:val="28"/>
+                <w:szCs w:val="28"/>
+              </w:rPr>
+              <w:t>Tela_W25</w:t>
+            </w:r>
+            <w:r>
+              <w:rPr>
+                <w:sz w:val="28"/>
+                <w:szCs w:val="28"/>
+              </w:rPr>
+              <w:t>);</w:t>
+            </w:r>
+          </w:p>
+          <w:p>
+            <w:pPr>
+              <w:pStyle w:val="ListParagraph"/>
+              <w:numPr>
+                <w:ilvl w:val="0"/>
+                <w:numId w:val="7"/>
+              </w:numPr>
+              <w:tabs>
+                <w:tab w:val="clear" w:pos="720"/>
+                <w:tab w:val="left" w:pos="360" w:leader="none"/>
+              </w:tabs>
+              <w:jc w:val="left"/>
+              <w:rPr>
+                <w:sz w:val="28"/>
+                <w:szCs w:val="28"/>
+              </w:rPr>
+            </w:pPr>
+            <w:r>
+              <w:rPr>
+                <w:sz w:val="28"/>
+                <w:szCs w:val="28"/>
+              </w:rPr>
+              <w:t>Ator seleciona o campo “Data de pagamento automático” e modifica a data;</w:t>
+            </w:r>
+          </w:p>
+          <w:p>
+            <w:pPr>
+              <w:pStyle w:val="ListParagraph"/>
+              <w:numPr>
+                <w:ilvl w:val="0"/>
+                <w:numId w:val="7"/>
+              </w:numPr>
+              <w:tabs>
+                <w:tab w:val="clear" w:pos="720"/>
+                <w:tab w:val="left" w:pos="360" w:leader="none"/>
+              </w:tabs>
+              <w:jc w:val="left"/>
+              <w:rPr>
+                <w:sz w:val="28"/>
+                <w:szCs w:val="28"/>
+              </w:rPr>
+            </w:pPr>
+            <w:r>
+              <w:rPr>
+                <w:sz w:val="28"/>
+                <w:szCs w:val="28"/>
+              </w:rPr>
+              <w:t>Ator seleciona botão “Confirmar”;</w:t>
+            </w:r>
+          </w:p>
+          <w:p>
+            <w:pPr>
+              <w:pStyle w:val="ListParagraph"/>
+              <w:numPr>
+                <w:ilvl w:val="0"/>
+                <w:numId w:val="7"/>
+              </w:numPr>
+              <w:tabs>
+                <w:tab w:val="clear" w:pos="720"/>
+                <w:tab w:val="left" w:pos="360" w:leader="none"/>
+              </w:tabs>
+              <w:rPr>
+                <w:sz w:val="28"/>
+                <w:szCs w:val="28"/>
+              </w:rPr>
+            </w:pPr>
+            <w:r>
+              <w:rPr>
+                <w:sz w:val="28"/>
+                <w:szCs w:val="28"/>
+              </w:rPr>
+              <w:t>Sistema exibe a mensagem “Deseja Prosseguir?”(</w:t>
+            </w:r>
+            <w:r>
+              <w:rPr>
+                <w:color w:val="EE0000"/>
+                <w:sz w:val="28"/>
+                <w:szCs w:val="28"/>
+              </w:rPr>
+              <w:t>Tela_W14</w:t>
+            </w:r>
+            <w:r>
+              <w:rPr>
+                <w:sz w:val="28"/>
+                <w:szCs w:val="28"/>
+              </w:rPr>
+              <w:t>);</w:t>
+            </w:r>
+          </w:p>
+          <w:p>
+            <w:pPr>
+              <w:pStyle w:val="ListParagraph"/>
+              <w:numPr>
+                <w:ilvl w:val="0"/>
+                <w:numId w:val="7"/>
+              </w:numPr>
+              <w:tabs>
+                <w:tab w:val="clear" w:pos="720"/>
+                <w:tab w:val="left" w:pos="360" w:leader="none"/>
+              </w:tabs>
+              <w:rPr>
+                <w:sz w:val="28"/>
+                <w:szCs w:val="28"/>
+              </w:rPr>
+            </w:pPr>
+            <w:r>
+              <w:rPr>
+                <w:sz w:val="28"/>
+                <w:szCs w:val="28"/>
+              </w:rPr>
+              <w:t xml:space="preserve"> </w:t>
+            </w:r>
+            <w:r>
+              <w:rPr>
+                <w:sz w:val="28"/>
+                <w:szCs w:val="28"/>
+              </w:rPr>
+              <w:t>Ator confirma a remoção clicando no “Sim”;</w:t>
+            </w:r>
+          </w:p>
+          <w:p>
+            <w:pPr>
+              <w:pStyle w:val="ListParagraph"/>
+              <w:numPr>
+                <w:ilvl w:val="0"/>
+                <w:numId w:val="7"/>
+              </w:numPr>
+              <w:rPr>
+                <w:sz w:val="28"/>
+                <w:szCs w:val="28"/>
+              </w:rPr>
+            </w:pPr>
+            <w:r>
+              <w:rPr>
+                <w:sz w:val="28"/>
+                <w:szCs w:val="28"/>
+              </w:rPr>
+              <w:t xml:space="preserve"> </w:t>
+            </w:r>
+            <w:r>
+              <w:rPr>
+                <w:sz w:val="28"/>
+                <w:szCs w:val="28"/>
+              </w:rPr>
+              <w:t>Sistema inclui os dados do restaurante no meio persistente.</w:t>
+            </w:r>
+          </w:p>
         </w:tc>
       </w:tr>
       <w:tr>
         <w:trPr>
-          <w:trHeight w:val="450"/>
+          <w:trHeight w:val="450" w:hRule="atLeast"/>
         </w:trPr>
         <w:tc>
           <w:tcPr>
@@ -2185,8 +2412,10 @@
           </w:tcPr>
           <w:p>
             <w:pPr>
+              <w:pStyle w:val="Normal"/>
               <w:tabs>
-                <w:tab w:val="left" w:pos="360"/>
+                <w:tab w:val="clear" w:pos="720"/>
+                <w:tab w:val="left" w:pos="360" w:leader="none"/>
               </w:tabs>
               <w:jc w:val="center"/>
               <w:rPr>
@@ -2208,7 +2437,7 @@
       </w:tr>
       <w:tr>
         <w:trPr>
-          <w:trHeight w:val="289"/>
+          <w:trHeight w:val="289" w:hRule="atLeast"/>
         </w:trPr>
         <w:tc>
           <w:tcPr>
@@ -2223,8 +2452,10 @@
           </w:tcPr>
           <w:p>
             <w:pPr>
+              <w:pStyle w:val="Normal"/>
               <w:tabs>
-                <w:tab w:val="left" w:pos="360"/>
+                <w:tab w:val="clear" w:pos="720"/>
+                <w:tab w:val="left" w:pos="360" w:leader="none"/>
               </w:tabs>
               <w:rPr>
                 <w:sz w:val="28"/>
@@ -2237,30 +2468,63 @@
                 <w:sz w:val="28"/>
                 <w:szCs w:val="28"/>
               </w:rPr>
+              <w:t xml:space="preserve">Linha 2: </w:t>
+            </w:r>
+            <w:r>
+              <w:rPr>
+                <w:sz w:val="28"/>
+                <w:szCs w:val="28"/>
+              </w:rPr>
+              <w:t>Ator Seleciona a opção “Voltar” e o sistema volta a exibir a tela Inicial(</w:t>
+            </w:r>
+            <w:r>
+              <w:rPr>
+                <w:color w:val="EE0000"/>
+                <w:sz w:val="28"/>
+                <w:szCs w:val="28"/>
+              </w:rPr>
+              <w:t>Tela_W</w:t>
+            </w:r>
+            <w:r>
+              <w:rPr>
+                <w:color w:val="EE0000"/>
+                <w:sz w:val="28"/>
+                <w:szCs w:val="28"/>
+              </w:rPr>
+              <w:t>21</w:t>
+            </w:r>
+            <w:r>
+              <w:rPr>
+                <w:sz w:val="28"/>
+                <w:szCs w:val="28"/>
+              </w:rPr>
+              <w:t>).</w:t>
+              <w:br/>
+            </w:r>
+            <w:r>
+              <w:rPr>
+                <w:b/>
+                <w:bCs/>
+                <w:sz w:val="28"/>
+                <w:szCs w:val="28"/>
+              </w:rPr>
               <w:t xml:space="preserve">Linha </w:t>
             </w:r>
             <w:r>
               <w:rPr>
                 <w:b/>
-                <w:sz w:val="28"/>
-                <w:szCs w:val="28"/>
-              </w:rPr>
-              <w:t>1</w:t>
-            </w:r>
-            <w:r>
-              <w:rPr>
-                <w:b/>
-                <w:sz w:val="28"/>
-                <w:szCs w:val="28"/>
-              </w:rPr>
-              <w:t xml:space="preserve">: </w:t>
-            </w:r>
-            <w:r>
-              <w:rPr>
-                <w:sz w:val="28"/>
-                <w:szCs w:val="28"/>
-              </w:rPr>
-              <w:t>Ator Seleciona a opção “Voltar” e o sistema volta a exibir a tela Inicial(</w:t>
+                <w:bCs/>
+                <w:sz w:val="28"/>
+                <w:szCs w:val="28"/>
+              </w:rPr>
+              <w:t>10</w:t>
+            </w:r>
+            <w:r>
+              <w:rPr>
+                <w:sz w:val="28"/>
+                <w:szCs w:val="28"/>
+              </w:rPr>
+              <w:t>: Ator seleciona o “Não” e o sistema volta a exibir a tela de dados do restaurante(</w:t>
             </w:r>
             <w:r>
               <w:rPr>
@@ -2268,7 +2532,15 @@
                 <w:sz w:val="28"/>
                 <w:szCs w:val="28"/>
               </w:rPr>
-              <w:t>Tela_W17</w:t>
+              <w:t>Tela_W2</w:t>
+            </w:r>
+            <w:r>
+              <w:rPr>
+                <w:color w:val="EE0000"/>
+                <w:sz w:val="28"/>
+                <w:szCs w:val="28"/>
+              </w:rPr>
+              <w:t>5</w:t>
             </w:r>
             <w:r>
               <w:rPr>
@@ -2277,49 +2549,13 @@
               </w:rPr>
               <w:t>).</w:t>
             </w:r>
-            <w:r>
-              <w:rPr>
-                <w:sz w:val="28"/>
-                <w:szCs w:val="28"/>
-              </w:rPr>
-              <w:br/>
-            </w:r>
-            <w:r>
-              <w:rPr>
-                <w:b/>
-                <w:bCs/>
-                <w:sz w:val="28"/>
-                <w:szCs w:val="28"/>
-              </w:rPr>
-              <w:t>Linha 4</w:t>
-            </w:r>
-            <w:r>
-              <w:rPr>
-                <w:sz w:val="28"/>
-                <w:szCs w:val="28"/>
-              </w:rPr>
-              <w:t>: Ator seleciona o “Não” e o sistema volta a exibir a tela de dados do restaurante(</w:t>
-            </w:r>
-            <w:r>
-              <w:rPr>
-                <w:color w:val="EE0000"/>
-                <w:sz w:val="28"/>
-                <w:szCs w:val="28"/>
-              </w:rPr>
-              <w:t>Tela_W21</w:t>
-            </w:r>
-            <w:r>
-              <w:rPr>
-                <w:sz w:val="28"/>
-                <w:szCs w:val="28"/>
-              </w:rPr>
-              <w:t>).</w:t>
-            </w:r>
-          </w:p>
-          <w:p>
-            <w:pPr>
+          </w:p>
+          <w:p>
+            <w:pPr>
+              <w:pStyle w:val="Normal"/>
               <w:tabs>
-                <w:tab w:val="left" w:pos="360"/>
+                <w:tab w:val="clear" w:pos="720"/>
+                <w:tab w:val="left" w:pos="360" w:leader="none"/>
               </w:tabs>
               <w:rPr>
                 <w:b/>
@@ -2327,12 +2563,19 @@
                 <w:szCs w:val="28"/>
               </w:rPr>
             </w:pPr>
+            <w:r>
+              <w:rPr>
+                <w:b/>
+                <w:sz w:val="28"/>
+                <w:szCs w:val="28"/>
+              </w:rPr>
+            </w:r>
           </w:p>
         </w:tc>
       </w:tr>
       <w:tr>
         <w:trPr>
-          <w:trHeight w:val="289"/>
+          <w:trHeight w:val="289" w:hRule="atLeast"/>
         </w:trPr>
         <w:tc>
           <w:tcPr>
@@ -2347,8 +2590,10 @@
           </w:tcPr>
           <w:p>
             <w:pPr>
+              <w:pStyle w:val="Normal"/>
               <w:tabs>
-                <w:tab w:val="left" w:pos="7584"/>
+                <w:tab w:val="clear" w:pos="720"/>
+                <w:tab w:val="left" w:pos="7584" w:leader="none"/>
               </w:tabs>
               <w:jc w:val="center"/>
               <w:rPr>
@@ -2370,7 +2615,7 @@
       </w:tr>
       <w:tr>
         <w:trPr>
-          <w:trHeight w:val="1236"/>
+          <w:trHeight w:val="1236" w:hRule="atLeast"/>
         </w:trPr>
         <w:tc>
           <w:tcPr>
@@ -2385,8 +2630,10 @@
           </w:tcPr>
           <w:p>
             <w:pPr>
+              <w:pStyle w:val="Normal"/>
               <w:tabs>
-                <w:tab w:val="left" w:pos="3624"/>
+                <w:tab w:val="clear" w:pos="720"/>
+                <w:tab w:val="left" w:pos="3624" w:leader="none"/>
               </w:tabs>
               <w:rPr>
                 <w:b/>
@@ -2400,11 +2647,14 @@
                 <w:sz w:val="28"/>
                 <w:szCs w:val="28"/>
               </w:rPr>
-              <w:lastRenderedPageBreak/>
               <w:tab/>
             </w:r>
           </w:p>
           <w:p>
+            <w:pPr>
+              <w:pStyle w:val="Normal"/>
+              <w:rPr/>
+            </w:pPr>
             <w:r>
               <w:rPr>
                 <w:b/>
@@ -2427,7 +2677,7 @@
                 <w:sz w:val="28"/>
                 <w:szCs w:val="28"/>
               </w:rPr>
-              <w:t>inclusão</w:t>
+              <w:t>modificação</w:t>
             </w:r>
             <w:r>
               <w:rPr>
@@ -2435,7 +2685,7 @@
                 <w:sz w:val="28"/>
                 <w:szCs w:val="28"/>
               </w:rPr>
-              <w:t xml:space="preserve"> dos dados do cliente, exibindo a mensagem “Não foi possível </w:t>
+              <w:t xml:space="preserve"> dos dados do </w:t>
             </w:r>
             <w:r>
               <w:rPr>
@@ -2443,7 +2693,7 @@
                 <w:sz w:val="28"/>
                 <w:szCs w:val="28"/>
               </w:rPr>
-              <w:t>cadastrar</w:t>
+              <w:t>restaurante</w:t>
             </w:r>
             <w:r>
               <w:rPr>
@@ -2451,7 +2701,7 @@
                 <w:sz w:val="28"/>
                 <w:szCs w:val="28"/>
               </w:rPr>
-              <w:t xml:space="preserve"> o </w:t>
+              <w:t xml:space="preserve">, exibindo a mensagem “Não foi possível </w:t>
             </w:r>
             <w:r>
               <w:rPr>
@@ -2459,7 +2709,7 @@
                 <w:sz w:val="28"/>
                 <w:szCs w:val="28"/>
               </w:rPr>
-              <w:t>restaurante</w:t>
+              <w:t>modificar</w:t>
             </w:r>
             <w:r>
               <w:rPr>
@@ -2467,7 +2717,7 @@
                 <w:sz w:val="28"/>
                 <w:szCs w:val="28"/>
               </w:rPr>
-              <w:t xml:space="preserve">, tente novamente!”. Retornando para tela </w:t>
+              <w:t xml:space="preserve"> os dados, tente novamente!”. Retornando para tela </w:t>
             </w:r>
             <w:r>
               <w:rPr>
@@ -2490,7 +2740,7 @@
                 <w:sz w:val="28"/>
                 <w:szCs w:val="28"/>
               </w:rPr>
-              <w:t>0</w:t>
+              <w:t>5</w:t>
             </w:r>
             <w:r>
               <w:rPr>
@@ -2500,11 +2750,21 @@
               <w:t>).</w:t>
             </w:r>
           </w:p>
-          <w:p/>
-          <w:p>
-            <w:pPr>
+          <w:p>
+            <w:pPr>
+              <w:pStyle w:val="Normal"/>
+              <w:rPr/>
+            </w:pPr>
+            <w:r>
+              <w:rPr/>
+            </w:r>
+          </w:p>
+          <w:p>
+            <w:pPr>
+              <w:pStyle w:val="Normal"/>
               <w:tabs>
-                <w:tab w:val="left" w:pos="3624"/>
+                <w:tab w:val="clear" w:pos="720"/>
+                <w:tab w:val="left" w:pos="3624" w:leader="none"/>
               </w:tabs>
               <w:rPr>
                 <w:b/>
@@ -2512,26 +2772,676 @@
                 <w:szCs w:val="28"/>
               </w:rPr>
             </w:pPr>
+            <w:r>
+              <w:rPr>
+                <w:b/>
+                <w:sz w:val="28"/>
+                <w:szCs w:val="28"/>
+              </w:rPr>
+            </w:r>
           </w:p>
         </w:tc>
       </w:tr>
     </w:tbl>
-    <w:p/>
-    <w:p/>
+    <w:p>
+      <w:pPr>
+        <w:pStyle w:val="Normal"/>
+        <w:jc w:val="center"/>
+        <w:rPr/>
+      </w:pPr>
+      <w:r>
+        <w:rPr/>
+      </w:r>
+    </w:p>
+    <w:p>
+      <w:pPr>
+        <w:pStyle w:val="Normal"/>
+        <w:jc w:val="center"/>
+        <w:rPr/>
+      </w:pPr>
+      <w:r>
+        <w:rPr/>
+      </w:r>
+    </w:p>
+    <w:p>
+      <w:pPr>
+        <w:pStyle w:val="Heading1"/>
+        <w:numPr>
+          <w:ilvl w:val="0"/>
+          <w:numId w:val="2"/>
+        </w:numPr>
+        <w:rPr/>
+      </w:pPr>
+      <w:bookmarkStart w:id="2" w:name="_heading=h.12ufc6ycveq8"/>
+      <w:bookmarkEnd w:id="2"/>
+      <w:r>
+        <w:rPr/>
+        <w:t xml:space="preserve">Seção: </w:t>
+      </w:r>
+      <w:r>
+        <w:rPr>
+          <w:b w:val="false"/>
+        </w:rPr>
+        <w:t>Adicionar Restaurante</w:t>
+      </w:r>
+    </w:p>
+    <w:tbl>
+      <w:tblPr>
+        <w:tblW w:w="10330" w:type="dxa"/>
+        <w:jc w:val="left"/>
+        <w:tblInd w:w="-70" w:type="dxa"/>
+        <w:tblLayout w:type="fixed"/>
+        <w:tblCellMar>
+          <w:top w:w="0" w:type="dxa"/>
+          <w:left w:w="108" w:type="dxa"/>
+          <w:bottom w:w="0" w:type="dxa"/>
+          <w:right w:w="108" w:type="dxa"/>
+        </w:tblCellMar>
+        <w:tblLook w:firstRow="0" w:noVBand="0" w:lastRow="0" w:firstColumn="0" w:lastColumn="0" w:noHBand="0" w:val="0000"/>
+      </w:tblPr>
+      <w:tblGrid>
+        <w:gridCol w:w="2904"/>
+        <w:gridCol w:w="7425"/>
+      </w:tblGrid>
+      <w:tr>
+        <w:trPr/>
+        <w:tc>
+          <w:tcPr>
+            <w:tcW w:w="2904" w:type="dxa"/>
+            <w:tcBorders>
+              <w:top w:val="single" w:sz="4" w:space="0" w:color="000000"/>
+              <w:left w:val="single" w:sz="4" w:space="0" w:color="000000"/>
+              <w:bottom w:val="single" w:sz="4" w:space="0" w:color="000000"/>
+              <w:right w:val="single" w:sz="4" w:space="0" w:color="000000"/>
+            </w:tcBorders>
+          </w:tcPr>
+          <w:p>
+            <w:pPr>
+              <w:pStyle w:val="Normal"/>
+              <w:rPr/>
+            </w:pPr>
+            <w:r>
+              <w:rPr>
+                <w:b/>
+                <w:sz w:val="28"/>
+                <w:szCs w:val="28"/>
+              </w:rPr>
+              <w:t>Sumário</w:t>
+            </w:r>
+          </w:p>
+        </w:tc>
+        <w:tc>
+          <w:tcPr>
+            <w:tcW w:w="7425" w:type="dxa"/>
+            <w:tcBorders>
+              <w:top w:val="single" w:sz="4" w:space="0" w:color="000000"/>
+              <w:left w:val="single" w:sz="4" w:space="0" w:color="000000"/>
+              <w:bottom w:val="single" w:sz="4" w:space="0" w:color="000000"/>
+              <w:right w:val="single" w:sz="4" w:space="0" w:color="000000"/>
+            </w:tcBorders>
+          </w:tcPr>
+          <w:p>
+            <w:pPr>
+              <w:pStyle w:val="Normal"/>
+              <w:rPr/>
+            </w:pPr>
+            <w:r>
+              <w:rPr>
+                <w:sz w:val="28"/>
+                <w:szCs w:val="28"/>
+              </w:rPr>
+              <w:t>Permite o administrador adicionar determinado restaurante.</w:t>
+            </w:r>
+          </w:p>
+        </w:tc>
+      </w:tr>
+      <w:tr>
+        <w:trPr>
+          <w:cantSplit w:val="true"/>
+        </w:trPr>
+        <w:tc>
+          <w:tcPr>
+            <w:tcW w:w="10329" w:type="dxa"/>
+            <w:gridSpan w:val="2"/>
+            <w:tcBorders>
+              <w:top w:val="single" w:sz="4" w:space="0" w:color="000000"/>
+              <w:left w:val="single" w:sz="4" w:space="0" w:color="000000"/>
+              <w:bottom w:val="single" w:sz="4" w:space="0" w:color="000000"/>
+              <w:right w:val="single" w:sz="4" w:space="0" w:color="000000"/>
+            </w:tcBorders>
+          </w:tcPr>
+          <w:p>
+            <w:pPr>
+              <w:pStyle w:val="Heading2"/>
+              <w:numPr>
+                <w:ilvl w:val="1"/>
+                <w:numId w:val="2"/>
+              </w:numPr>
+              <w:rPr/>
+            </w:pPr>
+            <w:r>
+              <w:rPr>
+                <w:b/>
+              </w:rPr>
+              <w:t>Fluxo Principal</w:t>
+            </w:r>
+          </w:p>
+        </w:tc>
+      </w:tr>
+      <w:tr>
+        <w:trPr>
+          <w:trHeight w:val="868" w:hRule="atLeast"/>
+        </w:trPr>
+        <w:tc>
+          <w:tcPr>
+            <w:tcW w:w="10329" w:type="dxa"/>
+            <w:gridSpan w:val="2"/>
+            <w:tcBorders>
+              <w:top w:val="single" w:sz="4" w:space="0" w:color="000000"/>
+              <w:left w:val="single" w:sz="4" w:space="0" w:color="000000"/>
+              <w:bottom w:val="single" w:sz="4" w:space="0" w:color="000000"/>
+              <w:right w:val="single" w:sz="4" w:space="0" w:color="000000"/>
+            </w:tcBorders>
+          </w:tcPr>
+          <w:p>
+            <w:pPr>
+              <w:pStyle w:val="Heading1"/>
+              <w:numPr>
+                <w:ilvl w:val="0"/>
+                <w:numId w:val="6"/>
+              </w:numPr>
+              <w:rPr>
+                <w:b w:val="false"/>
+                <w:bCs/>
+              </w:rPr>
+            </w:pPr>
+            <w:r>
+              <w:rPr>
+                <w:b w:val="false"/>
+                <w:bCs/>
+              </w:rPr>
+              <w:t>Sistema exibe a tela de “Cadastrar Restaurante”(</w:t>
+            </w:r>
+            <w:r>
+              <w:rPr>
+                <w:b w:val="false"/>
+                <w:bCs/>
+                <w:color w:val="EE0000"/>
+              </w:rPr>
+              <w:t>Tela_W20</w:t>
+            </w:r>
+            <w:r>
+              <w:rPr>
+                <w:b w:val="false"/>
+                <w:bCs/>
+              </w:rPr>
+              <w:t>).</w:t>
+            </w:r>
+          </w:p>
+          <w:p>
+            <w:pPr>
+              <w:pStyle w:val="ListParagraph"/>
+              <w:numPr>
+                <w:ilvl w:val="0"/>
+                <w:numId w:val="6"/>
+              </w:numPr>
+              <w:rPr>
+                <w:sz w:val="28"/>
+                <w:szCs w:val="28"/>
+              </w:rPr>
+            </w:pPr>
+            <w:r>
+              <w:rPr>
+                <w:sz w:val="28"/>
+                <w:szCs w:val="28"/>
+              </w:rPr>
+              <w:t>Ator preenche os dados de cadastro necessário.</w:t>
+            </w:r>
+          </w:p>
+          <w:p>
+            <w:pPr>
+              <w:pStyle w:val="ListParagraph"/>
+              <w:numPr>
+                <w:ilvl w:val="0"/>
+                <w:numId w:val="6"/>
+              </w:numPr>
+              <w:rPr>
+                <w:sz w:val="28"/>
+                <w:szCs w:val="28"/>
+              </w:rPr>
+            </w:pPr>
+            <w:r>
+              <w:rPr>
+                <w:sz w:val="28"/>
+                <w:szCs w:val="28"/>
+              </w:rPr>
+              <w:t>Ator seleciona a opção “Cadastrar Restaurante”</w:t>
+            </w:r>
+          </w:p>
+          <w:p>
+            <w:pPr>
+              <w:pStyle w:val="ListParagraph"/>
+              <w:numPr>
+                <w:ilvl w:val="0"/>
+                <w:numId w:val="6"/>
+              </w:numPr>
+              <w:rPr>
+                <w:sz w:val="28"/>
+                <w:szCs w:val="28"/>
+              </w:rPr>
+            </w:pPr>
+            <w:r>
+              <w:rPr>
+                <w:sz w:val="28"/>
+                <w:szCs w:val="28"/>
+              </w:rPr>
+              <w:t>Sistema exibe a tela de confirmação(</w:t>
+            </w:r>
+            <w:r>
+              <w:rPr>
+                <w:color w:val="EE0000"/>
+                <w:sz w:val="28"/>
+                <w:szCs w:val="28"/>
+              </w:rPr>
+              <w:t>Tela_W14</w:t>
+            </w:r>
+            <w:r>
+              <w:rPr>
+                <w:sz w:val="28"/>
+                <w:szCs w:val="28"/>
+              </w:rPr>
+              <w:t>)</w:t>
+            </w:r>
+          </w:p>
+          <w:p>
+            <w:pPr>
+              <w:pStyle w:val="ListParagraph"/>
+              <w:numPr>
+                <w:ilvl w:val="0"/>
+                <w:numId w:val="6"/>
+              </w:numPr>
+              <w:rPr>
+                <w:sz w:val="28"/>
+                <w:szCs w:val="28"/>
+              </w:rPr>
+            </w:pPr>
+            <w:r>
+              <w:rPr>
+                <w:sz w:val="28"/>
+                <w:szCs w:val="28"/>
+              </w:rPr>
+              <w:t>Ator seleciona “Sim”</w:t>
+              <w:br/>
+              <w:t>Sistema inclui os dados do restaurante no meio persistente.</w:t>
+            </w:r>
+          </w:p>
+          <w:p>
+            <w:pPr>
+              <w:pStyle w:val="Normal"/>
+              <w:rPr/>
+            </w:pPr>
+            <w:r>
+              <w:rPr/>
+            </w:r>
+          </w:p>
+          <w:p>
+            <w:pPr>
+              <w:pStyle w:val="Normal"/>
+              <w:rPr/>
+            </w:pPr>
+            <w:r>
+              <w:rPr/>
+            </w:r>
+          </w:p>
+        </w:tc>
+      </w:tr>
+      <w:tr>
+        <w:trPr>
+          <w:trHeight w:val="450" w:hRule="atLeast"/>
+        </w:trPr>
+        <w:tc>
+          <w:tcPr>
+            <w:tcW w:w="10329" w:type="dxa"/>
+            <w:gridSpan w:val="2"/>
+            <w:tcBorders>
+              <w:top w:val="single" w:sz="4" w:space="0" w:color="000000"/>
+              <w:left w:val="single" w:sz="4" w:space="0" w:color="000000"/>
+              <w:bottom w:val="single" w:sz="4" w:space="0" w:color="000000"/>
+              <w:right w:val="single" w:sz="4" w:space="0" w:color="000000"/>
+            </w:tcBorders>
+          </w:tcPr>
+          <w:p>
+            <w:pPr>
+              <w:pStyle w:val="Normal"/>
+              <w:tabs>
+                <w:tab w:val="clear" w:pos="720"/>
+                <w:tab w:val="left" w:pos="360" w:leader="none"/>
+              </w:tabs>
+              <w:jc w:val="center"/>
+              <w:rPr>
+                <w:b/>
+                <w:sz w:val="28"/>
+                <w:szCs w:val="28"/>
+              </w:rPr>
+            </w:pPr>
+            <w:r>
+              <w:rPr>
+                <w:b/>
+                <w:sz w:val="28"/>
+                <w:szCs w:val="28"/>
+              </w:rPr>
+              <w:t>Fluxo Alternativo</w:t>
+            </w:r>
+          </w:p>
+        </w:tc>
+      </w:tr>
+      <w:tr>
+        <w:trPr>
+          <w:trHeight w:val="289" w:hRule="atLeast"/>
+        </w:trPr>
+        <w:tc>
+          <w:tcPr>
+            <w:tcW w:w="10329" w:type="dxa"/>
+            <w:gridSpan w:val="2"/>
+            <w:tcBorders>
+              <w:top w:val="single" w:sz="4" w:space="0" w:color="000000"/>
+              <w:left w:val="single" w:sz="4" w:space="0" w:color="000000"/>
+              <w:bottom w:val="single" w:sz="4" w:space="0" w:color="000000"/>
+              <w:right w:val="single" w:sz="4" w:space="0" w:color="000000"/>
+            </w:tcBorders>
+          </w:tcPr>
+          <w:p>
+            <w:pPr>
+              <w:pStyle w:val="Normal"/>
+              <w:tabs>
+                <w:tab w:val="clear" w:pos="720"/>
+                <w:tab w:val="left" w:pos="360" w:leader="none"/>
+              </w:tabs>
+              <w:rPr>
+                <w:sz w:val="28"/>
+                <w:szCs w:val="28"/>
+              </w:rPr>
+            </w:pPr>
+            <w:r>
+              <w:rPr>
+                <w:b/>
+                <w:sz w:val="28"/>
+                <w:szCs w:val="28"/>
+              </w:rPr>
+              <w:t xml:space="preserve">Linha 1: </w:t>
+            </w:r>
+            <w:r>
+              <w:rPr>
+                <w:sz w:val="28"/>
+                <w:szCs w:val="28"/>
+              </w:rPr>
+              <w:t>Ator Seleciona a opção “Voltar” e o sistema volta a exibir a tela Inicial(</w:t>
+            </w:r>
+            <w:r>
+              <w:rPr>
+                <w:color w:val="EE0000"/>
+                <w:sz w:val="28"/>
+                <w:szCs w:val="28"/>
+              </w:rPr>
+              <w:t>Tela_W17</w:t>
+            </w:r>
+            <w:r>
+              <w:rPr>
+                <w:sz w:val="28"/>
+                <w:szCs w:val="28"/>
+              </w:rPr>
+              <w:t>).</w:t>
+              <w:br/>
+            </w:r>
+            <w:r>
+              <w:rPr>
+                <w:b/>
+                <w:bCs/>
+                <w:sz w:val="28"/>
+                <w:szCs w:val="28"/>
+              </w:rPr>
+              <w:t>Linha 4</w:t>
+            </w:r>
+            <w:r>
+              <w:rPr>
+                <w:sz w:val="28"/>
+                <w:szCs w:val="28"/>
+              </w:rPr>
+              <w:t>: Ator seleciona o “Não” e o sistema volta a exibir a tela de dados do restaurante(</w:t>
+            </w:r>
+            <w:r>
+              <w:rPr>
+                <w:color w:val="EE0000"/>
+                <w:sz w:val="28"/>
+                <w:szCs w:val="28"/>
+              </w:rPr>
+              <w:t>Tela_W21</w:t>
+            </w:r>
+            <w:r>
+              <w:rPr>
+                <w:sz w:val="28"/>
+                <w:szCs w:val="28"/>
+              </w:rPr>
+              <w:t>).</w:t>
+            </w:r>
+          </w:p>
+          <w:p>
+            <w:pPr>
+              <w:pStyle w:val="Normal"/>
+              <w:tabs>
+                <w:tab w:val="clear" w:pos="720"/>
+                <w:tab w:val="left" w:pos="360" w:leader="none"/>
+              </w:tabs>
+              <w:rPr>
+                <w:b/>
+                <w:sz w:val="28"/>
+                <w:szCs w:val="28"/>
+              </w:rPr>
+            </w:pPr>
+            <w:r>
+              <w:rPr>
+                <w:b/>
+                <w:sz w:val="28"/>
+                <w:szCs w:val="28"/>
+              </w:rPr>
+            </w:r>
+          </w:p>
+        </w:tc>
+      </w:tr>
+      <w:tr>
+        <w:trPr>
+          <w:trHeight w:val="289" w:hRule="atLeast"/>
+        </w:trPr>
+        <w:tc>
+          <w:tcPr>
+            <w:tcW w:w="10329" w:type="dxa"/>
+            <w:gridSpan w:val="2"/>
+            <w:tcBorders>
+              <w:top w:val="single" w:sz="4" w:space="0" w:color="000000"/>
+              <w:left w:val="single" w:sz="4" w:space="0" w:color="000000"/>
+              <w:bottom w:val="single" w:sz="4" w:space="0" w:color="000000"/>
+              <w:right w:val="single" w:sz="4" w:space="0" w:color="000000"/>
+            </w:tcBorders>
+          </w:tcPr>
+          <w:p>
+            <w:pPr>
+              <w:pStyle w:val="Normal"/>
+              <w:tabs>
+                <w:tab w:val="clear" w:pos="720"/>
+                <w:tab w:val="left" w:pos="7584" w:leader="none"/>
+              </w:tabs>
+              <w:jc w:val="center"/>
+              <w:rPr>
+                <w:b/>
+                <w:sz w:val="28"/>
+                <w:szCs w:val="28"/>
+              </w:rPr>
+            </w:pPr>
+            <w:r>
+              <w:rPr>
+                <w:b/>
+                <w:sz w:val="28"/>
+                <w:szCs w:val="28"/>
+              </w:rPr>
+              <w:t>Fluxo Exceção</w:t>
+            </w:r>
+          </w:p>
+        </w:tc>
+      </w:tr>
+      <w:tr>
+        <w:trPr>
+          <w:trHeight w:val="1236" w:hRule="atLeast"/>
+        </w:trPr>
+        <w:tc>
+          <w:tcPr>
+            <w:tcW w:w="10329" w:type="dxa"/>
+            <w:gridSpan w:val="2"/>
+            <w:tcBorders>
+              <w:top w:val="single" w:sz="4" w:space="0" w:color="000000"/>
+              <w:left w:val="single" w:sz="4" w:space="0" w:color="000000"/>
+              <w:bottom w:val="single" w:sz="4" w:space="0" w:color="000000"/>
+              <w:right w:val="single" w:sz="4" w:space="0" w:color="000000"/>
+            </w:tcBorders>
+          </w:tcPr>
+          <w:p>
+            <w:pPr>
+              <w:pStyle w:val="Normal"/>
+              <w:tabs>
+                <w:tab w:val="clear" w:pos="720"/>
+                <w:tab w:val="left" w:pos="3624" w:leader="none"/>
+              </w:tabs>
+              <w:rPr>
+                <w:b/>
+                <w:sz w:val="28"/>
+                <w:szCs w:val="28"/>
+              </w:rPr>
+            </w:pPr>
+            <w:r>
+              <w:rPr>
+                <w:b/>
+                <w:sz w:val="28"/>
+                <w:szCs w:val="28"/>
+              </w:rPr>
+              <w:tab/>
+            </w:r>
+          </w:p>
+          <w:p>
+            <w:pPr>
+              <w:pStyle w:val="Normal"/>
+              <w:rPr/>
+            </w:pPr>
+            <w:r>
+              <w:rPr>
+                <w:b/>
+                <w:sz w:val="28"/>
+                <w:szCs w:val="28"/>
+              </w:rPr>
+              <w:t xml:space="preserve">Linha 6: </w:t>
+            </w:r>
+            <w:r>
+              <w:rPr>
+                <w:bCs/>
+                <w:sz w:val="28"/>
+                <w:szCs w:val="28"/>
+              </w:rPr>
+              <w:t xml:space="preserve">Ocorre uma falha durante a inclusão dos dados do cliente, exibindo a mensagem “Não foi possível cadastrar o restaurante, tente novamente!”. Retornando para tela </w:t>
+            </w:r>
+            <w:r>
+              <w:rPr>
+                <w:sz w:val="28"/>
+                <w:szCs w:val="28"/>
+              </w:rPr>
+              <w:t>(</w:t>
+            </w:r>
+            <w:r>
+              <w:rPr>
+                <w:color w:val="FF0000"/>
+                <w:sz w:val="28"/>
+                <w:szCs w:val="28"/>
+              </w:rPr>
+              <w:t>Tela_W20</w:t>
+            </w:r>
+            <w:r>
+              <w:rPr>
+                <w:sz w:val="28"/>
+                <w:szCs w:val="28"/>
+              </w:rPr>
+              <w:t>).</w:t>
+            </w:r>
+          </w:p>
+          <w:p>
+            <w:pPr>
+              <w:pStyle w:val="Normal"/>
+              <w:rPr/>
+            </w:pPr>
+            <w:r>
+              <w:rPr/>
+            </w:r>
+          </w:p>
+          <w:p>
+            <w:pPr>
+              <w:pStyle w:val="Normal"/>
+              <w:tabs>
+                <w:tab w:val="clear" w:pos="720"/>
+                <w:tab w:val="left" w:pos="3624" w:leader="none"/>
+              </w:tabs>
+              <w:rPr>
+                <w:b/>
+                <w:sz w:val="28"/>
+                <w:szCs w:val="28"/>
+              </w:rPr>
+            </w:pPr>
+            <w:r>
+              <w:rPr>
+                <w:b/>
+                <w:sz w:val="28"/>
+                <w:szCs w:val="28"/>
+              </w:rPr>
+            </w:r>
+          </w:p>
+        </w:tc>
+      </w:tr>
+    </w:tbl>
+    <w:p>
+      <w:pPr>
+        <w:pStyle w:val="Normal"/>
+        <w:rPr/>
+      </w:pPr>
+      <w:r>
+        <w:rPr/>
+      </w:r>
+    </w:p>
+    <w:p>
+      <w:pPr>
+        <w:pStyle w:val="Normal"/>
+        <w:rPr/>
+      </w:pPr>
+      <w:r>
+        <w:rPr/>
+      </w:r>
+    </w:p>
     <w:tbl>
       <w:tblPr>
         <w:tblStyle w:val="ae"/>
         <w:tblW w:w="10548" w:type="dxa"/>
+        <w:jc w:val="left"/>
         <w:tblInd w:w="-108" w:type="dxa"/>
         <w:tblLayout w:type="fixed"/>
-        <w:tblLook w:val="0000" w:firstRow="0" w:lastRow="0" w:firstColumn="0" w:lastColumn="0" w:noHBand="0" w:noVBand="0"/>
+        <w:tblCellMar>
+          <w:top w:w="0" w:type="dxa"/>
+          <w:left w:w="108" w:type="dxa"/>
+          <w:bottom w:w="0" w:type="dxa"/>
+          <w:right w:w="108" w:type="dxa"/>
+        </w:tblCellMar>
+        <w:tblLook w:firstRow="0" w:noVBand="0" w:lastRow="0" w:firstColumn="0" w:lastColumn="0" w:noHBand="0" w:val="0000"/>
       </w:tblPr>
       <w:tblGrid>
-        <w:gridCol w:w="2628"/>
-        <w:gridCol w:w="1800"/>
+        <w:gridCol w:w="2627"/>
+        <w:gridCol w:w="1801"/>
         <w:gridCol w:w="6120"/>
       </w:tblGrid>
       <w:tr>
+        <w:trPr/>
         <w:tc>
           <w:tcPr>
             <w:tcW w:w="10548" w:type="dxa"/>
@@ -2545,7 +3455,9 @@
           </w:tcPr>
           <w:p>
             <w:pPr>
+              <w:pStyle w:val="Normal"/>
               <w:jc w:val="center"/>
+              <w:rPr/>
             </w:pPr>
             <w:r>
               <w:rPr>
@@ -2559,40 +3471,47 @@
         </w:tc>
       </w:tr>
       <w:tr>
-        <w:tc>
-          <w:tcPr>
-            <w:tcW w:w="2628" w:type="dxa"/>
-            <w:tcBorders>
-              <w:top w:val="single" w:sz="4" w:space="0" w:color="000000"/>
-              <w:left w:val="single" w:sz="4" w:space="0" w:color="000000"/>
-              <w:bottom w:val="single" w:sz="4" w:space="0" w:color="000000"/>
-              <w:right w:val="single" w:sz="4" w:space="0" w:color="000000"/>
-            </w:tcBorders>
-          </w:tcPr>
-          <w:p>
-            <w:pPr>
+        <w:trPr/>
+        <w:tc>
+          <w:tcPr>
+            <w:tcW w:w="2627" w:type="dxa"/>
+            <w:tcBorders>
+              <w:top w:val="single" w:sz="4" w:space="0" w:color="000000"/>
+              <w:left w:val="single" w:sz="4" w:space="0" w:color="000000"/>
+              <w:bottom w:val="single" w:sz="4" w:space="0" w:color="000000"/>
+              <w:right w:val="single" w:sz="4" w:space="0" w:color="000000"/>
+            </w:tcBorders>
+          </w:tcPr>
+          <w:p>
+            <w:pPr>
+              <w:pStyle w:val="Normal"/>
               <w:jc w:val="center"/>
-            </w:pPr>
-            <w:r>
+              <w:rPr/>
+            </w:pPr>
+            <w:r>
+              <w:rPr/>
               <w:t>Data</w:t>
             </w:r>
           </w:p>
         </w:tc>
         <w:tc>
           <w:tcPr>
-            <w:tcW w:w="1800" w:type="dxa"/>
-            <w:tcBorders>
-              <w:top w:val="single" w:sz="4" w:space="0" w:color="000000"/>
-              <w:left w:val="single" w:sz="4" w:space="0" w:color="000000"/>
-              <w:bottom w:val="single" w:sz="4" w:space="0" w:color="000000"/>
-              <w:right w:val="single" w:sz="4" w:space="0" w:color="000000"/>
-            </w:tcBorders>
-          </w:tcPr>
-          <w:p>
-            <w:pPr>
+            <w:tcW w:w="1801" w:type="dxa"/>
+            <w:tcBorders>
+              <w:top w:val="single" w:sz="4" w:space="0" w:color="000000"/>
+              <w:left w:val="single" w:sz="4" w:space="0" w:color="000000"/>
+              <w:bottom w:val="single" w:sz="4" w:space="0" w:color="000000"/>
+              <w:right w:val="single" w:sz="4" w:space="0" w:color="000000"/>
+            </w:tcBorders>
+          </w:tcPr>
+          <w:p>
+            <w:pPr>
+              <w:pStyle w:val="Normal"/>
               <w:jc w:val="center"/>
-            </w:pPr>
-            <w:r>
+              <w:rPr/>
+            </w:pPr>
+            <w:r>
+              <w:rPr/>
               <w:t>Pessoa</w:t>
             </w:r>
           </w:p>
@@ -2609,49 +3528,59 @@
           </w:tcPr>
           <w:p>
             <w:pPr>
+              <w:pStyle w:val="Normal"/>
               <w:jc w:val="center"/>
-            </w:pPr>
-            <w:r>
+              <w:rPr/>
+            </w:pPr>
+            <w:r>
+              <w:rPr/>
               <w:t>Alteração</w:t>
             </w:r>
           </w:p>
         </w:tc>
       </w:tr>
       <w:tr>
-        <w:tc>
-          <w:tcPr>
-            <w:tcW w:w="2628" w:type="dxa"/>
-            <w:tcBorders>
-              <w:top w:val="single" w:sz="4" w:space="0" w:color="000000"/>
-              <w:left w:val="single" w:sz="4" w:space="0" w:color="000000"/>
-              <w:bottom w:val="single" w:sz="4" w:space="0" w:color="000000"/>
-              <w:right w:val="single" w:sz="4" w:space="0" w:color="000000"/>
-            </w:tcBorders>
-          </w:tcPr>
-          <w:p>
-            <w:pPr>
+        <w:trPr/>
+        <w:tc>
+          <w:tcPr>
+            <w:tcW w:w="2627" w:type="dxa"/>
+            <w:tcBorders>
+              <w:top w:val="single" w:sz="4" w:space="0" w:color="000000"/>
+              <w:left w:val="single" w:sz="4" w:space="0" w:color="000000"/>
+              <w:bottom w:val="single" w:sz="4" w:space="0" w:color="000000"/>
+              <w:right w:val="single" w:sz="4" w:space="0" w:color="000000"/>
+            </w:tcBorders>
+          </w:tcPr>
+          <w:p>
+            <w:pPr>
+              <w:pStyle w:val="Normal"/>
               <w:jc w:val="center"/>
-            </w:pPr>
-            <w:r>
+              <w:rPr/>
+            </w:pPr>
+            <w:r>
+              <w:rPr/>
               <w:t>01/09/2025</w:t>
             </w:r>
           </w:p>
         </w:tc>
         <w:tc>
           <w:tcPr>
-            <w:tcW w:w="1800" w:type="dxa"/>
-            <w:tcBorders>
-              <w:top w:val="single" w:sz="4" w:space="0" w:color="000000"/>
-              <w:left w:val="single" w:sz="4" w:space="0" w:color="000000"/>
-              <w:bottom w:val="single" w:sz="4" w:space="0" w:color="000000"/>
-              <w:right w:val="single" w:sz="4" w:space="0" w:color="000000"/>
-            </w:tcBorders>
-          </w:tcPr>
-          <w:p>
-            <w:pPr>
+            <w:tcW w:w="1801" w:type="dxa"/>
+            <w:tcBorders>
+              <w:top w:val="single" w:sz="4" w:space="0" w:color="000000"/>
+              <w:left w:val="single" w:sz="4" w:space="0" w:color="000000"/>
+              <w:bottom w:val="single" w:sz="4" w:space="0" w:color="000000"/>
+              <w:right w:val="single" w:sz="4" w:space="0" w:color="000000"/>
+            </w:tcBorders>
+          </w:tcPr>
+          <w:p>
+            <w:pPr>
+              <w:pStyle w:val="Normal"/>
               <w:jc w:val="center"/>
-            </w:pPr>
-            <w:r>
+              <w:rPr/>
+            </w:pPr>
+            <w:r>
+              <w:rPr/>
               <w:t>Kauan Felipe</w:t>
             </w:r>
           </w:p>
@@ -2668,54 +3597,69 @@
           </w:tcPr>
           <w:p>
             <w:pPr>
+              <w:pStyle w:val="Normal"/>
               <w:jc w:val="center"/>
-            </w:pPr>
-            <w:r>
+              <w:rPr/>
+            </w:pPr>
+            <w:r>
+              <w:rPr/>
               <w:t>Criação do Caso de Uso</w:t>
             </w:r>
           </w:p>
           <w:p>
             <w:pPr>
+              <w:pStyle w:val="Normal"/>
               <w:jc w:val="center"/>
-            </w:pPr>
+              <w:rPr/>
+            </w:pPr>
+            <w:r>
+              <w:rPr/>
+            </w:r>
           </w:p>
         </w:tc>
       </w:tr>
       <w:tr>
-        <w:tc>
-          <w:tcPr>
-            <w:tcW w:w="2628" w:type="dxa"/>
-            <w:tcBorders>
-              <w:top w:val="single" w:sz="4" w:space="0" w:color="000000"/>
-              <w:left w:val="single" w:sz="4" w:space="0" w:color="000000"/>
-              <w:bottom w:val="single" w:sz="4" w:space="0" w:color="000000"/>
-              <w:right w:val="single" w:sz="4" w:space="0" w:color="000000"/>
-            </w:tcBorders>
-          </w:tcPr>
-          <w:p>
-            <w:pPr>
+        <w:trPr/>
+        <w:tc>
+          <w:tcPr>
+            <w:tcW w:w="2627" w:type="dxa"/>
+            <w:tcBorders>
+              <w:top w:val="single" w:sz="4" w:space="0" w:color="000000"/>
+              <w:left w:val="single" w:sz="4" w:space="0" w:color="000000"/>
+              <w:bottom w:val="single" w:sz="4" w:space="0" w:color="000000"/>
+              <w:right w:val="single" w:sz="4" w:space="0" w:color="000000"/>
+            </w:tcBorders>
+          </w:tcPr>
+          <w:p>
+            <w:pPr>
+              <w:pStyle w:val="Normal"/>
               <w:jc w:val="center"/>
-            </w:pPr>
-            <w:r>
+              <w:rPr/>
+            </w:pPr>
+            <w:r>
+              <w:rPr/>
               <w:t>03/09/2025</w:t>
             </w:r>
           </w:p>
         </w:tc>
         <w:tc>
           <w:tcPr>
-            <w:tcW w:w="1800" w:type="dxa"/>
-            <w:tcBorders>
-              <w:top w:val="single" w:sz="4" w:space="0" w:color="000000"/>
-              <w:left w:val="single" w:sz="4" w:space="0" w:color="000000"/>
-              <w:bottom w:val="single" w:sz="4" w:space="0" w:color="000000"/>
-              <w:right w:val="single" w:sz="4" w:space="0" w:color="000000"/>
-            </w:tcBorders>
-          </w:tcPr>
-          <w:p>
-            <w:pPr>
+            <w:tcW w:w="1801" w:type="dxa"/>
+            <w:tcBorders>
+              <w:top w:val="single" w:sz="4" w:space="0" w:color="000000"/>
+              <w:left w:val="single" w:sz="4" w:space="0" w:color="000000"/>
+              <w:bottom w:val="single" w:sz="4" w:space="0" w:color="000000"/>
+              <w:right w:val="single" w:sz="4" w:space="0" w:color="000000"/>
+            </w:tcBorders>
+          </w:tcPr>
+          <w:p>
+            <w:pPr>
+              <w:pStyle w:val="Normal"/>
               <w:jc w:val="center"/>
-            </w:pPr>
-            <w:r>
+              <w:rPr/>
+            </w:pPr>
+            <w:r>
+              <w:rPr/>
               <w:t>Matheus</w:t>
             </w:r>
           </w:p>
@@ -2732,49 +3676,59 @@
           </w:tcPr>
           <w:p>
             <w:pPr>
+              <w:pStyle w:val="Normal"/>
               <w:jc w:val="center"/>
-            </w:pPr>
-            <w:r>
+              <w:rPr/>
+            </w:pPr>
+            <w:r>
+              <w:rPr/>
               <w:t>Modificação do Caso de Uso</w:t>
             </w:r>
           </w:p>
         </w:tc>
       </w:tr>
       <w:tr>
-        <w:tc>
-          <w:tcPr>
-            <w:tcW w:w="2628" w:type="dxa"/>
-            <w:tcBorders>
-              <w:top w:val="single" w:sz="4" w:space="0" w:color="000000"/>
-              <w:left w:val="single" w:sz="4" w:space="0" w:color="000000"/>
-              <w:bottom w:val="single" w:sz="4" w:space="0" w:color="000000"/>
-              <w:right w:val="single" w:sz="4" w:space="0" w:color="000000"/>
-            </w:tcBorders>
-          </w:tcPr>
-          <w:p>
-            <w:pPr>
+        <w:trPr/>
+        <w:tc>
+          <w:tcPr>
+            <w:tcW w:w="2627" w:type="dxa"/>
+            <w:tcBorders>
+              <w:top w:val="single" w:sz="4" w:space="0" w:color="000000"/>
+              <w:left w:val="single" w:sz="4" w:space="0" w:color="000000"/>
+              <w:bottom w:val="single" w:sz="4" w:space="0" w:color="000000"/>
+              <w:right w:val="single" w:sz="4" w:space="0" w:color="000000"/>
+            </w:tcBorders>
+          </w:tcPr>
+          <w:p>
+            <w:pPr>
+              <w:pStyle w:val="Normal"/>
               <w:jc w:val="center"/>
-            </w:pPr>
-            <w:r>
+              <w:rPr/>
+            </w:pPr>
+            <w:r>
+              <w:rPr/>
               <w:t>31/10/2025</w:t>
             </w:r>
           </w:p>
         </w:tc>
         <w:tc>
           <w:tcPr>
-            <w:tcW w:w="1800" w:type="dxa"/>
-            <w:tcBorders>
-              <w:top w:val="single" w:sz="4" w:space="0" w:color="000000"/>
-              <w:left w:val="single" w:sz="4" w:space="0" w:color="000000"/>
-              <w:bottom w:val="single" w:sz="4" w:space="0" w:color="000000"/>
-              <w:right w:val="single" w:sz="4" w:space="0" w:color="000000"/>
-            </w:tcBorders>
-          </w:tcPr>
-          <w:p>
-            <w:pPr>
+            <w:tcW w:w="1801" w:type="dxa"/>
+            <w:tcBorders>
+              <w:top w:val="single" w:sz="4" w:space="0" w:color="000000"/>
+              <w:left w:val="single" w:sz="4" w:space="0" w:color="000000"/>
+              <w:bottom w:val="single" w:sz="4" w:space="0" w:color="000000"/>
+              <w:right w:val="single" w:sz="4" w:space="0" w:color="000000"/>
+            </w:tcBorders>
+          </w:tcPr>
+          <w:p>
+            <w:pPr>
+              <w:pStyle w:val="Normal"/>
               <w:jc w:val="center"/>
-            </w:pPr>
-            <w:r>
+              <w:rPr/>
+            </w:pPr>
+            <w:r>
+              <w:rPr/>
               <w:t>Leandro Carvalho</w:t>
             </w:r>
           </w:p>
@@ -2791,49 +3745,59 @@
           </w:tcPr>
           <w:p>
             <w:pPr>
+              <w:pStyle w:val="Normal"/>
               <w:jc w:val="center"/>
-            </w:pPr>
-            <w:r>
+              <w:rPr/>
+            </w:pPr>
+            <w:r>
+              <w:rPr/>
               <w:t>Adição de Fluxo de Exceção</w:t>
             </w:r>
           </w:p>
         </w:tc>
       </w:tr>
       <w:tr>
-        <w:tc>
-          <w:tcPr>
-            <w:tcW w:w="2628" w:type="dxa"/>
-            <w:tcBorders>
-              <w:top w:val="single" w:sz="4" w:space="0" w:color="000000"/>
-              <w:left w:val="single" w:sz="4" w:space="0" w:color="000000"/>
-              <w:bottom w:val="single" w:sz="4" w:space="0" w:color="000000"/>
-              <w:right w:val="single" w:sz="4" w:space="0" w:color="000000"/>
-            </w:tcBorders>
-          </w:tcPr>
-          <w:p>
-            <w:pPr>
+        <w:trPr/>
+        <w:tc>
+          <w:tcPr>
+            <w:tcW w:w="2627" w:type="dxa"/>
+            <w:tcBorders>
+              <w:top w:val="single" w:sz="4" w:space="0" w:color="000000"/>
+              <w:left w:val="single" w:sz="4" w:space="0" w:color="000000"/>
+              <w:bottom w:val="single" w:sz="4" w:space="0" w:color="000000"/>
+              <w:right w:val="single" w:sz="4" w:space="0" w:color="000000"/>
+            </w:tcBorders>
+          </w:tcPr>
+          <w:p>
+            <w:pPr>
+              <w:pStyle w:val="Normal"/>
               <w:jc w:val="center"/>
-            </w:pPr>
-            <w:r>
+              <w:rPr/>
+            </w:pPr>
+            <w:r>
+              <w:rPr/>
               <w:t>07/11/2025</w:t>
             </w:r>
           </w:p>
         </w:tc>
         <w:tc>
           <w:tcPr>
-            <w:tcW w:w="1800" w:type="dxa"/>
-            <w:tcBorders>
-              <w:top w:val="single" w:sz="4" w:space="0" w:color="000000"/>
-              <w:left w:val="single" w:sz="4" w:space="0" w:color="000000"/>
-              <w:bottom w:val="single" w:sz="4" w:space="0" w:color="000000"/>
-              <w:right w:val="single" w:sz="4" w:space="0" w:color="000000"/>
-            </w:tcBorders>
-          </w:tcPr>
-          <w:p>
-            <w:pPr>
+            <w:tcW w:w="1801" w:type="dxa"/>
+            <w:tcBorders>
+              <w:top w:val="single" w:sz="4" w:space="0" w:color="000000"/>
+              <w:left w:val="single" w:sz="4" w:space="0" w:color="000000"/>
+              <w:bottom w:val="single" w:sz="4" w:space="0" w:color="000000"/>
+              <w:right w:val="single" w:sz="4" w:space="0" w:color="000000"/>
+            </w:tcBorders>
+          </w:tcPr>
+          <w:p>
+            <w:pPr>
+              <w:pStyle w:val="Normal"/>
               <w:jc w:val="center"/>
-            </w:pPr>
-            <w:r>
+              <w:rPr/>
+            </w:pPr>
+            <w:r>
+              <w:rPr/>
               <w:t>Paulo Henrique</w:t>
             </w:r>
           </w:p>
@@ -2850,1146 +3814,1224 @@
           </w:tcPr>
           <w:p>
             <w:pPr>
+              <w:pStyle w:val="Normal"/>
               <w:jc w:val="center"/>
-            </w:pPr>
-            <w:r>
+              <w:rPr/>
+            </w:pPr>
+            <w:r>
+              <w:rPr/>
               <w:t>Correção dos Fluxos</w:t>
+            </w:r>
+          </w:p>
+        </w:tc>
+      </w:tr>
+      <w:tr>
+        <w:trPr/>
+        <w:tc>
+          <w:tcPr>
+            <w:tcW w:w="2627" w:type="dxa"/>
+            <w:tcBorders>
+              <w:left w:val="single" w:sz="4" w:space="0" w:color="000000"/>
+              <w:bottom w:val="single" w:sz="4" w:space="0" w:color="000000"/>
+              <w:right w:val="single" w:sz="4" w:space="0" w:color="000000"/>
+            </w:tcBorders>
+          </w:tcPr>
+          <w:p>
+            <w:pPr>
+              <w:pStyle w:val="Normal"/>
+              <w:jc w:val="center"/>
+              <w:rPr/>
+            </w:pPr>
+            <w:r>
+              <w:rPr/>
+              <w:t>02/12/2025</w:t>
+            </w:r>
+          </w:p>
+        </w:tc>
+        <w:tc>
+          <w:tcPr>
+            <w:tcW w:w="1801" w:type="dxa"/>
+            <w:tcBorders>
+              <w:left w:val="single" w:sz="4" w:space="0" w:color="000000"/>
+              <w:bottom w:val="single" w:sz="4" w:space="0" w:color="000000"/>
+              <w:right w:val="single" w:sz="4" w:space="0" w:color="000000"/>
+            </w:tcBorders>
+          </w:tcPr>
+          <w:p>
+            <w:pPr>
+              <w:pStyle w:val="Normal"/>
+              <w:jc w:val="center"/>
+              <w:rPr/>
+            </w:pPr>
+            <w:r>
+              <w:rPr/>
+              <w:t>Matheus</w:t>
+            </w:r>
+          </w:p>
+        </w:tc>
+        <w:tc>
+          <w:tcPr>
+            <w:tcW w:w="6120" w:type="dxa"/>
+            <w:tcBorders>
+              <w:left w:val="single" w:sz="4" w:space="0" w:color="000000"/>
+              <w:bottom w:val="single" w:sz="4" w:space="0" w:color="000000"/>
+              <w:right w:val="single" w:sz="4" w:space="0" w:color="000000"/>
+            </w:tcBorders>
+          </w:tcPr>
+          <w:p>
+            <w:pPr>
+              <w:pStyle w:val="Normal"/>
+              <w:jc w:val="center"/>
+              <w:rPr/>
+            </w:pPr>
+            <w:r>
+              <w:rPr/>
+              <w:t>Adicionado seção de mudança de data de pagamento</w:t>
             </w:r>
           </w:p>
         </w:tc>
       </w:tr>
     </w:tbl>
-    <w:p/>
+    <w:p>
+      <w:pPr>
+        <w:pStyle w:val="Normal"/>
+        <w:rPr/>
+      </w:pPr>
+      <w:r>
+        <w:rPr/>
+      </w:r>
+    </w:p>
     <w:sectPr>
+      <w:type w:val="nextPage"/>
       <w:pgSz w:w="11906" w:h="16838"/>
-      <w:pgMar w:top="1418" w:right="851" w:bottom="1418" w:left="851" w:header="720" w:footer="720" w:gutter="0"/>
-      <w:pgNumType w:start="1"/>
-      <w:cols w:space="720"/>
+      <w:pgMar w:left="851" w:right="851" w:gutter="0" w:header="0" w:top="1418" w:footer="0" w:bottom="1418"/>
+      <w:pgNumType w:start="1" w:fmt="decimal"/>
+      <w:formProt w:val="false"/>
+      <w:textDirection w:val="lrTb"/>
+      <w:docGrid w:type="default" w:linePitch="100" w:charSpace="0"/>
     </w:sectPr>
   </w:body>
 </w:document>
 </file>
 
 <file path=word/numbering.xml><?xml version="1.0" encoding="utf-8"?>
-<w:numbering xmlns:wpc="http://schemas.microsoft.com/office/word/2010/wordprocessingCanvas" xmlns:cx="http://schemas.microsoft.com/office/drawing/2014/chartex" xmlns:cx1="http://schemas.microsoft.com/office/drawing/2015/9/8/chartex" xmlns:cx2="http://schemas.microsoft.com/office/drawing/2015/10/21/chartex" xmlns:cx3="http://schemas.microsoft.com/office/drawing/2016/5/9/chartex" xmlns:cx4="http://schemas.microsoft.com/office/drawing/2016/5/10/chartex" xmlns:cx5="http://schemas.microsoft.com/office/drawing/2016/5/11/chartex" xmlns:cx6="http://schemas.microsoft.com/office/drawing/2016/5/12/chartex" xmlns:cx7="http://schemas.microsoft.com/office/drawing/2016/5/13/chartex" xmlns:cx8="http://schemas.microsoft.com/office/drawing/2016/5/14/chartex" xmlns:mc="http://schemas.openxmlformats.org/markup-compatibility/2006" xmlns:aink="http://schemas.microsoft.com/office/drawing/2016/ink" xmlns:am3d="http://schemas.microsoft.com/office/drawing/2017/model3d" xmlns:o="urn:schemas-microsoft-com:office:office" xmlns:oel="http://schemas.microsoft.com/office/2019/extlst" xmlns:r="http://schemas.openxmlformats.org/officeDocument/2006/relationships" xmlns:m="http://schemas.openxmlformats.org/officeDocument/2006/math" xmlns:v="urn:schemas-microsoft-com:vml" xmlns:wp14="http://schemas.microsoft.com/office/word/2010/wordprocessingDrawing" xmlns:wp="http://schemas.openxmlformats.org/drawingml/2006/wordprocessingDrawing" xmlns:w10="urn:schemas-microsoft-com:office:word" xmlns:w="http://schemas.openxmlformats.org/wordprocessingml/2006/main" xmlns:w14="http://schemas.microsoft.com/office/word/2010/wordml" xmlns:w15="http://schemas.microsoft.com/office/word/2012/wordml" xmlns:w16cex="http://schemas.microsoft.com/office/word/2018/wordml/cex" xmlns:w16cid="http://schemas.microsoft.com/office/word/2016/wordml/cid" xmlns:w16="http://schemas.microsoft.com/office/word/2018/wordml" xmlns:w16du="http://schemas.microsoft.com/office/word/2023/wordml/word16du" xmlns:w16sdtdh="http://schemas.microsoft.com/office/word/2020/wordml/sdtdatahash" xmlns:w16sdtfl="http://schemas.microsoft.com/office/word/2024/wordml/sdtformatlock" xmlns:w16se="http://schemas.microsoft.com/office/word/2015/wordml/symex" xmlns:wpg="http://schemas.microsoft.com/office/word/2010/wordprocessingGroup" xmlns:wpi="http://schemas.microsoft.com/office/word/2010/wordprocessingInk" xmlns:wne="http://schemas.microsoft.com/office/word/2006/wordml" xmlns:wps="http://schemas.microsoft.com/office/word/2010/wordprocessingShape" mc:Ignorable="w14 w15 w16se w16cid w16 w16cex w16sdtdh w16sdtfl w16du wp14">
-  <w:abstractNum w:abstractNumId="0" w15:restartNumberingAfterBreak="0">
-    <w:nsid w:val="02424476"/>
-    <w:multiLevelType w:val="hybridMultilevel"/>
-    <w:tmpl w:val="2B7EFE06"/>
-    <w:lvl w:ilvl="0" w:tplc="60249E68">
+<w:numbering xmlns:w="http://schemas.openxmlformats.org/wordprocessingml/2006/main" xmlns:o="urn:schemas-microsoft-com:office:office" xmlns:r="http://schemas.openxmlformats.org/officeDocument/2006/relationships" xmlns:v="urn:schemas-microsoft-com:vml" xmlns:mc="http://schemas.openxmlformats.org/markup-compatibility/2006" xmlns:w14="http://schemas.microsoft.com/office/word/2010/wordml" mc:Ignorable="w14">
+  <w:abstractNum w:abstractNumId="1">
+    <w:lvl w:ilvl="0">
       <w:start w:val="1"/>
       <w:numFmt w:val="decimal"/>
-      <w:lvlText w:val="%1."/>
-      <w:lvlJc w:val="left"/>
-      <w:pPr>
-        <w:ind w:left="1440" w:hanging="360"/>
+      <w:lvlText w:val=""/>
+      <w:lvlJc w:val="left"/>
+      <w:pPr>
+        <w:tabs>
+          <w:tab w:val="num" w:pos="0"/>
+        </w:tabs>
+        <w:ind w:left="0" w:hanging="0"/>
       </w:pPr>
       <w:rPr>
-        <w:b w:val="0"/>
-        <w:bCs/>
+        <w:vertAlign w:val="baseline"/>
+        <w:position w:val="0"/>
+        <w:sz w:val="24"/>
       </w:rPr>
     </w:lvl>
-    <w:lvl w:ilvl="1" w:tplc="04160019" w:tentative="1">
+    <w:lvl w:ilvl="1">
+      <w:start w:val="1"/>
+      <w:numFmt w:val="decimal"/>
+      <w:lvlText w:val=""/>
+      <w:lvlJc w:val="left"/>
+      <w:pPr>
+        <w:tabs>
+          <w:tab w:val="num" w:pos="0"/>
+        </w:tabs>
+        <w:ind w:left="0" w:hanging="0"/>
+      </w:pPr>
+      <w:rPr>
+        <w:vertAlign w:val="baseline"/>
+        <w:position w:val="0"/>
+        <w:sz w:val="24"/>
+      </w:rPr>
+    </w:lvl>
+    <w:lvl w:ilvl="2">
+      <w:start w:val="1"/>
+      <w:numFmt w:val="decimal"/>
+      <w:lvlText w:val=""/>
+      <w:lvlJc w:val="left"/>
+      <w:pPr>
+        <w:tabs>
+          <w:tab w:val="num" w:pos="0"/>
+        </w:tabs>
+        <w:ind w:left="0" w:hanging="0"/>
+      </w:pPr>
+      <w:rPr>
+        <w:vertAlign w:val="baseline"/>
+        <w:position w:val="0"/>
+        <w:sz w:val="24"/>
+      </w:rPr>
+    </w:lvl>
+    <w:lvl w:ilvl="3">
+      <w:start w:val="1"/>
+      <w:numFmt w:val="decimal"/>
+      <w:lvlText w:val=""/>
+      <w:lvlJc w:val="left"/>
+      <w:pPr>
+        <w:tabs>
+          <w:tab w:val="num" w:pos="0"/>
+        </w:tabs>
+        <w:ind w:left="0" w:hanging="0"/>
+      </w:pPr>
+      <w:rPr>
+        <w:vertAlign w:val="baseline"/>
+        <w:position w:val="0"/>
+        <w:sz w:val="24"/>
+      </w:rPr>
+    </w:lvl>
+    <w:lvl w:ilvl="4">
+      <w:start w:val="1"/>
+      <w:numFmt w:val="decimal"/>
+      <w:lvlText w:val=""/>
+      <w:lvlJc w:val="left"/>
+      <w:pPr>
+        <w:tabs>
+          <w:tab w:val="num" w:pos="0"/>
+        </w:tabs>
+        <w:ind w:left="0" w:hanging="0"/>
+      </w:pPr>
+      <w:rPr>
+        <w:vertAlign w:val="baseline"/>
+        <w:position w:val="0"/>
+        <w:sz w:val="24"/>
+      </w:rPr>
+    </w:lvl>
+    <w:lvl w:ilvl="5">
+      <w:start w:val="1"/>
+      <w:numFmt w:val="decimal"/>
+      <w:lvlText w:val=""/>
+      <w:lvlJc w:val="left"/>
+      <w:pPr>
+        <w:tabs>
+          <w:tab w:val="num" w:pos="0"/>
+        </w:tabs>
+        <w:ind w:left="0" w:hanging="0"/>
+      </w:pPr>
+      <w:rPr>
+        <w:vertAlign w:val="baseline"/>
+        <w:position w:val="0"/>
+        <w:sz w:val="24"/>
+      </w:rPr>
+    </w:lvl>
+    <w:lvl w:ilvl="6">
+      <w:start w:val="1"/>
+      <w:numFmt w:val="decimal"/>
+      <w:lvlText w:val=""/>
+      <w:lvlJc w:val="left"/>
+      <w:pPr>
+        <w:tabs>
+          <w:tab w:val="num" w:pos="0"/>
+        </w:tabs>
+        <w:ind w:left="0" w:hanging="0"/>
+      </w:pPr>
+      <w:rPr>
+        <w:vertAlign w:val="baseline"/>
+        <w:position w:val="0"/>
+        <w:sz w:val="24"/>
+      </w:rPr>
+    </w:lvl>
+    <w:lvl w:ilvl="7">
+      <w:start w:val="1"/>
+      <w:numFmt w:val="decimal"/>
+      <w:lvlText w:val=""/>
+      <w:lvlJc w:val="left"/>
+      <w:pPr>
+        <w:tabs>
+          <w:tab w:val="num" w:pos="0"/>
+        </w:tabs>
+        <w:ind w:left="0" w:hanging="0"/>
+      </w:pPr>
+      <w:rPr>
+        <w:vertAlign w:val="baseline"/>
+        <w:position w:val="0"/>
+        <w:sz w:val="24"/>
+      </w:rPr>
+    </w:lvl>
+    <w:lvl w:ilvl="8">
+      <w:start w:val="1"/>
+      <w:numFmt w:val="decimal"/>
+      <w:lvlText w:val=""/>
+      <w:lvlJc w:val="left"/>
+      <w:pPr>
+        <w:tabs>
+          <w:tab w:val="num" w:pos="0"/>
+        </w:tabs>
+        <w:ind w:left="0" w:hanging="0"/>
+      </w:pPr>
+      <w:rPr>
+        <w:vertAlign w:val="baseline"/>
+        <w:position w:val="0"/>
+        <w:sz w:val="24"/>
+      </w:rPr>
+    </w:lvl>
+  </w:abstractNum>
+  <w:abstractNum w:abstractNumId="2">
+    <w:lvl w:ilvl="0">
+      <w:start w:val="1"/>
+      <w:numFmt w:val="decimal"/>
+      <w:lvlText w:val=""/>
+      <w:lvlJc w:val="left"/>
+      <w:pPr>
+        <w:tabs>
+          <w:tab w:val="num" w:pos="0"/>
+        </w:tabs>
+        <w:ind w:left="0" w:hanging="0"/>
+      </w:pPr>
+      <w:rPr>
+        <w:vertAlign w:val="baseline"/>
+        <w:position w:val="0"/>
+        <w:sz w:val="24"/>
+      </w:rPr>
+    </w:lvl>
+    <w:lvl w:ilvl="1">
+      <w:start w:val="1"/>
+      <w:numFmt w:val="decimal"/>
+      <w:lvlText w:val=""/>
+      <w:lvlJc w:val="left"/>
+      <w:pPr>
+        <w:tabs>
+          <w:tab w:val="num" w:pos="0"/>
+        </w:tabs>
+        <w:ind w:left="0" w:hanging="0"/>
+      </w:pPr>
+      <w:rPr>
+        <w:vertAlign w:val="baseline"/>
+        <w:position w:val="0"/>
+        <w:sz w:val="24"/>
+      </w:rPr>
+    </w:lvl>
+    <w:lvl w:ilvl="2">
+      <w:start w:val="1"/>
+      <w:numFmt w:val="decimal"/>
+      <w:lvlText w:val=""/>
+      <w:lvlJc w:val="left"/>
+      <w:pPr>
+        <w:tabs>
+          <w:tab w:val="num" w:pos="0"/>
+        </w:tabs>
+        <w:ind w:left="0" w:hanging="0"/>
+      </w:pPr>
+      <w:rPr>
+        <w:vertAlign w:val="baseline"/>
+        <w:position w:val="0"/>
+        <w:sz w:val="24"/>
+      </w:rPr>
+    </w:lvl>
+    <w:lvl w:ilvl="3">
+      <w:start w:val="1"/>
+      <w:numFmt w:val="decimal"/>
+      <w:lvlText w:val=""/>
+      <w:lvlJc w:val="left"/>
+      <w:pPr>
+        <w:tabs>
+          <w:tab w:val="num" w:pos="0"/>
+        </w:tabs>
+        <w:ind w:left="0" w:hanging="0"/>
+      </w:pPr>
+      <w:rPr>
+        <w:vertAlign w:val="baseline"/>
+        <w:position w:val="0"/>
+        <w:sz w:val="24"/>
+      </w:rPr>
+    </w:lvl>
+    <w:lvl w:ilvl="4">
+      <w:start w:val="1"/>
+      <w:numFmt w:val="decimal"/>
+      <w:lvlText w:val=""/>
+      <w:lvlJc w:val="left"/>
+      <w:pPr>
+        <w:tabs>
+          <w:tab w:val="num" w:pos="0"/>
+        </w:tabs>
+        <w:ind w:left="0" w:hanging="0"/>
+      </w:pPr>
+      <w:rPr>
+        <w:vertAlign w:val="baseline"/>
+        <w:position w:val="0"/>
+        <w:sz w:val="24"/>
+      </w:rPr>
+    </w:lvl>
+    <w:lvl w:ilvl="5">
+      <w:start w:val="1"/>
+      <w:numFmt w:val="decimal"/>
+      <w:lvlText w:val=""/>
+      <w:lvlJc w:val="left"/>
+      <w:pPr>
+        <w:tabs>
+          <w:tab w:val="num" w:pos="0"/>
+        </w:tabs>
+        <w:ind w:left="0" w:hanging="0"/>
+      </w:pPr>
+      <w:rPr>
+        <w:vertAlign w:val="baseline"/>
+        <w:position w:val="0"/>
+        <w:sz w:val="24"/>
+      </w:rPr>
+    </w:lvl>
+    <w:lvl w:ilvl="6">
+      <w:start w:val="1"/>
+      <w:numFmt w:val="decimal"/>
+      <w:lvlText w:val=""/>
+      <w:lvlJc w:val="left"/>
+      <w:pPr>
+        <w:tabs>
+          <w:tab w:val="num" w:pos="0"/>
+        </w:tabs>
+        <w:ind w:left="0" w:hanging="0"/>
+      </w:pPr>
+      <w:rPr>
+        <w:vertAlign w:val="baseline"/>
+        <w:position w:val="0"/>
+        <w:sz w:val="24"/>
+      </w:rPr>
+    </w:lvl>
+    <w:lvl w:ilvl="7">
+      <w:start w:val="1"/>
+      <w:numFmt w:val="decimal"/>
+      <w:lvlText w:val=""/>
+      <w:lvlJc w:val="left"/>
+      <w:pPr>
+        <w:tabs>
+          <w:tab w:val="num" w:pos="0"/>
+        </w:tabs>
+        <w:ind w:left="0" w:hanging="0"/>
+      </w:pPr>
+      <w:rPr>
+        <w:vertAlign w:val="baseline"/>
+        <w:position w:val="0"/>
+        <w:sz w:val="24"/>
+      </w:rPr>
+    </w:lvl>
+    <w:lvl w:ilvl="8">
+      <w:start w:val="1"/>
+      <w:numFmt w:val="decimal"/>
+      <w:lvlText w:val=""/>
+      <w:lvlJc w:val="left"/>
+      <w:pPr>
+        <w:tabs>
+          <w:tab w:val="num" w:pos="0"/>
+        </w:tabs>
+        <w:ind w:left="0" w:hanging="0"/>
+      </w:pPr>
+      <w:rPr>
+        <w:vertAlign w:val="baseline"/>
+        <w:position w:val="0"/>
+        <w:sz w:val="24"/>
+      </w:rPr>
+    </w:lvl>
+  </w:abstractNum>
+  <w:abstractNum w:abstractNumId="3">
+    <w:lvl w:ilvl="0">
+      <w:start w:val="1"/>
+      <w:numFmt w:val="lowerLetter"/>
+      <w:lvlText w:val="%1)"/>
+      <w:lvlJc w:val="left"/>
+      <w:pPr>
+        <w:tabs>
+          <w:tab w:val="num" w:pos="0"/>
+        </w:tabs>
+        <w:ind w:left="720" w:hanging="360"/>
+      </w:pPr>
+      <w:rPr>
+        <w:color w:val="000000"/>
+      </w:rPr>
+    </w:lvl>
+    <w:lvl w:ilvl="1">
       <w:start w:val="1"/>
       <w:numFmt w:val="lowerLetter"/>
       <w:lvlText w:val="%2."/>
       <w:lvlJc w:val="left"/>
       <w:pPr>
+        <w:tabs>
+          <w:tab w:val="num" w:pos="0"/>
+        </w:tabs>
         <w:ind w:left="1440" w:hanging="360"/>
       </w:pPr>
-    </w:lvl>
-    <w:lvl w:ilvl="2" w:tplc="0416001B" w:tentative="1">
+      <w:rPr/>
+    </w:lvl>
+    <w:lvl w:ilvl="2">
       <w:start w:val="1"/>
       <w:numFmt w:val="lowerRoman"/>
       <w:lvlText w:val="%3."/>
       <w:lvlJc w:val="right"/>
       <w:pPr>
+        <w:tabs>
+          <w:tab w:val="num" w:pos="0"/>
+        </w:tabs>
         <w:ind w:left="2160" w:hanging="180"/>
       </w:pPr>
-    </w:lvl>
-    <w:lvl w:ilvl="3" w:tplc="0416000F" w:tentative="1">
+      <w:rPr/>
+    </w:lvl>
+    <w:lvl w:ilvl="3">
       <w:start w:val="1"/>
       <w:numFmt w:val="decimal"/>
       <w:lvlText w:val="%4."/>
       <w:lvlJc w:val="left"/>
       <w:pPr>
+        <w:tabs>
+          <w:tab w:val="num" w:pos="0"/>
+        </w:tabs>
         <w:ind w:left="2880" w:hanging="360"/>
       </w:pPr>
-    </w:lvl>
-    <w:lvl w:ilvl="4" w:tplc="04160019" w:tentative="1">
+      <w:rPr/>
+    </w:lvl>
+    <w:lvl w:ilvl="4">
       <w:start w:val="1"/>
       <w:numFmt w:val="lowerLetter"/>
       <w:lvlText w:val="%5."/>
       <w:lvlJc w:val="left"/>
       <w:pPr>
+        <w:tabs>
+          <w:tab w:val="num" w:pos="0"/>
+        </w:tabs>
         <w:ind w:left="3600" w:hanging="360"/>
       </w:pPr>
-    </w:lvl>
-    <w:lvl w:ilvl="5" w:tplc="0416001B" w:tentative="1">
+      <w:rPr/>
+    </w:lvl>
+    <w:lvl w:ilvl="5">
       <w:start w:val="1"/>
       <w:numFmt w:val="lowerRoman"/>
       <w:lvlText w:val="%6."/>
       <w:lvlJc w:val="right"/>
       <w:pPr>
+        <w:tabs>
+          <w:tab w:val="num" w:pos="0"/>
+        </w:tabs>
         <w:ind w:left="4320" w:hanging="180"/>
       </w:pPr>
-    </w:lvl>
-    <w:lvl w:ilvl="6" w:tplc="0416000F" w:tentative="1">
+      <w:rPr/>
+    </w:lvl>
+    <w:lvl w:ilvl="6">
       <w:start w:val="1"/>
       <w:numFmt w:val="decimal"/>
       <w:lvlText w:val="%7."/>
       <w:lvlJc w:val="left"/>
       <w:pPr>
+        <w:tabs>
+          <w:tab w:val="num" w:pos="0"/>
+        </w:tabs>
         <w:ind w:left="5040" w:hanging="360"/>
       </w:pPr>
-    </w:lvl>
-    <w:lvl w:ilvl="7" w:tplc="04160019" w:tentative="1">
+      <w:rPr/>
+    </w:lvl>
+    <w:lvl w:ilvl="7">
       <w:start w:val="1"/>
       <w:numFmt w:val="lowerLetter"/>
       <w:lvlText w:val="%8."/>
       <w:lvlJc w:val="left"/>
       <w:pPr>
+        <w:tabs>
+          <w:tab w:val="num" w:pos="0"/>
+        </w:tabs>
         <w:ind w:left="5760" w:hanging="360"/>
       </w:pPr>
-    </w:lvl>
-    <w:lvl w:ilvl="8" w:tplc="0416001B" w:tentative="1">
+      <w:rPr/>
+    </w:lvl>
+    <w:lvl w:ilvl="8">
       <w:start w:val="1"/>
       <w:numFmt w:val="lowerRoman"/>
       <w:lvlText w:val="%9."/>
       <w:lvlJc w:val="right"/>
       <w:pPr>
+        <w:tabs>
+          <w:tab w:val="num" w:pos="0"/>
+        </w:tabs>
         <w:ind w:left="6480" w:hanging="180"/>
       </w:pPr>
+      <w:rPr/>
     </w:lvl>
   </w:abstractNum>
-  <w:abstractNum w:abstractNumId="1" w15:restartNumberingAfterBreak="0">
-    <w:nsid w:val="08334DD0"/>
-    <w:multiLevelType w:val="hybridMultilevel"/>
-    <w:tmpl w:val="965CAB96"/>
-    <w:lvl w:ilvl="0" w:tplc="F3908122">
-      <w:start w:val="1"/>
-      <w:numFmt w:val="lowerLetter"/>
-      <w:lvlText w:val="%1)"/>
-      <w:lvlJc w:val="left"/>
-      <w:pPr>
+  <w:abstractNum w:abstractNumId="4">
+    <w:lvl w:ilvl="0">
+      <w:start w:val="1"/>
+      <w:numFmt w:val="decimal"/>
+      <w:lvlText w:val="%1."/>
+      <w:lvlJc w:val="left"/>
+      <w:pPr>
+        <w:tabs>
+          <w:tab w:val="num" w:pos="0"/>
+        </w:tabs>
         <w:ind w:left="720" w:hanging="360"/>
       </w:pPr>
       <w:rPr>
-        <w:rFonts w:hint="default"/>
         <w:color w:val="000000"/>
       </w:rPr>
     </w:lvl>
-    <w:lvl w:ilvl="1" w:tplc="04160019" w:tentative="1">
+    <w:lvl w:ilvl="1">
       <w:start w:val="1"/>
       <w:numFmt w:val="lowerLetter"/>
       <w:lvlText w:val="%2."/>
       <w:lvlJc w:val="left"/>
       <w:pPr>
+        <w:tabs>
+          <w:tab w:val="num" w:pos="0"/>
+        </w:tabs>
         <w:ind w:left="1440" w:hanging="360"/>
       </w:pPr>
-    </w:lvl>
-    <w:lvl w:ilvl="2" w:tplc="0416001B" w:tentative="1">
+      <w:rPr/>
+    </w:lvl>
+    <w:lvl w:ilvl="2">
       <w:start w:val="1"/>
       <w:numFmt w:val="lowerRoman"/>
       <w:lvlText w:val="%3."/>
       <w:lvlJc w:val="right"/>
       <w:pPr>
+        <w:tabs>
+          <w:tab w:val="num" w:pos="0"/>
+        </w:tabs>
         <w:ind w:left="2160" w:hanging="180"/>
       </w:pPr>
-    </w:lvl>
-    <w:lvl w:ilvl="3" w:tplc="0416000F" w:tentative="1">
+      <w:rPr/>
+    </w:lvl>
+    <w:lvl w:ilvl="3">
       <w:start w:val="1"/>
       <w:numFmt w:val="decimal"/>
       <w:lvlText w:val="%4."/>
       <w:lvlJc w:val="left"/>
       <w:pPr>
+        <w:tabs>
+          <w:tab w:val="num" w:pos="0"/>
+        </w:tabs>
         <w:ind w:left="2880" w:hanging="360"/>
       </w:pPr>
-    </w:lvl>
-    <w:lvl w:ilvl="4" w:tplc="04160019" w:tentative="1">
+      <w:rPr/>
+    </w:lvl>
+    <w:lvl w:ilvl="4">
       <w:start w:val="1"/>
       <w:numFmt w:val="lowerLetter"/>
       <w:lvlText w:val="%5."/>
       <w:lvlJc w:val="left"/>
       <w:pPr>
+        <w:tabs>
+          <w:tab w:val="num" w:pos="0"/>
+        </w:tabs>
         <w:ind w:left="3600" w:hanging="360"/>
       </w:pPr>
-    </w:lvl>
-    <w:lvl w:ilvl="5" w:tplc="0416001B" w:tentative="1">
+      <w:rPr/>
+    </w:lvl>
+    <w:lvl w:ilvl="5">
       <w:start w:val="1"/>
       <w:numFmt w:val="lowerRoman"/>
       <w:lvlText w:val="%6."/>
       <w:lvlJc w:val="right"/>
       <w:pPr>
+        <w:tabs>
+          <w:tab w:val="num" w:pos="0"/>
+        </w:tabs>
         <w:ind w:left="4320" w:hanging="180"/>
       </w:pPr>
-    </w:lvl>
-    <w:lvl w:ilvl="6" w:tplc="0416000F" w:tentative="1">
+      <w:rPr/>
+    </w:lvl>
+    <w:lvl w:ilvl="6">
       <w:start w:val="1"/>
       <w:numFmt w:val="decimal"/>
       <w:lvlText w:val="%7."/>
       <w:lvlJc w:val="left"/>
       <w:pPr>
+        <w:tabs>
+          <w:tab w:val="num" w:pos="0"/>
+        </w:tabs>
         <w:ind w:left="5040" w:hanging="360"/>
       </w:pPr>
-    </w:lvl>
-    <w:lvl w:ilvl="7" w:tplc="04160019" w:tentative="1">
+      <w:rPr/>
+    </w:lvl>
+    <w:lvl w:ilvl="7">
       <w:start w:val="1"/>
       <w:numFmt w:val="lowerLetter"/>
       <w:lvlText w:val="%8."/>
       <w:lvlJc w:val="left"/>
       <w:pPr>
+        <w:tabs>
+          <w:tab w:val="num" w:pos="0"/>
+        </w:tabs>
         <w:ind w:left="5760" w:hanging="360"/>
       </w:pPr>
-    </w:lvl>
-    <w:lvl w:ilvl="8" w:tplc="0416001B" w:tentative="1">
+      <w:rPr/>
+    </w:lvl>
+    <w:lvl w:ilvl="8">
       <w:start w:val="1"/>
       <w:numFmt w:val="lowerRoman"/>
       <w:lvlText w:val="%9."/>
       <w:lvlJc w:val="right"/>
       <w:pPr>
+        <w:tabs>
+          <w:tab w:val="num" w:pos="0"/>
+        </w:tabs>
         <w:ind w:left="6480" w:hanging="180"/>
       </w:pPr>
+      <w:rPr/>
     </w:lvl>
   </w:abstractNum>
-  <w:abstractNum w:abstractNumId="2" w15:restartNumberingAfterBreak="0">
-    <w:nsid w:val="15435F1F"/>
-    <w:multiLevelType w:val="multilevel"/>
-    <w:tmpl w:val="D76A81C8"/>
+  <w:abstractNum w:abstractNumId="5">
     <w:lvl w:ilvl="0">
-      <w:start w:val="1"/>
-      <w:numFmt w:val="decimal"/>
-      <w:lvlText w:val=""/>
-      <w:lvlJc w:val="left"/>
-      <w:pPr>
-        <w:ind w:left="0" w:firstLine="0"/>
-      </w:pPr>
-      <w:rPr>
-        <w:vertAlign w:val="baseline"/>
-      </w:rPr>
-    </w:lvl>
-    <w:lvl w:ilvl="1">
-      <w:start w:val="1"/>
-      <w:numFmt w:val="decimal"/>
-      <w:lvlText w:val=""/>
-      <w:lvlJc w:val="left"/>
-      <w:pPr>
-        <w:ind w:left="0" w:firstLine="0"/>
-      </w:pPr>
-      <w:rPr>
-        <w:vertAlign w:val="baseline"/>
-      </w:rPr>
-    </w:lvl>
-    <w:lvl w:ilvl="2">
-      <w:start w:val="1"/>
-      <w:numFmt w:val="decimal"/>
-      <w:lvlText w:val=""/>
-      <w:lvlJc w:val="left"/>
-      <w:pPr>
-        <w:ind w:left="0" w:firstLine="0"/>
-      </w:pPr>
-      <w:rPr>
-        <w:vertAlign w:val="baseline"/>
-      </w:rPr>
-    </w:lvl>
-    <w:lvl w:ilvl="3">
-      <w:start w:val="1"/>
-      <w:numFmt w:val="decimal"/>
-      <w:lvlText w:val=""/>
-      <w:lvlJc w:val="left"/>
-      <w:pPr>
-        <w:ind w:left="0" w:firstLine="0"/>
-      </w:pPr>
-      <w:rPr>
-        <w:vertAlign w:val="baseline"/>
-      </w:rPr>
-    </w:lvl>
-    <w:lvl w:ilvl="4">
-      <w:start w:val="1"/>
-      <w:numFmt w:val="decimal"/>
-      <w:lvlText w:val=""/>
-      <w:lvlJc w:val="left"/>
-      <w:pPr>
-        <w:ind w:left="0" w:firstLine="0"/>
-      </w:pPr>
-      <w:rPr>
-        <w:vertAlign w:val="baseline"/>
-      </w:rPr>
-    </w:lvl>
-    <w:lvl w:ilvl="5">
-      <w:start w:val="1"/>
-      <w:numFmt w:val="decimal"/>
-      <w:lvlText w:val=""/>
-      <w:lvlJc w:val="left"/>
-      <w:pPr>
-        <w:ind w:left="0" w:firstLine="0"/>
-      </w:pPr>
-      <w:rPr>
-        <w:vertAlign w:val="baseline"/>
-      </w:rPr>
-    </w:lvl>
-    <w:lvl w:ilvl="6">
-      <w:start w:val="1"/>
-      <w:numFmt w:val="decimal"/>
-      <w:lvlText w:val=""/>
-      <w:lvlJc w:val="left"/>
-      <w:pPr>
-        <w:ind w:left="0" w:firstLine="0"/>
-      </w:pPr>
-      <w:rPr>
-        <w:vertAlign w:val="baseline"/>
-      </w:rPr>
-    </w:lvl>
-    <w:lvl w:ilvl="7">
-      <w:start w:val="1"/>
-      <w:numFmt w:val="decimal"/>
-      <w:lvlText w:val=""/>
-      <w:lvlJc w:val="left"/>
-      <w:pPr>
-        <w:ind w:left="0" w:firstLine="0"/>
-      </w:pPr>
-      <w:rPr>
-        <w:vertAlign w:val="baseline"/>
-      </w:rPr>
-    </w:lvl>
-    <w:lvl w:ilvl="8">
-      <w:start w:val="1"/>
-      <w:numFmt w:val="decimal"/>
-      <w:lvlText w:val=""/>
-      <w:lvlJc w:val="left"/>
-      <w:pPr>
-        <w:ind w:left="0" w:firstLine="0"/>
-      </w:pPr>
-      <w:rPr>
-        <w:vertAlign w:val="baseline"/>
-      </w:rPr>
-    </w:lvl>
-  </w:abstractNum>
-  <w:abstractNum w:abstractNumId="3" w15:restartNumberingAfterBreak="0">
-    <w:nsid w:val="20483332"/>
-    <w:multiLevelType w:val="hybridMultilevel"/>
-    <w:tmpl w:val="6C80EBAA"/>
-    <w:lvl w:ilvl="0" w:tplc="0416000F">
       <w:start w:val="1"/>
       <w:numFmt w:val="decimal"/>
       <w:lvlText w:val="%1."/>
       <w:lvlJc w:val="left"/>
       <w:pPr>
+        <w:tabs>
+          <w:tab w:val="num" w:pos="720"/>
+        </w:tabs>
         <w:ind w:left="720" w:hanging="360"/>
       </w:pPr>
-    </w:lvl>
-    <w:lvl w:ilvl="1" w:tplc="04160019" w:tentative="1">
+      <w:rPr>
+        <w:b w:val="false"/>
+        <w:bCs/>
+      </w:rPr>
+    </w:lvl>
+    <w:lvl w:ilvl="1">
+      <w:start w:val="1"/>
+      <w:numFmt w:val="decimal"/>
+      <w:lvlText w:val="%2."/>
+      <w:lvlJc w:val="left"/>
+      <w:pPr>
+        <w:tabs>
+          <w:tab w:val="num" w:pos="1440"/>
+        </w:tabs>
+        <w:ind w:left="1440" w:hanging="360"/>
+      </w:pPr>
+      <w:rPr/>
+    </w:lvl>
+    <w:lvl w:ilvl="2">
+      <w:start w:val="1"/>
+      <w:numFmt w:val="decimal"/>
+      <w:lvlText w:val="%3."/>
+      <w:lvlJc w:val="left"/>
+      <w:pPr>
+        <w:tabs>
+          <w:tab w:val="num" w:pos="2160"/>
+        </w:tabs>
+        <w:ind w:left="2160" w:hanging="360"/>
+      </w:pPr>
+      <w:rPr/>
+    </w:lvl>
+    <w:lvl w:ilvl="3">
+      <w:start w:val="1"/>
+      <w:numFmt w:val="decimal"/>
+      <w:lvlText w:val="%4."/>
+      <w:lvlJc w:val="left"/>
+      <w:pPr>
+        <w:tabs>
+          <w:tab w:val="num" w:pos="2880"/>
+        </w:tabs>
+        <w:ind w:left="2880" w:hanging="360"/>
+      </w:pPr>
+      <w:rPr/>
+    </w:lvl>
+    <w:lvl w:ilvl="4">
+      <w:start w:val="1"/>
+      <w:numFmt w:val="decimal"/>
+      <w:lvlText w:val="%5."/>
+      <w:lvlJc w:val="left"/>
+      <w:pPr>
+        <w:tabs>
+          <w:tab w:val="num" w:pos="3600"/>
+        </w:tabs>
+        <w:ind w:left="3600" w:hanging="360"/>
+      </w:pPr>
+      <w:rPr/>
+    </w:lvl>
+    <w:lvl w:ilvl="5">
+      <w:start w:val="1"/>
+      <w:numFmt w:val="decimal"/>
+      <w:lvlText w:val="%6."/>
+      <w:lvlJc w:val="left"/>
+      <w:pPr>
+        <w:tabs>
+          <w:tab w:val="num" w:pos="4320"/>
+        </w:tabs>
+        <w:ind w:left="4320" w:hanging="360"/>
+      </w:pPr>
+      <w:rPr/>
+    </w:lvl>
+    <w:lvl w:ilvl="6">
+      <w:start w:val="1"/>
+      <w:numFmt w:val="decimal"/>
+      <w:lvlText w:val="%7."/>
+      <w:lvlJc w:val="left"/>
+      <w:pPr>
+        <w:tabs>
+          <w:tab w:val="num" w:pos="5040"/>
+        </w:tabs>
+        <w:ind w:left="5040" w:hanging="360"/>
+      </w:pPr>
+      <w:rPr/>
+    </w:lvl>
+    <w:lvl w:ilvl="7">
+      <w:start w:val="1"/>
+      <w:numFmt w:val="decimal"/>
+      <w:lvlText w:val="%8."/>
+      <w:lvlJc w:val="left"/>
+      <w:pPr>
+        <w:tabs>
+          <w:tab w:val="num" w:pos="5760"/>
+        </w:tabs>
+        <w:ind w:left="5760" w:hanging="360"/>
+      </w:pPr>
+      <w:rPr/>
+    </w:lvl>
+    <w:lvl w:ilvl="8">
+      <w:start w:val="1"/>
+      <w:numFmt w:val="decimal"/>
+      <w:lvlText w:val="%9."/>
+      <w:lvlJc w:val="left"/>
+      <w:pPr>
+        <w:tabs>
+          <w:tab w:val="num" w:pos="6480"/>
+        </w:tabs>
+        <w:ind w:left="6480" w:hanging="360"/>
+      </w:pPr>
+      <w:rPr/>
+    </w:lvl>
+  </w:abstractNum>
+  <w:abstractNum w:abstractNumId="6">
+    <w:lvl w:ilvl="0">
+      <w:start w:val="1"/>
+      <w:numFmt w:val="decimal"/>
+      <w:lvlText w:val="%1."/>
+      <w:lvlJc w:val="left"/>
+      <w:pPr>
+        <w:tabs>
+          <w:tab w:val="num" w:pos="0"/>
+        </w:tabs>
+        <w:ind w:left="1440" w:hanging="360"/>
+      </w:pPr>
+      <w:rPr>
+        <w:b w:val="false"/>
+        <w:bCs/>
+      </w:rPr>
+    </w:lvl>
+    <w:lvl w:ilvl="1">
       <w:start w:val="1"/>
       <w:numFmt w:val="lowerLetter"/>
       <w:lvlText w:val="%2."/>
       <w:lvlJc w:val="left"/>
       <w:pPr>
+        <w:tabs>
+          <w:tab w:val="num" w:pos="0"/>
+        </w:tabs>
         <w:ind w:left="1440" w:hanging="360"/>
       </w:pPr>
-    </w:lvl>
-    <w:lvl w:ilvl="2" w:tplc="0416001B" w:tentative="1">
+      <w:rPr/>
+    </w:lvl>
+    <w:lvl w:ilvl="2">
       <w:start w:val="1"/>
       <w:numFmt w:val="lowerRoman"/>
       <w:lvlText w:val="%3."/>
       <w:lvlJc w:val="right"/>
       <w:pPr>
+        <w:tabs>
+          <w:tab w:val="num" w:pos="0"/>
+        </w:tabs>
         <w:ind w:left="2160" w:hanging="180"/>
       </w:pPr>
-    </w:lvl>
-    <w:lvl w:ilvl="3" w:tplc="0416000F" w:tentative="1">
+      <w:rPr/>
+    </w:lvl>
+    <w:lvl w:ilvl="3">
       <w:start w:val="1"/>
       <w:numFmt w:val="decimal"/>
       <w:lvlText w:val="%4."/>
       <w:lvlJc w:val="left"/>
       <w:pPr>
+        <w:tabs>
+          <w:tab w:val="num" w:pos="0"/>
+        </w:tabs>
         <w:ind w:left="2880" w:hanging="360"/>
       </w:pPr>
-    </w:lvl>
-    <w:lvl w:ilvl="4" w:tplc="04160019" w:tentative="1">
+      <w:rPr/>
+    </w:lvl>
+    <w:lvl w:ilvl="4">
       <w:start w:val="1"/>
       <w:numFmt w:val="lowerLetter"/>
       <w:lvlText w:val="%5."/>
       <w:lvlJc w:val="left"/>
       <w:pPr>
+        <w:tabs>
+          <w:tab w:val="num" w:pos="0"/>
+        </w:tabs>
         <w:ind w:left="3600" w:hanging="360"/>
       </w:pPr>
-    </w:lvl>
-    <w:lvl w:ilvl="5" w:tplc="0416001B" w:tentative="1">
+      <w:rPr/>
+    </w:lvl>
+    <w:lvl w:ilvl="5">
       <w:start w:val="1"/>
       <w:numFmt w:val="lowerRoman"/>
       <w:lvlText w:val="%6."/>
       <w:lvlJc w:val="right"/>
       <w:pPr>
+        <w:tabs>
+          <w:tab w:val="num" w:pos="0"/>
+        </w:tabs>
         <w:ind w:left="4320" w:hanging="180"/>
       </w:pPr>
-    </w:lvl>
-    <w:lvl w:ilvl="6" w:tplc="0416000F" w:tentative="1">
+      <w:rPr/>
+    </w:lvl>
+    <w:lvl w:ilvl="6">
       <w:start w:val="1"/>
       <w:numFmt w:val="decimal"/>
       <w:lvlText w:val="%7."/>
       <w:lvlJc w:val="left"/>
       <w:pPr>
+        <w:tabs>
+          <w:tab w:val="num" w:pos="0"/>
+        </w:tabs>
         <w:ind w:left="5040" w:hanging="360"/>
       </w:pPr>
-    </w:lvl>
-    <w:lvl w:ilvl="7" w:tplc="04160019" w:tentative="1">
+      <w:rPr/>
+    </w:lvl>
+    <w:lvl w:ilvl="7">
       <w:start w:val="1"/>
       <w:numFmt w:val="lowerLetter"/>
       <w:lvlText w:val="%8."/>
       <w:lvlJc w:val="left"/>
       <w:pPr>
+        <w:tabs>
+          <w:tab w:val="num" w:pos="0"/>
+        </w:tabs>
         <w:ind w:left="5760" w:hanging="360"/>
       </w:pPr>
-    </w:lvl>
-    <w:lvl w:ilvl="8" w:tplc="0416001B" w:tentative="1">
+      <w:rPr/>
+    </w:lvl>
+    <w:lvl w:ilvl="8">
       <w:start w:val="1"/>
       <w:numFmt w:val="lowerRoman"/>
       <w:lvlText w:val="%9."/>
       <w:lvlJc w:val="right"/>
       <w:pPr>
+        <w:tabs>
+          <w:tab w:val="num" w:pos="0"/>
+        </w:tabs>
         <w:ind w:left="6480" w:hanging="180"/>
       </w:pPr>
+      <w:rPr/>
     </w:lvl>
   </w:abstractNum>
-  <w:abstractNum w:abstractNumId="4" w15:restartNumberingAfterBreak="0">
-    <w:nsid w:val="32C319E4"/>
-    <w:multiLevelType w:val="hybridMultilevel"/>
-    <w:tmpl w:val="106C532A"/>
-    <w:lvl w:ilvl="0" w:tplc="F3908122">
-      <w:start w:val="1"/>
-      <w:numFmt w:val="lowerLetter"/>
-      <w:lvlText w:val="%1)"/>
-      <w:lvlJc w:val="left"/>
-      <w:pPr>
+  <w:abstractNum w:abstractNumId="7">
+    <w:lvl w:ilvl="0">
+      <w:start w:val="1"/>
+      <w:numFmt w:val="decimal"/>
+      <w:lvlText w:val="%1."/>
+      <w:lvlJc w:val="left"/>
+      <w:pPr>
+        <w:tabs>
+          <w:tab w:val="num" w:pos="720"/>
+        </w:tabs>
         <w:ind w:left="720" w:hanging="360"/>
       </w:pPr>
       <w:rPr>
-        <w:rFonts w:hint="default"/>
-        <w:color w:val="000000"/>
+        <w:sz w:val="28"/>
+        <w:szCs w:val="28"/>
       </w:rPr>
     </w:lvl>
-    <w:lvl w:ilvl="1" w:tplc="04160019" w:tentative="1">
-      <w:start w:val="1"/>
-      <w:numFmt w:val="lowerLetter"/>
+    <w:lvl w:ilvl="1">
+      <w:start w:val="1"/>
+      <w:numFmt w:val="decimal"/>
       <w:lvlText w:val="%2."/>
       <w:lvlJc w:val="left"/>
       <w:pPr>
+        <w:tabs>
+          <w:tab w:val="num" w:pos="1080"/>
+        </w:tabs>
+        <w:ind w:left="1080" w:hanging="360"/>
+      </w:pPr>
+      <w:rPr>
+        <w:sz w:val="28"/>
+        <w:szCs w:val="28"/>
+      </w:rPr>
+    </w:lvl>
+    <w:lvl w:ilvl="2">
+      <w:start w:val="1"/>
+      <w:numFmt w:val="decimal"/>
+      <w:lvlText w:val="%3."/>
+      <w:lvlJc w:val="left"/>
+      <w:pPr>
+        <w:tabs>
+          <w:tab w:val="num" w:pos="1440"/>
+        </w:tabs>
         <w:ind w:left="1440" w:hanging="360"/>
       </w:pPr>
-    </w:lvl>
-    <w:lvl w:ilvl="2" w:tplc="0416001B" w:tentative="1">
-      <w:start w:val="1"/>
-      <w:numFmt w:val="lowerRoman"/>
-      <w:lvlText w:val="%3."/>
-      <w:lvlJc w:val="right"/>
-      <w:pPr>
-        <w:ind w:left="2160" w:hanging="180"/>
-      </w:pPr>
-    </w:lvl>
-    <w:lvl w:ilvl="3" w:tplc="0416000F" w:tentative="1">
+      <w:rPr>
+        <w:sz w:val="28"/>
+        <w:szCs w:val="28"/>
+      </w:rPr>
+    </w:lvl>
+    <w:lvl w:ilvl="3">
       <w:start w:val="1"/>
       <w:numFmt w:val="decimal"/>
       <w:lvlText w:val="%4."/>
       <w:lvlJc w:val="left"/>
       <w:pPr>
-        <w:ind w:left="2880" w:hanging="360"/>
-      </w:pPr>
-    </w:lvl>
-    <w:lvl w:ilvl="4" w:tplc="04160019" w:tentative="1">
-      <w:start w:val="1"/>
-      <w:numFmt w:val="lowerLetter"/>
+        <w:tabs>
+          <w:tab w:val="num" w:pos="1800"/>
+        </w:tabs>
+        <w:ind w:left="1800" w:hanging="360"/>
+      </w:pPr>
+      <w:rPr>
+        <w:sz w:val="28"/>
+        <w:szCs w:val="28"/>
+      </w:rPr>
+    </w:lvl>
+    <w:lvl w:ilvl="4">
+      <w:start w:val="1"/>
+      <w:numFmt w:val="decimal"/>
       <w:lvlText w:val="%5."/>
       <w:lvlJc w:val="left"/>
       <w:pPr>
-        <w:ind w:left="3600" w:hanging="360"/>
-      </w:pPr>
-    </w:lvl>
-    <w:lvl w:ilvl="5" w:tplc="0416001B" w:tentative="1">
-      <w:start w:val="1"/>
-      <w:numFmt w:val="lowerRoman"/>
+        <w:tabs>
+          <w:tab w:val="num" w:pos="2160"/>
+        </w:tabs>
+        <w:ind w:left="2160" w:hanging="360"/>
+      </w:pPr>
+      <w:rPr>
+        <w:sz w:val="28"/>
+        <w:szCs w:val="28"/>
+      </w:rPr>
+    </w:lvl>
+    <w:lvl w:ilvl="5">
+      <w:start w:val="1"/>
+      <w:numFmt w:val="decimal"/>
       <w:lvlText w:val="%6."/>
-      <w:lvlJc w:val="right"/>
-      <w:pPr>
-        <w:ind w:left="4320" w:hanging="180"/>
-      </w:pPr>
-    </w:lvl>
-    <w:lvl w:ilvl="6" w:tplc="0416000F" w:tentative="1">
+      <w:lvlJc w:val="left"/>
+      <w:pPr>
+        <w:tabs>
+          <w:tab w:val="num" w:pos="2520"/>
+        </w:tabs>
+        <w:ind w:left="2520" w:hanging="360"/>
+      </w:pPr>
+      <w:rPr>
+        <w:sz w:val="28"/>
+        <w:szCs w:val="28"/>
+      </w:rPr>
+    </w:lvl>
+    <w:lvl w:ilvl="6">
       <w:start w:val="1"/>
       <w:numFmt w:val="decimal"/>
       <w:lvlText w:val="%7."/>
       <w:lvlJc w:val="left"/>
       <w:pPr>
-        <w:ind w:left="5040" w:hanging="360"/>
-      </w:pPr>
-    </w:lvl>
-    <w:lvl w:ilvl="7" w:tplc="04160019" w:tentative="1">
-      <w:start w:val="1"/>
-      <w:numFmt w:val="lowerLetter"/>
-      <w:lvlText w:val="%8."/>
-      <w:lvlJc w:val="left"/>
-      <w:pPr>
-        <w:ind w:left="5760" w:hanging="360"/>
-      </w:pPr>
-    </w:lvl>
-    <w:lvl w:ilvl="8" w:tplc="0416001B" w:tentative="1">
-      <w:start w:val="1"/>
-      <w:numFmt w:val="lowerRoman"/>
-      <w:lvlText w:val="%9."/>
-      <w:lvlJc w:val="right"/>
-      <w:pPr>
-        <w:ind w:left="6480" w:hanging="180"/>
-      </w:pPr>
-    </w:lvl>
-  </w:abstractNum>
-  <w:abstractNum w:abstractNumId="5" w15:restartNumberingAfterBreak="0">
-    <w:nsid w:val="35C2121C"/>
-    <w:multiLevelType w:val="multilevel"/>
-    <w:tmpl w:val="56962FDA"/>
-    <w:lvl w:ilvl="0">
-      <w:start w:val="1"/>
-      <w:numFmt w:val="decimal"/>
-      <w:lvlText w:val="%1."/>
-      <w:lvlJc w:val="left"/>
-      <w:pPr>
-        <w:tabs>
-          <w:tab w:val="num" w:pos="720"/>
-        </w:tabs>
-        <w:ind w:left="720" w:hanging="360"/>
+        <w:tabs>
+          <w:tab w:val="num" w:pos="2880"/>
+        </w:tabs>
+        <w:ind w:left="2880" w:hanging="360"/>
       </w:pPr>
       <w:rPr>
-        <w:b w:val="0"/>
-        <w:bCs/>
+        <w:sz w:val="28"/>
+        <w:szCs w:val="28"/>
       </w:rPr>
     </w:lvl>
-    <w:lvl w:ilvl="1" w:tentative="1">
-      <w:start w:val="1"/>
-      <w:numFmt w:val="decimal"/>
-      <w:lvlText w:val="%2."/>
-      <w:lvlJc w:val="left"/>
-      <w:pPr>
-        <w:tabs>
-          <w:tab w:val="num" w:pos="1440"/>
-        </w:tabs>
-        <w:ind w:left="1440" w:hanging="360"/>
-      </w:pPr>
-    </w:lvl>
-    <w:lvl w:ilvl="2" w:tentative="1">
-      <w:start w:val="1"/>
-      <w:numFmt w:val="decimal"/>
-      <w:lvlText w:val="%3."/>
-      <w:lvlJc w:val="left"/>
-      <w:pPr>
-        <w:tabs>
-          <w:tab w:val="num" w:pos="2160"/>
-        </w:tabs>
-        <w:ind w:left="2160" w:hanging="360"/>
-      </w:pPr>
-    </w:lvl>
-    <w:lvl w:ilvl="3" w:tentative="1">
-      <w:start w:val="1"/>
-      <w:numFmt w:val="decimal"/>
-      <w:lvlText w:val="%4."/>
-      <w:lvlJc w:val="left"/>
-      <w:pPr>
-        <w:tabs>
-          <w:tab w:val="num" w:pos="2880"/>
-        </w:tabs>
-        <w:ind w:left="2880" w:hanging="360"/>
-      </w:pPr>
-    </w:lvl>
-    <w:lvl w:ilvl="4" w:tentative="1">
-      <w:start w:val="1"/>
-      <w:numFmt w:val="decimal"/>
-      <w:lvlText w:val="%5."/>
-      <w:lvlJc w:val="left"/>
-      <w:pPr>
-        <w:tabs>
-          <w:tab w:val="num" w:pos="3600"/>
-        </w:tabs>
-        <w:ind w:left="3600" w:hanging="360"/>
-      </w:pPr>
-    </w:lvl>
-    <w:lvl w:ilvl="5" w:tentative="1">
-      <w:start w:val="1"/>
-      <w:numFmt w:val="decimal"/>
-      <w:lvlText w:val="%6."/>
-      <w:lvlJc w:val="left"/>
-      <w:pPr>
-        <w:tabs>
-          <w:tab w:val="num" w:pos="4320"/>
-        </w:tabs>
-        <w:ind w:left="4320" w:hanging="360"/>
-      </w:pPr>
-    </w:lvl>
-    <w:lvl w:ilvl="6" w:tentative="1">
-      <w:start w:val="1"/>
-      <w:numFmt w:val="decimal"/>
-      <w:lvlText w:val="%7."/>
-      <w:lvlJc w:val="left"/>
-      <w:pPr>
-        <w:tabs>
-          <w:tab w:val="num" w:pos="5040"/>
-        </w:tabs>
-        <w:ind w:left="5040" w:hanging="360"/>
-      </w:pPr>
-    </w:lvl>
-    <w:lvl w:ilvl="7" w:tentative="1">
+    <w:lvl w:ilvl="7">
       <w:start w:val="1"/>
       <w:numFmt w:val="decimal"/>
       <w:lvlText w:val="%8."/>
       <w:lvlJc w:val="left"/>
       <w:pPr>
         <w:tabs>
-          <w:tab w:val="num" w:pos="5760"/>
-        </w:tabs>
-        <w:ind w:left="5760" w:hanging="360"/>
-      </w:pPr>
-    </w:lvl>
-    <w:lvl w:ilvl="8" w:tentative="1">
+          <w:tab w:val="num" w:pos="3240"/>
+        </w:tabs>
+        <w:ind w:left="3240" w:hanging="360"/>
+      </w:pPr>
+      <w:rPr>
+        <w:sz w:val="28"/>
+        <w:szCs w:val="28"/>
+      </w:rPr>
+    </w:lvl>
+    <w:lvl w:ilvl="8">
       <w:start w:val="1"/>
       <w:numFmt w:val="decimal"/>
       <w:lvlText w:val="%9."/>
       <w:lvlJc w:val="left"/>
       <w:pPr>
         <w:tabs>
-          <w:tab w:val="num" w:pos="6480"/>
-        </w:tabs>
-        <w:ind w:left="6480" w:hanging="360"/>
-      </w:pPr>
+          <w:tab w:val="num" w:pos="3600"/>
+        </w:tabs>
+        <w:ind w:left="3600" w:hanging="360"/>
+      </w:pPr>
+      <w:rPr>
+        <w:sz w:val="28"/>
+        <w:szCs w:val="28"/>
+      </w:rPr>
     </w:lvl>
   </w:abstractNum>
-  <w:abstractNum w:abstractNumId="6" w15:restartNumberingAfterBreak="0">
-    <w:nsid w:val="37AE4472"/>
-    <w:multiLevelType w:val="hybridMultilevel"/>
-    <w:tmpl w:val="227A26D4"/>
-    <w:lvl w:ilvl="0" w:tplc="60249E68">
-      <w:start w:val="1"/>
-      <w:numFmt w:val="decimal"/>
-      <w:lvlText w:val="%1."/>
-      <w:lvlJc w:val="left"/>
-      <w:pPr>
-        <w:ind w:left="1440" w:hanging="360"/>
-      </w:pPr>
-      <w:rPr>
-        <w:b w:val="0"/>
-        <w:bCs/>
-      </w:rPr>
-    </w:lvl>
-    <w:lvl w:ilvl="1" w:tplc="04160019" w:tentative="1">
-      <w:start w:val="1"/>
-      <w:numFmt w:val="lowerLetter"/>
-      <w:lvlText w:val="%2."/>
-      <w:lvlJc w:val="left"/>
-      <w:pPr>
-        <w:ind w:left="1440" w:hanging="360"/>
-      </w:pPr>
-    </w:lvl>
-    <w:lvl w:ilvl="2" w:tplc="0416001B" w:tentative="1">
-      <w:start w:val="1"/>
-      <w:numFmt w:val="lowerRoman"/>
-      <w:lvlText w:val="%3."/>
-      <w:lvlJc w:val="right"/>
-      <w:pPr>
-        <w:ind w:left="2160" w:hanging="180"/>
-      </w:pPr>
-    </w:lvl>
-    <w:lvl w:ilvl="3" w:tplc="0416000F" w:tentative="1">
-      <w:start w:val="1"/>
-      <w:numFmt w:val="decimal"/>
-      <w:lvlText w:val="%4."/>
-      <w:lvlJc w:val="left"/>
-      <w:pPr>
-        <w:ind w:left="2880" w:hanging="360"/>
-      </w:pPr>
-    </w:lvl>
-    <w:lvl w:ilvl="4" w:tplc="04160019" w:tentative="1">
-      <w:start w:val="1"/>
-      <w:numFmt w:val="lowerLetter"/>
-      <w:lvlText w:val="%5."/>
-      <w:lvlJc w:val="left"/>
-      <w:pPr>
-        <w:ind w:left="3600" w:hanging="360"/>
-      </w:pPr>
-    </w:lvl>
-    <w:lvl w:ilvl="5" w:tplc="0416001B" w:tentative="1">
-      <w:start w:val="1"/>
-      <w:numFmt w:val="lowerRoman"/>
-      <w:lvlText w:val="%6."/>
-      <w:lvlJc w:val="right"/>
-      <w:pPr>
-        <w:ind w:left="4320" w:hanging="180"/>
-      </w:pPr>
-    </w:lvl>
-    <w:lvl w:ilvl="6" w:tplc="0416000F" w:tentative="1">
-      <w:start w:val="1"/>
-      <w:numFmt w:val="decimal"/>
-      <w:lvlText w:val="%7."/>
-      <w:lvlJc w:val="left"/>
-      <w:pPr>
-        <w:ind w:left="5040" w:hanging="360"/>
-      </w:pPr>
-    </w:lvl>
-    <w:lvl w:ilvl="7" w:tplc="04160019" w:tentative="1">
-      <w:start w:val="1"/>
-      <w:numFmt w:val="lowerLetter"/>
-      <w:lvlText w:val="%8."/>
-      <w:lvlJc w:val="left"/>
-      <w:pPr>
-        <w:ind w:left="5760" w:hanging="360"/>
-      </w:pPr>
-    </w:lvl>
-    <w:lvl w:ilvl="8" w:tplc="0416001B" w:tentative="1">
-      <w:start w:val="1"/>
-      <w:numFmt w:val="lowerRoman"/>
-      <w:lvlText w:val="%9."/>
-      <w:lvlJc w:val="right"/>
-      <w:pPr>
-        <w:ind w:left="6480" w:hanging="180"/>
+  <w:abstractNum w:abstractNumId="8">
+    <w:lvl w:ilvl="0">
+      <w:start w:val="1"/>
+      <w:numFmt w:val="none"/>
+      <w:suff w:val="nothing"/>
+      <w:lvlText w:val=""/>
+      <w:lvlJc w:val="left"/>
+      <w:pPr>
+        <w:tabs>
+          <w:tab w:val="num" w:pos="0"/>
+        </w:tabs>
+        <w:ind w:left="0" w:hanging="0"/>
+      </w:pPr>
+    </w:lvl>
+    <w:lvl w:ilvl="1">
+      <w:start w:val="1"/>
+      <w:numFmt w:val="none"/>
+      <w:suff w:val="nothing"/>
+      <w:lvlText w:val=""/>
+      <w:lvlJc w:val="left"/>
+      <w:pPr>
+        <w:tabs>
+          <w:tab w:val="num" w:pos="0"/>
+        </w:tabs>
+        <w:ind w:left="0" w:hanging="0"/>
+      </w:pPr>
+    </w:lvl>
+    <w:lvl w:ilvl="2">
+      <w:start w:val="1"/>
+      <w:numFmt w:val="none"/>
+      <w:suff w:val="nothing"/>
+      <w:lvlText w:val=""/>
+      <w:lvlJc w:val="left"/>
+      <w:pPr>
+        <w:tabs>
+          <w:tab w:val="num" w:pos="0"/>
+        </w:tabs>
+        <w:ind w:left="0" w:hanging="0"/>
+      </w:pPr>
+    </w:lvl>
+    <w:lvl w:ilvl="3">
+      <w:start w:val="1"/>
+      <w:numFmt w:val="none"/>
+      <w:suff w:val="nothing"/>
+      <w:lvlText w:val=""/>
+      <w:lvlJc w:val="left"/>
+      <w:pPr>
+        <w:tabs>
+          <w:tab w:val="num" w:pos="0"/>
+        </w:tabs>
+        <w:ind w:left="0" w:hanging="0"/>
+      </w:pPr>
+    </w:lvl>
+    <w:lvl w:ilvl="4">
+      <w:start w:val="1"/>
+      <w:numFmt w:val="none"/>
+      <w:suff w:val="nothing"/>
+      <w:lvlText w:val=""/>
+      <w:lvlJc w:val="left"/>
+      <w:pPr>
+        <w:tabs>
+          <w:tab w:val="num" w:pos="0"/>
+        </w:tabs>
+        <w:ind w:left="0" w:hanging="0"/>
+      </w:pPr>
+    </w:lvl>
+    <w:lvl w:ilvl="5">
+      <w:start w:val="1"/>
+      <w:numFmt w:val="none"/>
+      <w:suff w:val="nothing"/>
+      <w:lvlText w:val=""/>
+      <w:lvlJc w:val="left"/>
+      <w:pPr>
+        <w:tabs>
+          <w:tab w:val="num" w:pos="0"/>
+        </w:tabs>
+        <w:ind w:left="0" w:hanging="0"/>
+      </w:pPr>
+    </w:lvl>
+    <w:lvl w:ilvl="6">
+      <w:start w:val="1"/>
+      <w:numFmt w:val="none"/>
+      <w:suff w:val="nothing"/>
+      <w:lvlText w:val=""/>
+      <w:lvlJc w:val="left"/>
+      <w:pPr>
+        <w:tabs>
+          <w:tab w:val="num" w:pos="0"/>
+        </w:tabs>
+        <w:ind w:left="0" w:hanging="0"/>
+      </w:pPr>
+    </w:lvl>
+    <w:lvl w:ilvl="7">
+      <w:start w:val="1"/>
+      <w:numFmt w:val="none"/>
+      <w:suff w:val="nothing"/>
+      <w:lvlText w:val=""/>
+      <w:lvlJc w:val="left"/>
+      <w:pPr>
+        <w:tabs>
+          <w:tab w:val="num" w:pos="0"/>
+        </w:tabs>
+        <w:ind w:left="0" w:hanging="0"/>
+      </w:pPr>
+    </w:lvl>
+    <w:lvl w:ilvl="8">
+      <w:start w:val="1"/>
+      <w:numFmt w:val="none"/>
+      <w:suff w:val="nothing"/>
+      <w:lvlText w:val=""/>
+      <w:lvlJc w:val="left"/>
+      <w:pPr>
+        <w:tabs>
+          <w:tab w:val="num" w:pos="0"/>
+        </w:tabs>
+        <w:ind w:left="0" w:hanging="0"/>
       </w:pPr>
     </w:lvl>
   </w:abstractNum>
-  <w:abstractNum w:abstractNumId="7" w15:restartNumberingAfterBreak="0">
-    <w:nsid w:val="398F6E87"/>
-    <w:multiLevelType w:val="hybridMultilevel"/>
-    <w:tmpl w:val="F5184FDE"/>
-    <w:lvl w:ilvl="0" w:tplc="0416000F">
-      <w:start w:val="1"/>
-      <w:numFmt w:val="decimal"/>
-      <w:lvlText w:val="%1."/>
-      <w:lvlJc w:val="left"/>
-      <w:pPr>
-        <w:ind w:left="720" w:hanging="360"/>
-      </w:pPr>
-      <w:rPr>
-        <w:rFonts w:hint="default"/>
-        <w:color w:val="000000"/>
-      </w:rPr>
-    </w:lvl>
-    <w:lvl w:ilvl="1" w:tplc="FFFFFFFF" w:tentative="1">
-      <w:start w:val="1"/>
-      <w:numFmt w:val="lowerLetter"/>
-      <w:lvlText w:val="%2."/>
-      <w:lvlJc w:val="left"/>
-      <w:pPr>
-        <w:ind w:left="1440" w:hanging="360"/>
-      </w:pPr>
-    </w:lvl>
-    <w:lvl w:ilvl="2" w:tplc="FFFFFFFF" w:tentative="1">
-      <w:start w:val="1"/>
-      <w:numFmt w:val="lowerRoman"/>
-      <w:lvlText w:val="%3."/>
-      <w:lvlJc w:val="right"/>
-      <w:pPr>
-        <w:ind w:left="2160" w:hanging="180"/>
-      </w:pPr>
-    </w:lvl>
-    <w:lvl w:ilvl="3" w:tplc="FFFFFFFF" w:tentative="1">
-      <w:start w:val="1"/>
-      <w:numFmt w:val="decimal"/>
-      <w:lvlText w:val="%4."/>
-      <w:lvlJc w:val="left"/>
-      <w:pPr>
-        <w:ind w:left="2880" w:hanging="360"/>
-      </w:pPr>
-    </w:lvl>
-    <w:lvl w:ilvl="4" w:tplc="FFFFFFFF" w:tentative="1">
-      <w:start w:val="1"/>
-      <w:numFmt w:val="lowerLetter"/>
-      <w:lvlText w:val="%5."/>
-      <w:lvlJc w:val="left"/>
-      <w:pPr>
-        <w:ind w:left="3600" w:hanging="360"/>
-      </w:pPr>
-    </w:lvl>
-    <w:lvl w:ilvl="5" w:tplc="FFFFFFFF" w:tentative="1">
-      <w:start w:val="1"/>
-      <w:numFmt w:val="lowerRoman"/>
-      <w:lvlText w:val="%6."/>
-      <w:lvlJc w:val="right"/>
-      <w:pPr>
-        <w:ind w:left="4320" w:hanging="180"/>
-      </w:pPr>
-    </w:lvl>
-    <w:lvl w:ilvl="6" w:tplc="FFFFFFFF" w:tentative="1">
-      <w:start w:val="1"/>
-      <w:numFmt w:val="decimal"/>
-      <w:lvlText w:val="%7."/>
-      <w:lvlJc w:val="left"/>
-      <w:pPr>
-        <w:ind w:left="5040" w:hanging="360"/>
-      </w:pPr>
-    </w:lvl>
-    <w:lvl w:ilvl="7" w:tplc="FFFFFFFF" w:tentative="1">
-      <w:start w:val="1"/>
-      <w:numFmt w:val="lowerLetter"/>
-      <w:lvlText w:val="%8."/>
-      <w:lvlJc w:val="left"/>
-      <w:pPr>
-        <w:ind w:left="5760" w:hanging="360"/>
-      </w:pPr>
-    </w:lvl>
-    <w:lvl w:ilvl="8" w:tplc="FFFFFFFF" w:tentative="1">
-      <w:start w:val="1"/>
-      <w:numFmt w:val="lowerRoman"/>
-      <w:lvlText w:val="%9."/>
-      <w:lvlJc w:val="right"/>
-      <w:pPr>
-        <w:ind w:left="6480" w:hanging="180"/>
-      </w:pPr>
-    </w:lvl>
-  </w:abstractNum>
-  <w:abstractNum w:abstractNumId="8" w15:restartNumberingAfterBreak="0">
-    <w:nsid w:val="417A3387"/>
-    <w:multiLevelType w:val="multilevel"/>
-    <w:tmpl w:val="EF8C65FC"/>
-    <w:lvl w:ilvl="0">
-      <w:start w:val="1"/>
-      <w:numFmt w:val="decimal"/>
-      <w:lvlText w:val=""/>
-      <w:lvlJc w:val="left"/>
-      <w:pPr>
-        <w:ind w:left="0" w:firstLine="0"/>
-      </w:pPr>
-      <w:rPr>
-        <w:vertAlign w:val="baseline"/>
-      </w:rPr>
-    </w:lvl>
-    <w:lvl w:ilvl="1">
-      <w:start w:val="1"/>
-      <w:numFmt w:val="decimal"/>
-      <w:lvlText w:val=""/>
-      <w:lvlJc w:val="left"/>
-      <w:pPr>
-        <w:ind w:left="0" w:firstLine="0"/>
-      </w:pPr>
-      <w:rPr>
-        <w:vertAlign w:val="baseline"/>
-      </w:rPr>
-    </w:lvl>
-    <w:lvl w:ilvl="2">
-      <w:start w:val="1"/>
-      <w:numFmt w:val="decimal"/>
-      <w:lvlText w:val=""/>
-      <w:lvlJc w:val="left"/>
-      <w:pPr>
-        <w:ind w:left="0" w:firstLine="0"/>
-      </w:pPr>
-      <w:rPr>
-        <w:vertAlign w:val="baseline"/>
-      </w:rPr>
-    </w:lvl>
-    <w:lvl w:ilvl="3">
-      <w:start w:val="1"/>
-      <w:numFmt w:val="decimal"/>
-      <w:lvlText w:val=""/>
-      <w:lvlJc w:val="left"/>
-      <w:pPr>
-        <w:ind w:left="0" w:firstLine="0"/>
-      </w:pPr>
-      <w:rPr>
-        <w:vertAlign w:val="baseline"/>
-      </w:rPr>
-    </w:lvl>
-    <w:lvl w:ilvl="4">
-      <w:start w:val="1"/>
-      <w:numFmt w:val="decimal"/>
-      <w:lvlText w:val=""/>
-      <w:lvlJc w:val="left"/>
-      <w:pPr>
-        <w:ind w:left="0" w:firstLine="0"/>
-      </w:pPr>
-      <w:rPr>
-        <w:vertAlign w:val="baseline"/>
-      </w:rPr>
-    </w:lvl>
-    <w:lvl w:ilvl="5">
-      <w:start w:val="1"/>
-      <w:numFmt w:val="decimal"/>
-      <w:lvlText w:val=""/>
-      <w:lvlJc w:val="left"/>
-      <w:pPr>
-        <w:ind w:left="0" w:firstLine="0"/>
-      </w:pPr>
-      <w:rPr>
-        <w:vertAlign w:val="baseline"/>
-      </w:rPr>
-    </w:lvl>
-    <w:lvl w:ilvl="6">
-      <w:start w:val="1"/>
-      <w:numFmt w:val="decimal"/>
-      <w:lvlText w:val=""/>
-      <w:lvlJc w:val="left"/>
-      <w:pPr>
-        <w:ind w:left="0" w:firstLine="0"/>
-      </w:pPr>
-      <w:rPr>
-        <w:vertAlign w:val="baseline"/>
-      </w:rPr>
-    </w:lvl>
-    <w:lvl w:ilvl="7">
-      <w:start w:val="1"/>
-      <w:numFmt w:val="decimal"/>
-      <w:lvlText w:val=""/>
-      <w:lvlJc w:val="left"/>
-      <w:pPr>
-        <w:ind w:left="0" w:firstLine="0"/>
-      </w:pPr>
-      <w:rPr>
-        <w:vertAlign w:val="baseline"/>
-      </w:rPr>
-    </w:lvl>
-    <w:lvl w:ilvl="8">
-      <w:start w:val="1"/>
-      <w:numFmt w:val="decimal"/>
-      <w:lvlText w:val=""/>
-      <w:lvlJc w:val="left"/>
-      <w:pPr>
-        <w:ind w:left="0" w:firstLine="0"/>
-      </w:pPr>
-      <w:rPr>
-        <w:vertAlign w:val="baseline"/>
-      </w:rPr>
-    </w:lvl>
-  </w:abstractNum>
-  <w:abstractNum w:abstractNumId="9" w15:restartNumberingAfterBreak="0">
-    <w:nsid w:val="671014FD"/>
-    <w:multiLevelType w:val="hybridMultilevel"/>
-    <w:tmpl w:val="E9A02CB4"/>
-    <w:lvl w:ilvl="0" w:tplc="60249E68">
-      <w:start w:val="1"/>
-      <w:numFmt w:val="decimal"/>
-      <w:lvlText w:val="%1."/>
-      <w:lvlJc w:val="left"/>
-      <w:pPr>
-        <w:ind w:left="1440" w:hanging="360"/>
-      </w:pPr>
-      <w:rPr>
-        <w:b w:val="0"/>
-        <w:bCs/>
-      </w:rPr>
-    </w:lvl>
-    <w:lvl w:ilvl="1" w:tplc="04160019" w:tentative="1">
-      <w:start w:val="1"/>
-      <w:numFmt w:val="lowerLetter"/>
-      <w:lvlText w:val="%2."/>
-      <w:lvlJc w:val="left"/>
-      <w:pPr>
-        <w:ind w:left="2160" w:hanging="360"/>
-      </w:pPr>
-    </w:lvl>
-    <w:lvl w:ilvl="2" w:tplc="0416001B" w:tentative="1">
-      <w:start w:val="1"/>
-      <w:numFmt w:val="lowerRoman"/>
-      <w:lvlText w:val="%3."/>
-      <w:lvlJc w:val="right"/>
-      <w:pPr>
-        <w:ind w:left="2880" w:hanging="180"/>
-      </w:pPr>
-    </w:lvl>
-    <w:lvl w:ilvl="3" w:tplc="0416000F" w:tentative="1">
-      <w:start w:val="1"/>
-      <w:numFmt w:val="decimal"/>
-      <w:lvlText w:val="%4."/>
-      <w:lvlJc w:val="left"/>
-      <w:pPr>
-        <w:ind w:left="3600" w:hanging="360"/>
-      </w:pPr>
-    </w:lvl>
-    <w:lvl w:ilvl="4" w:tplc="04160019" w:tentative="1">
-      <w:start w:val="1"/>
-      <w:numFmt w:val="lowerLetter"/>
-      <w:lvlText w:val="%5."/>
-      <w:lvlJc w:val="left"/>
-      <w:pPr>
-        <w:ind w:left="4320" w:hanging="360"/>
-      </w:pPr>
-    </w:lvl>
-    <w:lvl w:ilvl="5" w:tplc="0416001B" w:tentative="1">
-      <w:start w:val="1"/>
-      <w:numFmt w:val="lowerRoman"/>
-      <w:lvlText w:val="%6."/>
-      <w:lvlJc w:val="right"/>
-      <w:pPr>
-        <w:ind w:left="5040" w:hanging="180"/>
-      </w:pPr>
-    </w:lvl>
-    <w:lvl w:ilvl="6" w:tplc="0416000F" w:tentative="1">
-      <w:start w:val="1"/>
-      <w:numFmt w:val="decimal"/>
-      <w:lvlText w:val="%7."/>
-      <w:lvlJc w:val="left"/>
-      <w:pPr>
-        <w:ind w:left="5760" w:hanging="360"/>
-      </w:pPr>
-    </w:lvl>
-    <w:lvl w:ilvl="7" w:tplc="04160019" w:tentative="1">
-      <w:start w:val="1"/>
-      <w:numFmt w:val="lowerLetter"/>
-      <w:lvlText w:val="%8."/>
-      <w:lvlJc w:val="left"/>
-      <w:pPr>
-        <w:ind w:left="6480" w:hanging="360"/>
-      </w:pPr>
-    </w:lvl>
-    <w:lvl w:ilvl="8" w:tplc="0416001B" w:tentative="1">
-      <w:start w:val="1"/>
-      <w:numFmt w:val="lowerRoman"/>
-      <w:lvlText w:val="%9."/>
-      <w:lvlJc w:val="right"/>
-      <w:pPr>
-        <w:ind w:left="7200" w:hanging="180"/>
-      </w:pPr>
-    </w:lvl>
-  </w:abstractNum>
-  <w:abstractNum w:abstractNumId="10" w15:restartNumberingAfterBreak="0">
-    <w:nsid w:val="7B180CFC"/>
-    <w:multiLevelType w:val="multilevel"/>
-    <w:tmpl w:val="B3B4700C"/>
-    <w:lvl w:ilvl="0">
-      <w:start w:val="1"/>
-      <w:numFmt w:val="decimal"/>
-      <w:lvlText w:val="%1."/>
-      <w:lvlJc w:val="left"/>
-      <w:pPr>
-        <w:ind w:left="720" w:hanging="360"/>
-      </w:pPr>
-      <w:rPr>
-        <w:vertAlign w:val="baseline"/>
-      </w:rPr>
-    </w:lvl>
-    <w:lvl w:ilvl="1">
-      <w:start w:val="1"/>
-      <w:numFmt w:val="bullet"/>
-      <w:lvlText w:val=""/>
-      <w:lvlJc w:val="left"/>
-      <w:pPr>
-        <w:ind w:left="0" w:firstLine="0"/>
-      </w:pPr>
-    </w:lvl>
-    <w:lvl w:ilvl="2">
-      <w:start w:val="1"/>
-      <w:numFmt w:val="bullet"/>
-      <w:lvlText w:val=""/>
-      <w:lvlJc w:val="left"/>
-      <w:pPr>
-        <w:ind w:left="0" w:firstLine="0"/>
-      </w:pPr>
-    </w:lvl>
-    <w:lvl w:ilvl="3">
-      <w:start w:val="1"/>
-      <w:numFmt w:val="bullet"/>
-      <w:lvlText w:val=""/>
-      <w:lvlJc w:val="left"/>
-      <w:pPr>
-        <w:ind w:left="0" w:firstLine="0"/>
-      </w:pPr>
-    </w:lvl>
-    <w:lvl w:ilvl="4">
-      <w:start w:val="1"/>
-      <w:numFmt w:val="bullet"/>
-      <w:lvlText w:val=""/>
-      <w:lvlJc w:val="left"/>
-      <w:pPr>
-        <w:ind w:left="0" w:firstLine="0"/>
-      </w:pPr>
-    </w:lvl>
-    <w:lvl w:ilvl="5">
-      <w:start w:val="1"/>
-      <w:numFmt w:val="bullet"/>
-      <w:lvlText w:val=""/>
-      <w:lvlJc w:val="left"/>
-      <w:pPr>
-        <w:ind w:left="0" w:firstLine="0"/>
-      </w:pPr>
-    </w:lvl>
-    <w:lvl w:ilvl="6">
-      <w:start w:val="1"/>
-      <w:numFmt w:val="bullet"/>
-      <w:lvlText w:val=""/>
-      <w:lvlJc w:val="left"/>
-      <w:pPr>
-        <w:ind w:left="0" w:firstLine="0"/>
-      </w:pPr>
-    </w:lvl>
-    <w:lvl w:ilvl="7">
-      <w:start w:val="1"/>
-      <w:numFmt w:val="bullet"/>
-      <w:lvlText w:val=""/>
-      <w:lvlJc w:val="left"/>
-      <w:pPr>
-        <w:ind w:left="0" w:firstLine="0"/>
-      </w:pPr>
-    </w:lvl>
-    <w:lvl w:ilvl="8">
-      <w:start w:val="1"/>
-      <w:numFmt w:val="bullet"/>
-      <w:lvlText w:val=""/>
-      <w:lvlJc w:val="left"/>
-      <w:pPr>
-        <w:ind w:left="0" w:firstLine="0"/>
-      </w:pPr>
-    </w:lvl>
-  </w:abstractNum>
-  <w:num w:numId="1" w16cid:durableId="1019234856">
+  <w:num w:numId="1">
+    <w:abstractNumId w:val="1"/>
+  </w:num>
+  <w:num w:numId="2">
     <w:abstractNumId w:val="2"/>
   </w:num>
-  <w:num w:numId="2" w16cid:durableId="602342507">
-    <w:abstractNumId w:val="8"/>
+  <w:num w:numId="3">
+    <w:abstractNumId w:val="3"/>
   </w:num>
-  <w:num w:numId="3" w16cid:durableId="27727796">
-    <w:abstractNumId w:val="10"/>
-  </w:num>
-  <w:num w:numId="4" w16cid:durableId="309023725">
-    <w:abstractNumId w:val="1"/>
-  </w:num>
-  <w:num w:numId="5" w16cid:durableId="194781403">
+  <w:num w:numId="4">
     <w:abstractNumId w:val="4"/>
   </w:num>
-  <w:num w:numId="6" w16cid:durableId="2137722720">
+  <w:num w:numId="5">
+    <w:abstractNumId w:val="5"/>
+  </w:num>
+  <w:num w:numId="6">
+    <w:abstractNumId w:val="6"/>
+  </w:num>
+  <w:num w:numId="7">
     <w:abstractNumId w:val="7"/>
   </w:num>
-  <w:num w:numId="7" w16cid:durableId="234777777">
-    <w:abstractNumId w:val="5"/>
-  </w:num>
-  <w:num w:numId="8" w16cid:durableId="536158066">
-    <w:abstractNumId w:val="3"/>
-  </w:num>
-  <w:num w:numId="9" w16cid:durableId="861357786">
-    <w:abstractNumId w:val="9"/>
-  </w:num>
-  <w:num w:numId="10" w16cid:durableId="1810047404">
-    <w:abstractNumId w:val="0"/>
-  </w:num>
-  <w:num w:numId="11" w16cid:durableId="302463944">
-    <w:abstractNumId w:val="6"/>
+  <w:num w:numId="8">
+    <w:abstractNumId w:val="8"/>
   </w:num>
 </w:numbering>
 </file>
 
 <file path=word/styles.xml><?xml version="1.0" encoding="utf-8"?>
-<w:styles xmlns:mc="http://schemas.openxmlformats.org/markup-compatibility/2006" xmlns:r="http://schemas.openxmlformats.org/officeDocument/2006/relationships" xmlns:w="http://schemas.openxmlformats.org/wordprocessingml/2006/main" xmlns:w14="http://schemas.microsoft.com/office/word/2010/wordml" xmlns:w15="http://schemas.microsoft.com/office/word/2012/wordml" xmlns:w16cex="http://schemas.microsoft.com/office/word/2018/wordml/cex" xmlns:w16cid="http://schemas.microsoft.com/office/word/2016/wordml/cid" xmlns:w16="http://schemas.microsoft.com/office/word/2018/wordml" xmlns:w16du="http://schemas.microsoft.com/office/word/2023/wordml/word16du" xmlns:w16sdtdh="http://schemas.microsoft.com/office/word/2020/wordml/sdtdatahash" xmlns:w16sdtfl="http://schemas.microsoft.com/office/word/2024/wordml/sdtformatlock" xmlns:w16se="http://schemas.microsoft.com/office/word/2015/wordml/symex" mc:Ignorable="w14 w15 w16se w16cid w16 w16cex w16sdtdh w16sdtfl w16du">
+<w:styles xmlns:w="http://schemas.openxmlformats.org/wordprocessingml/2006/main" xmlns:w14="http://schemas.microsoft.com/office/word/2010/wordml" xmlns:mc="http://schemas.openxmlformats.org/markup-compatibility/2006" mc:Ignorable="w14">
   <w:docDefaults>
     <w:rPrDefault>
       <w:rPr>
-        <w:rFonts w:ascii="Times New Roman" w:eastAsia="Times New Roman" w:hAnsi="Times New Roman" w:cs="Times New Roman"/>
+        <w:rFonts w:ascii="Times New Roman" w:hAnsi="Times New Roman" w:eastAsia="Times New Roman" w:cs="Times New Roman"/>
         <w:sz w:val="24"/>
         <w:szCs w:val="24"/>
         <w:lang w:val="pt-BR" w:eastAsia="pt-BR" w:bidi="ar-SA"/>
       </w:rPr>
     </w:rPrDefault>
-    <w:pPrDefault/>
+    <w:pPrDefault>
+      <w:pPr>
+        <w:suppressAutoHyphens w:val="true"/>
+      </w:pPr>
+    </w:pPrDefault>
   </w:docDefaults>
   <w:latentStyles w:defLockedState="0" w:defUIPriority="99" w:defSemiHidden="0" w:defUnhideWhenUsed="0" w:defQFormat="0" w:count="376">
     <w:lsdException w:name="Normal" w:uiPriority="0" w:qFormat="1"/>
     <w:lsdException w:name="heading 1" w:uiPriority="9" w:qFormat="1"/>
-    <w:lsdException w:name="heading 2" w:semiHidden="1" w:uiPriority="9" w:unhideWhenUsed="1" w:qFormat="1"/>
-    <w:lsdException w:name="heading 3" w:semiHidden="1" w:uiPriority="9" w:unhideWhenUsed="1" w:qFormat="1"/>
-    <w:lsdException w:name="heading 4" w:semiHidden="1" w:uiPriority="9" w:unhideWhenUsed="1" w:qFormat="1"/>
-    <w:lsdException w:name="heading 5" w:semiHidden="1" w:uiPriority="9" w:unhideWhenUsed="1" w:qFormat="1"/>
-    <w:lsdException w:name="heading 6" w:semiHidden="1" w:uiPriority="9" w:unhideWhenUsed="1" w:qFormat="1"/>
-    <w:lsdException w:name="heading 7" w:semiHidden="1" w:uiPriority="9" w:unhideWhenUsed="1" w:qFormat="1"/>
-    <w:lsdException w:name="heading 8" w:semiHidden="1" w:uiPriority="9" w:unhideWhenUsed="1" w:qFormat="1"/>
-    <w:lsdException w:name="heading 9" w:semiHidden="1" w:uiPriority="9" w:unhideWhenUsed="1" w:qFormat="1"/>
+    <w:lsdException w:name="heading 2" w:uiPriority="9" w:semiHidden="1" w:unhideWhenUsed="1" w:qFormat="1"/>
+    <w:lsdException w:name="heading 3" w:uiPriority="9" w:semiHidden="1" w:unhideWhenUsed="1" w:qFormat="1"/>
+    <w:lsdException w:name="heading 4" w:uiPriority="9" w:semiHidden="1" w:unhideWhenUsed="1" w:qFormat="1"/>
+    <w:lsdException w:name="heading 5" w:uiPriority="9" w:semiHidden="1" w:unhideWhenUsed="1" w:qFormat="1"/>
+    <w:lsdException w:name="heading 6" w:uiPriority="9" w:semiHidden="1" w:unhideWhenUsed="1" w:qFormat="1"/>
+    <w:lsdException w:name="heading 7" w:uiPriority="9" w:semiHidden="1" w:unhideWhenUsed="1" w:qFormat="1"/>
+    <w:lsdException w:name="heading 8" w:uiPriority="9" w:semiHidden="1" w:unhideWhenUsed="1" w:qFormat="1"/>
+    <w:lsdException w:name="heading 9" w:uiPriority="9" w:semiHidden="1" w:unhideWhenUsed="1" w:qFormat="1"/>
     <w:lsdException w:name="index 1" w:semiHidden="1" w:unhideWhenUsed="1"/>
     <w:lsdException w:name="index 2" w:semiHidden="1" w:unhideWhenUsed="1"/>
     <w:lsdException w:name="index 3" w:semiHidden="1" w:unhideWhenUsed="1"/>
@@ -3999,22 +5041,22 @@
     <w:lsdException w:name="index 7" w:semiHidden="1" w:unhideWhenUsed="1"/>
     <w:lsdException w:name="index 8" w:semiHidden="1" w:unhideWhenUsed="1"/>
     <w:lsdException w:name="index 9" w:semiHidden="1" w:unhideWhenUsed="1"/>
-    <w:lsdException w:name="toc 1" w:semiHidden="1" w:uiPriority="39" w:unhideWhenUsed="1"/>
-    <w:lsdException w:name="toc 2" w:semiHidden="1" w:uiPriority="39" w:unhideWhenUsed="1"/>
-    <w:lsdException w:name="toc 3" w:semiHidden="1" w:uiPriority="39" w:unhideWhenUsed="1"/>
-    <w:lsdException w:name="toc 4" w:semiHidden="1" w:uiPriority="39" w:unhideWhenUsed="1"/>
-    <w:lsdException w:name="toc 5" w:semiHidden="1" w:uiPriority="39" w:unhideWhenUsed="1"/>
-    <w:lsdException w:name="toc 6" w:semiHidden="1" w:uiPriority="39" w:unhideWhenUsed="1"/>
-    <w:lsdException w:name="toc 7" w:semiHidden="1" w:uiPriority="39" w:unhideWhenUsed="1"/>
-    <w:lsdException w:name="toc 8" w:semiHidden="1" w:uiPriority="39" w:unhideWhenUsed="1"/>
-    <w:lsdException w:name="toc 9" w:semiHidden="1" w:uiPriority="39" w:unhideWhenUsed="1"/>
+    <w:lsdException w:name="toc 1" w:uiPriority="39" w:semiHidden="1" w:unhideWhenUsed="1"/>
+    <w:lsdException w:name="toc 2" w:uiPriority="39" w:semiHidden="1" w:unhideWhenUsed="1"/>
+    <w:lsdException w:name="toc 3" w:uiPriority="39" w:semiHidden="1" w:unhideWhenUsed="1"/>
+    <w:lsdException w:name="toc 4" w:uiPriority="39" w:semiHidden="1" w:unhideWhenUsed="1"/>
+    <w:lsdException w:name="toc 5" w:uiPriority="39" w:semiHidden="1" w:unhideWhenUsed="1"/>
+    <w:lsdException w:name="toc 6" w:uiPriority="39" w:semiHidden="1" w:unhideWhenUsed="1"/>
+    <w:lsdException w:name="toc 7" w:uiPriority="39" w:semiHidden="1" w:unhideWhenUsed="1"/>
+    <w:lsdException w:name="toc 8" w:uiPriority="39" w:semiHidden="1" w:unhideWhenUsed="1"/>
+    <w:lsdException w:name="toc 9" w:uiPriority="39" w:semiHidden="1" w:unhideWhenUsed="1"/>
     <w:lsdException w:name="Normal Indent" w:semiHidden="1" w:unhideWhenUsed="1"/>
     <w:lsdException w:name="footnote text" w:semiHidden="1" w:unhideWhenUsed="1"/>
     <w:lsdException w:name="annotation text" w:semiHidden="1" w:unhideWhenUsed="1"/>
     <w:lsdException w:name="header" w:semiHidden="1" w:unhideWhenUsed="1"/>
     <w:lsdException w:name="footer" w:semiHidden="1" w:unhideWhenUsed="1"/>
     <w:lsdException w:name="index heading" w:semiHidden="1" w:unhideWhenUsed="1"/>
-    <w:lsdException w:name="caption" w:semiHidden="1" w:uiPriority="35" w:unhideWhenUsed="1" w:qFormat="1"/>
+    <w:lsdException w:name="caption" w:uiPriority="35" w:semiHidden="1" w:unhideWhenUsed="1" w:qFormat="1"/>
     <w:lsdException w:name="table of figures" w:semiHidden="1" w:unhideWhenUsed="1"/>
     <w:lsdException w:name="envelope address" w:semiHidden="1" w:unhideWhenUsed="1"/>
     <w:lsdException w:name="envelope return" w:semiHidden="1" w:unhideWhenUsed="1"/>
@@ -4045,7 +5087,7 @@
     <w:lsdException w:name="Title" w:uiPriority="10" w:qFormat="1"/>
     <w:lsdException w:name="Closing" w:semiHidden="1" w:unhideWhenUsed="1"/>
     <w:lsdException w:name="Signature" w:semiHidden="1" w:unhideWhenUsed="1"/>
-    <w:lsdException w:name="Default Paragraph Font" w:semiHidden="1" w:uiPriority="1" w:unhideWhenUsed="1"/>
+    <w:lsdException w:name="Default Paragraph Font" w:uiPriority="1" w:semiHidden="1" w:unhideWhenUsed="1"/>
     <w:lsdException w:name="Body Text" w:semiHidden="1" w:unhideWhenUsed="1"/>
     <w:lsdException w:name="Body Text Indent" w:semiHidden="1" w:unhideWhenUsed="1"/>
     <w:lsdException w:name="List Continue" w:semiHidden="1" w:unhideWhenUsed="1"/>
@@ -4245,8 +5287,8 @@
     <w:lsdException w:name="Subtle Reference" w:uiPriority="31" w:qFormat="1"/>
     <w:lsdException w:name="Intense Reference" w:uiPriority="32" w:qFormat="1"/>
     <w:lsdException w:name="Book Title" w:uiPriority="33" w:qFormat="1"/>
-    <w:lsdException w:name="Bibliography" w:semiHidden="1" w:uiPriority="37" w:unhideWhenUsed="1"/>
-    <w:lsdException w:name="TOC Heading" w:semiHidden="1" w:uiPriority="39" w:unhideWhenUsed="1" w:qFormat="1"/>
+    <w:lsdException w:name="Bibliography" w:uiPriority="37" w:semiHidden="1" w:unhideWhenUsed="1"/>
+    <w:lsdException w:name="TOC Heading" w:uiPriority="39" w:semiHidden="1" w:unhideWhenUsed="1" w:qFormat="1"/>
     <w:lsdException w:name="Plain Table 1" w:uiPriority="41"/>
     <w:lsdException w:name="Plain Table 2" w:uiPriority="42"/>
     <w:lsdException w:name="Plain Table 3" w:uiPriority="43"/>
@@ -4357,18 +5399,32 @@
     <w:lsdException w:name="Unresolved Mention" w:semiHidden="1" w:unhideWhenUsed="1"/>
     <w:lsdException w:name="Smart Link" w:semiHidden="1" w:unhideWhenUsed="1"/>
   </w:latentStyles>
-  <w:style w:type="paragraph" w:default="1" w:styleId="Normal">
+  <w:style w:type="paragraph" w:styleId="Normal" w:default="1">
     <w:name w:val="Normal"/>
     <w:qFormat/>
+    <w:pPr>
+      <w:widowControl/>
+      <w:bidi w:val="0"/>
+      <w:spacing w:before="0" w:after="0"/>
+      <w:jc w:val="left"/>
+    </w:pPr>
+    <w:rPr>
+      <w:rFonts w:ascii="Times New Roman" w:hAnsi="Times New Roman" w:eastAsia="Times New Roman" w:cs="Times New Roman"/>
+      <w:color w:val="auto"/>
+      <w:kern w:val="0"/>
+      <w:sz w:val="24"/>
+      <w:szCs w:val="24"/>
+      <w:lang w:val="pt-BR" w:eastAsia="pt-BR" w:bidi="ar-SA"/>
+    </w:rPr>
   </w:style>
-  <w:style w:type="paragraph" w:styleId="Ttulo1">
+  <w:style w:type="paragraph" w:styleId="Heading1">
     <w:name w:val="heading 1"/>
     <w:basedOn w:val="Normal"/>
     <w:next w:val="Normal"/>
     <w:uiPriority w:val="9"/>
     <w:qFormat/>
     <w:pPr>
-      <w:keepNext/>
+      <w:keepNext w:val="true"/>
       <w:outlineLvl w:val="0"/>
     </w:pPr>
     <w:rPr>
@@ -4377,7 +5433,7 @@
       <w:szCs w:val="28"/>
     </w:rPr>
   </w:style>
-  <w:style w:type="paragraph" w:styleId="Ttulo2">
+  <w:style w:type="paragraph" w:styleId="Heading2">
     <w:name w:val="heading 2"/>
     <w:basedOn w:val="Normal"/>
     <w:next w:val="Normal"/>
@@ -4385,7 +5441,7 @@
     <w:unhideWhenUsed/>
     <w:qFormat/>
     <w:pPr>
-      <w:keepNext/>
+      <w:keepNext w:val="true"/>
       <w:jc w:val="center"/>
       <w:outlineLvl w:val="1"/>
     </w:pPr>
@@ -4394,7 +5450,7 @@
       <w:szCs w:val="28"/>
     </w:rPr>
   </w:style>
-  <w:style w:type="paragraph" w:styleId="Ttulo3">
+  <w:style w:type="paragraph" w:styleId="Heading3">
     <w:name w:val="heading 3"/>
     <w:basedOn w:val="Normal"/>
     <w:next w:val="Normal"/>
@@ -4403,7 +5459,7 @@
     <w:unhideWhenUsed/>
     <w:qFormat/>
     <w:pPr>
-      <w:keepNext/>
+      <w:keepNext w:val="true"/>
       <w:keepLines/>
       <w:spacing w:before="280" w:after="80"/>
       <w:outlineLvl w:val="2"/>
@@ -4414,7 +5470,7 @@
       <w:szCs w:val="28"/>
     </w:rPr>
   </w:style>
-  <w:style w:type="paragraph" w:styleId="Ttulo4">
+  <w:style w:type="paragraph" w:styleId="Heading4">
     <w:name w:val="heading 4"/>
     <w:basedOn w:val="Normal"/>
     <w:next w:val="Normal"/>
@@ -4423,7 +5479,7 @@
     <w:unhideWhenUsed/>
     <w:qFormat/>
     <w:pPr>
-      <w:keepNext/>
+      <w:keepNext w:val="true"/>
       <w:keepLines/>
       <w:spacing w:before="240" w:after="40"/>
       <w:outlineLvl w:val="3"/>
@@ -4432,7 +5488,7 @@
       <w:b/>
     </w:rPr>
   </w:style>
-  <w:style w:type="paragraph" w:styleId="Ttulo5">
+  <w:style w:type="paragraph" w:styleId="Heading5">
     <w:name w:val="heading 5"/>
     <w:basedOn w:val="Normal"/>
     <w:next w:val="Normal"/>
@@ -4441,7 +5497,7 @@
     <w:unhideWhenUsed/>
     <w:qFormat/>
     <w:pPr>
-      <w:keepNext/>
+      <w:keepNext w:val="true"/>
       <w:keepLines/>
       <w:spacing w:before="220" w:after="40"/>
       <w:outlineLvl w:val="4"/>
@@ -4452,7 +5508,7 @@
       <w:szCs w:val="22"/>
     </w:rPr>
   </w:style>
-  <w:style w:type="paragraph" w:styleId="Ttulo6">
+  <w:style w:type="paragraph" w:styleId="Heading6">
     <w:name w:val="heading 6"/>
     <w:basedOn w:val="Normal"/>
     <w:next w:val="Normal"/>
@@ -4461,7 +5517,7 @@
     <w:unhideWhenUsed/>
     <w:qFormat/>
     <w:pPr>
-      <w:keepNext/>
+      <w:keepNext w:val="true"/>
       <w:keepLines/>
       <w:spacing w:before="200" w:after="40"/>
       <w:outlineLvl w:val="5"/>
@@ -4472,10 +5528,264 @@
       <w:szCs w:val="20"/>
     </w:rPr>
   </w:style>
-  <w:style w:type="character" w:default="1" w:styleId="Fontepargpadro">
+  <w:style w:type="character" w:styleId="DefaultParagraphFont" w:default="1">
     <w:name w:val="Default Paragraph Font"/>
     <w:uiPriority w:val="1"/>
     <w:unhideWhenUsed/>
+    <w:qFormat/>
+    <w:rPr/>
+  </w:style>
+  <w:style w:type="character" w:styleId="WW8Num1z0" w:customStyle="1">
+    <w:name w:val="WW8Num1z0"/>
+    <w:qFormat/>
+    <w:rPr>
+      <w:rFonts w:ascii="Symbol" w:hAnsi="Symbol" w:cs="Symbol"/>
+      <w:w w:val="100"/>
+      <w:position w:val="0"/>
+      <w:sz w:val="24"/>
+      <w:effect w:val="none"/>
+      <w:vertAlign w:val="baseline"/>
+      <w:em w:val="none"/>
+    </w:rPr>
+  </w:style>
+  <w:style w:type="character" w:styleId="Smbolosdenumerao">
+    <w:name w:val="Símbolos de numeração"/>
+    <w:qFormat/>
+    <w:rPr>
+      <w:sz w:val="28"/>
+      <w:szCs w:val="28"/>
+    </w:rPr>
+  </w:style>
+  <w:style w:type="paragraph" w:styleId="Ttulo">
+    <w:name w:val="Título"/>
+    <w:basedOn w:val="Normal"/>
+    <w:next w:val="BodyText"/>
+    <w:qFormat/>
+    <w:pPr>
+      <w:keepNext w:val="true"/>
+      <w:spacing w:before="240" w:after="120"/>
+    </w:pPr>
+    <w:rPr>
+      <w:rFonts w:ascii="Liberation Sans" w:hAnsi="Liberation Sans" w:eastAsia="Microsoft YaHei" w:cs="Lucida Sans"/>
+      <w:sz w:val="28"/>
+      <w:szCs w:val="28"/>
+    </w:rPr>
+  </w:style>
+  <w:style w:type="paragraph" w:styleId="BodyText">
+    <w:name w:val="Body Text"/>
+    <w:basedOn w:val="Normal"/>
+    <w:pPr>
+      <w:spacing w:lineRule="auto" w:line="276" w:before="0" w:after="140"/>
+      <w:ind w:hanging="1" w:left="-1"/>
+      <w:textAlignment w:val="top"/>
+      <w:outlineLvl w:val="0"/>
+    </w:pPr>
+    <w:rPr>
+      <w:vertAlign w:val="subscript"/>
+      <w:lang w:eastAsia="zh-CN"/>
+    </w:rPr>
+  </w:style>
+  <w:style w:type="paragraph" w:styleId="List">
+    <w:name w:val="List"/>
+    <w:basedOn w:val="BodyText"/>
+    <w:pPr/>
+    <w:rPr>
+      <w:rFonts w:cs="Noto Sans Devanagari"/>
+    </w:rPr>
+  </w:style>
+  <w:style w:type="paragraph" w:styleId="Caption">
+    <w:name w:val="caption"/>
+    <w:basedOn w:val="Normal"/>
+    <w:qFormat/>
+    <w:pPr>
+      <w:suppressLineNumbers/>
+      <w:spacing w:lineRule="atLeast" w:line="1" w:before="120" w:after="120"/>
+      <w:ind w:hanging="1" w:left="-1"/>
+      <w:textAlignment w:val="top"/>
+      <w:outlineLvl w:val="0"/>
+    </w:pPr>
+    <w:rPr>
+      <w:rFonts w:cs="Noto Sans Devanagari"/>
+      <w:i/>
+      <w:iCs/>
+      <w:position w:val="-1"/>
+      <w:lang w:eastAsia="zh-CN"/>
+    </w:rPr>
+  </w:style>
+  <w:style w:type="paragraph" w:styleId="ndice">
+    <w:name w:val="Índice"/>
+    <w:basedOn w:val="Normal"/>
+    <w:qFormat/>
+    <w:pPr>
+      <w:suppressLineNumbers/>
+    </w:pPr>
+    <w:rPr>
+      <w:rFonts w:cs="Lucida Sans"/>
+    </w:rPr>
+  </w:style>
+  <w:style w:type="paragraph" w:styleId="Title">
+    <w:name w:val="Title"/>
+    <w:basedOn w:val="Normal"/>
+    <w:next w:val="BodyText"/>
+    <w:uiPriority w:val="10"/>
+    <w:qFormat/>
+    <w:pPr>
+      <w:spacing w:lineRule="atLeast" w:line="1"/>
+      <w:ind w:hanging="1" w:left="-1"/>
+      <w:jc w:val="center"/>
+      <w:textAlignment w:val="top"/>
+      <w:outlineLvl w:val="0"/>
+    </w:pPr>
+    <w:rPr>
+      <w:b/>
+      <w:position w:val="-1"/>
+      <w:sz w:val="32"/>
+      <w:szCs w:val="20"/>
+      <w:lang w:eastAsia="zh-CN"/>
+    </w:rPr>
+  </w:style>
+  <w:style w:type="paragraph" w:styleId="ndiceuser" w:customStyle="1">
+    <w:name w:val="Índice (user)"/>
+    <w:basedOn w:val="Normal"/>
+    <w:qFormat/>
+    <w:pPr>
+      <w:suppressLineNumbers/>
+      <w:spacing w:lineRule="atLeast" w:line="1"/>
+      <w:ind w:hanging="1" w:left="-1"/>
+      <w:textAlignment w:val="top"/>
+      <w:outlineLvl w:val="0"/>
+    </w:pPr>
+    <w:rPr>
+      <w:rFonts w:cs="Noto Sans Devanagari"/>
+      <w:position w:val="-1"/>
+      <w:lang w:eastAsia="zh-CN"/>
+    </w:rPr>
+  </w:style>
+  <w:style w:type="paragraph" w:styleId="Caption1" w:customStyle="1">
+    <w:name w:val="Caption1"/>
+    <w:basedOn w:val="Normal"/>
+    <w:qFormat/>
+    <w:pPr>
+      <w:suppressLineNumbers/>
+      <w:spacing w:lineRule="atLeast" w:line="1" w:before="120" w:after="120"/>
+      <w:ind w:hanging="1" w:left="-1"/>
+      <w:textAlignment w:val="top"/>
+      <w:outlineLvl w:val="0"/>
+    </w:pPr>
+    <w:rPr>
+      <w:rFonts w:cs="Noto Sans Devanagari"/>
+      <w:i/>
+      <w:iCs/>
+      <w:position w:val="-1"/>
+      <w:lang w:eastAsia="zh-CN"/>
+    </w:rPr>
+  </w:style>
+  <w:style w:type="paragraph" w:styleId="BodyTextIndent">
+    <w:name w:val="Body Text Indent"/>
+    <w:basedOn w:val="Normal"/>
+    <w:pPr>
+      <w:spacing w:lineRule="atLeast" w:line="1"/>
+      <w:ind w:hanging="1" w:left="284"/>
+      <w:textAlignment w:val="top"/>
+      <w:outlineLvl w:val="0"/>
+    </w:pPr>
+    <w:rPr>
+      <w:position w:val="-1"/>
+      <w:sz w:val="28"/>
+      <w:szCs w:val="20"/>
+      <w:lang w:eastAsia="zh-CN"/>
+    </w:rPr>
+  </w:style>
+  <w:style w:type="paragraph" w:styleId="Contedodatabelauser" w:customStyle="1">
+    <w:name w:val="Conteúdo da tabela (user)"/>
+    <w:basedOn w:val="Normal"/>
+    <w:qFormat/>
+    <w:pPr>
+      <w:widowControl w:val="false"/>
+      <w:suppressLineNumbers/>
+      <w:spacing w:lineRule="atLeast" w:line="1"/>
+      <w:ind w:hanging="1" w:left="-1"/>
+      <w:textAlignment w:val="top"/>
+      <w:outlineLvl w:val="0"/>
+    </w:pPr>
+    <w:rPr>
+      <w:position w:val="-1"/>
+      <w:lang w:eastAsia="zh-CN"/>
+    </w:rPr>
+  </w:style>
+  <w:style w:type="paragraph" w:styleId="Ttulodetabelauser" w:customStyle="1">
+    <w:name w:val="Título de tabela (user)"/>
+    <w:basedOn w:val="Contedodatabelauser"/>
+    <w:qFormat/>
+    <w:pPr>
+      <w:jc w:val="center"/>
+    </w:pPr>
+    <w:rPr>
+      <w:b/>
+      <w:bCs/>
+    </w:rPr>
+  </w:style>
+  <w:style w:type="paragraph" w:styleId="Subtitle">
+    <w:name w:val="Subtitle"/>
+    <w:basedOn w:val="Normal"/>
+    <w:next w:val="Normal"/>
+    <w:uiPriority w:val="11"/>
+    <w:qFormat/>
+    <w:pPr>
+      <w:keepNext w:val="true"/>
+      <w:keepLines/>
+      <w:spacing w:before="360" w:after="80"/>
+    </w:pPr>
+    <w:rPr>
+      <w:rFonts w:ascii="Georgia" w:hAnsi="Georgia" w:eastAsia="Georgia" w:cs="Georgia"/>
+      <w:i/>
+      <w:color w:val="666666"/>
+      <w:sz w:val="48"/>
+      <w:szCs w:val="48"/>
+    </w:rPr>
+  </w:style>
+  <w:style w:type="paragraph" w:styleId="ListParagraph">
+    <w:name w:val="List Paragraph"/>
+    <w:basedOn w:val="Normal"/>
+    <w:uiPriority w:val="34"/>
+    <w:qFormat/>
+    <w:rsid w:val="00773eb7"/>
+    <w:pPr>
+      <w:spacing w:before="0" w:after="0"/>
+      <w:ind w:left="720"/>
+      <w:contextualSpacing/>
+    </w:pPr>
+    <w:rPr/>
+  </w:style>
+  <w:style w:type="paragraph" w:styleId="Contedodatabela">
+    <w:name w:val="Conteúdo da tabela"/>
+    <w:basedOn w:val="Normal"/>
+    <w:qFormat/>
+    <w:pPr>
+      <w:widowControl w:val="false"/>
+      <w:suppressLineNumbers/>
+    </w:pPr>
+    <w:rPr/>
+  </w:style>
+  <w:style w:type="paragraph" w:styleId="Ttulodetabela">
+    <w:name w:val="Título de tabela"/>
+    <w:basedOn w:val="Contedodatabela"/>
+    <w:qFormat/>
+    <w:pPr>
+      <w:suppressLineNumbers/>
+      <w:jc w:val="center"/>
+    </w:pPr>
+    <w:rPr>
+      <w:b/>
+      <w:bCs/>
+    </w:rPr>
+  </w:style>
+  <w:style w:type="numbering" w:styleId="Semlista" w:default="1">
+    <w:name w:val="Sem lista"/>
+    <w:uiPriority w:val="99"/>
+    <w:semiHidden/>
+    <w:unhideWhenUsed/>
+    <w:qFormat/>
   </w:style>
   <w:style w:type="table" w:default="1" w:styleId="Tabelanormal">
     <w:name w:val="Normal Table"/>
@@ -4483,7 +5793,6 @@
     <w:semiHidden/>
     <w:unhideWhenUsed/>
     <w:tblPr>
-      <w:tblInd w:w="0" w:type="dxa"/>
       <w:tblCellMar>
         <w:top w:w="0" w:type="dxa"/>
         <w:left w:w="108" w:type="dxa"/>
@@ -4491,12 +5800,6 @@
         <w:right w:w="108" w:type="dxa"/>
       </w:tblCellMar>
     </w:tblPr>
-  </w:style>
-  <w:style w:type="numbering" w:default="1" w:styleId="Semlista">
-    <w:name w:val="No List"/>
-    <w:uiPriority w:val="99"/>
-    <w:semiHidden/>
-    <w:unhideWhenUsed/>
   </w:style>
   <w:style w:type="table" w:customStyle="1" w:styleId="TableNormal">
     <w:name w:val="TableNormal"/>
@@ -4508,28 +5811,6 @@
         <w:right w:w="100" w:type="dxa"/>
       </w:tblCellMar>
     </w:tblPr>
-  </w:style>
-  <w:style w:type="paragraph" w:styleId="Ttulo">
-    <w:name w:val="Title"/>
-    <w:basedOn w:val="Normal"/>
-    <w:next w:val="Corpodetexto"/>
-    <w:uiPriority w:val="10"/>
-    <w:qFormat/>
-    <w:pPr>
-      <w:spacing w:line="1" w:lineRule="atLeast"/>
-      <w:ind w:leftChars="-1" w:left="-1" w:hangingChars="1" w:hanging="1"/>
-      <w:jc w:val="center"/>
-      <w:textDirection w:val="btLr"/>
-      <w:textAlignment w:val="top"/>
-      <w:outlineLvl w:val="0"/>
-    </w:pPr>
-    <w:rPr>
-      <w:b/>
-      <w:position w:val="-1"/>
-      <w:sz w:val="32"/>
-      <w:szCs w:val="20"/>
-      <w:lang w:eastAsia="zh-CN"/>
-    </w:rPr>
   </w:style>
   <w:style w:type="table" w:customStyle="1" w:styleId="TableNormal0">
     <w:name w:val="TableNormal"/>
@@ -4564,385 +5845,45 @@
       </w:tblCellMar>
     </w:tblPr>
   </w:style>
-  <w:style w:type="character" w:customStyle="1" w:styleId="WW8Num1z0">
-    <w:name w:val="WW8Num1z0"/>
-    <w:rPr>
-      <w:rFonts w:ascii="Symbol" w:hAnsi="Symbol" w:cs="Symbol" w:hint="default"/>
-      <w:w w:val="100"/>
-      <w:position w:val="-1"/>
-      <w:effect w:val="none"/>
-      <w:vertAlign w:val="baseline"/>
-      <w:cs w:val="0"/>
-      <w:em w:val="none"/>
-    </w:rPr>
-  </w:style>
-  <w:style w:type="paragraph" w:styleId="Corpodetexto">
-    <w:name w:val="Body Text"/>
-    <w:basedOn w:val="Normal"/>
-    <w:pPr>
-      <w:spacing w:after="140" w:line="276" w:lineRule="auto"/>
-      <w:ind w:leftChars="-1" w:left="-1" w:hangingChars="1" w:hanging="1"/>
-      <w:textDirection w:val="btLr"/>
-      <w:textAlignment w:val="top"/>
-      <w:outlineLvl w:val="0"/>
-    </w:pPr>
-    <w:rPr>
-      <w:position w:val="-1"/>
-      <w:lang w:eastAsia="zh-CN"/>
-    </w:rPr>
-  </w:style>
-  <w:style w:type="paragraph" w:styleId="Lista">
-    <w:name w:val="List"/>
-    <w:basedOn w:val="Corpodetexto"/>
-    <w:rPr>
-      <w:rFonts w:cs="Noto Sans Devanagari"/>
-    </w:rPr>
-  </w:style>
-  <w:style w:type="paragraph" w:styleId="Legenda">
-    <w:name w:val="caption"/>
-    <w:basedOn w:val="Normal"/>
-    <w:pPr>
-      <w:suppressLineNumbers/>
-      <w:spacing w:before="120" w:after="120" w:line="1" w:lineRule="atLeast"/>
-      <w:ind w:leftChars="-1" w:left="-1" w:hangingChars="1" w:hanging="1"/>
-      <w:textDirection w:val="btLr"/>
-      <w:textAlignment w:val="top"/>
-      <w:outlineLvl w:val="0"/>
-    </w:pPr>
-    <w:rPr>
-      <w:rFonts w:cs="Noto Sans Devanagari"/>
-      <w:i/>
-      <w:iCs/>
-      <w:position w:val="-1"/>
-      <w:lang w:eastAsia="zh-CN"/>
-    </w:rPr>
-  </w:style>
-  <w:style w:type="paragraph" w:customStyle="1" w:styleId="ndice">
-    <w:name w:val="Índice"/>
-    <w:basedOn w:val="Normal"/>
-    <w:pPr>
-      <w:suppressLineNumbers/>
-      <w:spacing w:line="1" w:lineRule="atLeast"/>
-      <w:ind w:leftChars="-1" w:left="-1" w:hangingChars="1" w:hanging="1"/>
-      <w:textDirection w:val="btLr"/>
-      <w:textAlignment w:val="top"/>
-      <w:outlineLvl w:val="0"/>
-    </w:pPr>
-    <w:rPr>
-      <w:rFonts w:cs="Noto Sans Devanagari"/>
-      <w:position w:val="-1"/>
-      <w:lang w:eastAsia="zh-CN"/>
-    </w:rPr>
-  </w:style>
-  <w:style w:type="paragraph" w:customStyle="1" w:styleId="Caption1">
-    <w:name w:val="Caption1"/>
-    <w:basedOn w:val="Normal"/>
-    <w:pPr>
-      <w:suppressLineNumbers/>
-      <w:spacing w:before="120" w:after="120" w:line="1" w:lineRule="atLeast"/>
-      <w:ind w:leftChars="-1" w:left="-1" w:hangingChars="1" w:hanging="1"/>
-      <w:textDirection w:val="btLr"/>
-      <w:textAlignment w:val="top"/>
-      <w:outlineLvl w:val="0"/>
-    </w:pPr>
-    <w:rPr>
-      <w:rFonts w:cs="Noto Sans Devanagari"/>
-      <w:i/>
-      <w:iCs/>
-      <w:position w:val="-1"/>
-      <w:lang w:eastAsia="zh-CN"/>
-    </w:rPr>
-  </w:style>
-  <w:style w:type="paragraph" w:styleId="Recuodecorpodetexto">
-    <w:name w:val="Body Text Indent"/>
-    <w:basedOn w:val="Normal"/>
-    <w:pPr>
-      <w:spacing w:line="1" w:lineRule="atLeast"/>
-      <w:ind w:leftChars="-1" w:left="284" w:hangingChars="1" w:hanging="1"/>
-      <w:textDirection w:val="btLr"/>
-      <w:textAlignment w:val="top"/>
-      <w:outlineLvl w:val="0"/>
-    </w:pPr>
-    <w:rPr>
-      <w:position w:val="-1"/>
-      <w:sz w:val="28"/>
-      <w:szCs w:val="20"/>
-      <w:lang w:eastAsia="zh-CN"/>
-    </w:rPr>
-  </w:style>
-  <w:style w:type="paragraph" w:customStyle="1" w:styleId="Contedodatabela">
-    <w:name w:val="Conteúdo da tabela"/>
-    <w:basedOn w:val="Normal"/>
-    <w:pPr>
-      <w:widowControl w:val="0"/>
-      <w:suppressLineNumbers/>
-      <w:spacing w:line="1" w:lineRule="atLeast"/>
-      <w:ind w:leftChars="-1" w:left="-1" w:hangingChars="1" w:hanging="1"/>
-      <w:textDirection w:val="btLr"/>
-      <w:textAlignment w:val="top"/>
-      <w:outlineLvl w:val="0"/>
-    </w:pPr>
-    <w:rPr>
-      <w:position w:val="-1"/>
-      <w:lang w:eastAsia="zh-CN"/>
-    </w:rPr>
-  </w:style>
-  <w:style w:type="paragraph" w:customStyle="1" w:styleId="Ttulodetabela">
-    <w:name w:val="Título de tabela"/>
-    <w:basedOn w:val="Contedodatabela"/>
-    <w:pPr>
-      <w:jc w:val="center"/>
-    </w:pPr>
-    <w:rPr>
-      <w:b/>
-      <w:bCs/>
-    </w:rPr>
-  </w:style>
-  <w:style w:type="table" w:customStyle="1" w:styleId="a">
-    <w:basedOn w:val="TableNormal2"/>
-    <w:tblPr>
-      <w:tblStyleRowBandSize w:val="1"/>
-      <w:tblStyleColBandSize w:val="1"/>
-      <w:tblCellMar>
-        <w:left w:w="70" w:type="dxa"/>
-        <w:right w:w="70" w:type="dxa"/>
-      </w:tblCellMar>
-    </w:tblPr>
-  </w:style>
-  <w:style w:type="table" w:customStyle="1" w:styleId="a0">
-    <w:basedOn w:val="TableNormal2"/>
-    <w:tblPr>
-      <w:tblStyleRowBandSize w:val="1"/>
-      <w:tblStyleColBandSize w:val="1"/>
-      <w:tblCellMar>
-        <w:left w:w="70" w:type="dxa"/>
-        <w:right w:w="70" w:type="dxa"/>
-      </w:tblCellMar>
-    </w:tblPr>
-  </w:style>
-  <w:style w:type="table" w:customStyle="1" w:styleId="a1">
-    <w:basedOn w:val="TableNormal2"/>
-    <w:tblPr>
-      <w:tblStyleRowBandSize w:val="1"/>
-      <w:tblStyleColBandSize w:val="1"/>
-      <w:tblCellMar>
-        <w:left w:w="70" w:type="dxa"/>
-        <w:right w:w="70" w:type="dxa"/>
-      </w:tblCellMar>
-    </w:tblPr>
-  </w:style>
-  <w:style w:type="table" w:customStyle="1" w:styleId="a2">
-    <w:basedOn w:val="TableNormal2"/>
-    <w:tblPr>
-      <w:tblStyleRowBandSize w:val="1"/>
-      <w:tblStyleColBandSize w:val="1"/>
-      <w:tblCellMar>
-        <w:left w:w="70" w:type="dxa"/>
-        <w:right w:w="70" w:type="dxa"/>
-      </w:tblCellMar>
-    </w:tblPr>
-  </w:style>
-  <w:style w:type="table" w:customStyle="1" w:styleId="a3">
-    <w:basedOn w:val="TableNormal2"/>
-    <w:tblPr>
-      <w:tblStyleRowBandSize w:val="1"/>
-      <w:tblStyleColBandSize w:val="1"/>
-      <w:tblCellMar>
-        <w:left w:w="70" w:type="dxa"/>
-        <w:right w:w="70" w:type="dxa"/>
-      </w:tblCellMar>
-    </w:tblPr>
-  </w:style>
-  <w:style w:type="table" w:customStyle="1" w:styleId="a4">
-    <w:basedOn w:val="TableNormal2"/>
-    <w:tblPr>
-      <w:tblStyleRowBandSize w:val="1"/>
-      <w:tblStyleColBandSize w:val="1"/>
-      <w:tblCellMar>
-        <w:left w:w="108" w:type="dxa"/>
-        <w:right w:w="108" w:type="dxa"/>
-      </w:tblCellMar>
-    </w:tblPr>
-  </w:style>
-  <w:style w:type="table" w:customStyle="1" w:styleId="a5">
-    <w:basedOn w:val="TableNormal2"/>
-    <w:tblPr>
-      <w:tblStyleRowBandSize w:val="1"/>
-      <w:tblStyleColBandSize w:val="1"/>
-      <w:tblCellMar>
-        <w:left w:w="70" w:type="dxa"/>
-        <w:right w:w="70" w:type="dxa"/>
-      </w:tblCellMar>
-    </w:tblPr>
-  </w:style>
-  <w:style w:type="table" w:customStyle="1" w:styleId="a6">
-    <w:basedOn w:val="TableNormal2"/>
-    <w:tblPr>
-      <w:tblStyleRowBandSize w:val="1"/>
-      <w:tblStyleColBandSize w:val="1"/>
-      <w:tblCellMar>
-        <w:left w:w="70" w:type="dxa"/>
-        <w:right w:w="70" w:type="dxa"/>
-      </w:tblCellMar>
-    </w:tblPr>
-  </w:style>
-  <w:style w:type="table" w:customStyle="1" w:styleId="a7">
-    <w:basedOn w:val="TableNormal2"/>
-    <w:tblPr>
-      <w:tblStyleRowBandSize w:val="1"/>
-      <w:tblStyleColBandSize w:val="1"/>
-      <w:tblCellMar>
-        <w:left w:w="70" w:type="dxa"/>
-        <w:right w:w="70" w:type="dxa"/>
-      </w:tblCellMar>
-    </w:tblPr>
-  </w:style>
-  <w:style w:type="table" w:customStyle="1" w:styleId="a8">
-    <w:basedOn w:val="TableNormal2"/>
-    <w:tblPr>
-      <w:tblStyleRowBandSize w:val="1"/>
-      <w:tblStyleColBandSize w:val="1"/>
-      <w:tblCellMar>
-        <w:left w:w="108" w:type="dxa"/>
-        <w:right w:w="108" w:type="dxa"/>
-      </w:tblCellMar>
-    </w:tblPr>
-  </w:style>
-  <w:style w:type="table" w:customStyle="1" w:styleId="a9">
-    <w:basedOn w:val="TableNormal2"/>
-    <w:tblPr>
-      <w:tblStyleRowBandSize w:val="1"/>
-      <w:tblStyleColBandSize w:val="1"/>
-      <w:tblCellMar>
-        <w:left w:w="70" w:type="dxa"/>
-        <w:right w:w="70" w:type="dxa"/>
-      </w:tblCellMar>
-    </w:tblPr>
-  </w:style>
-  <w:style w:type="table" w:customStyle="1" w:styleId="aa">
-    <w:basedOn w:val="TableNormal2"/>
-    <w:tblPr>
-      <w:tblStyleRowBandSize w:val="1"/>
-      <w:tblStyleColBandSize w:val="1"/>
-      <w:tblCellMar>
-        <w:left w:w="70" w:type="dxa"/>
-        <w:right w:w="70" w:type="dxa"/>
-      </w:tblCellMar>
-    </w:tblPr>
-  </w:style>
-  <w:style w:type="table" w:customStyle="1" w:styleId="ab">
-    <w:basedOn w:val="TableNormal2"/>
-    <w:tblPr>
-      <w:tblStyleRowBandSize w:val="1"/>
-      <w:tblStyleColBandSize w:val="1"/>
-      <w:tblCellMar>
-        <w:left w:w="70" w:type="dxa"/>
-        <w:right w:w="70" w:type="dxa"/>
-      </w:tblCellMar>
-    </w:tblPr>
-  </w:style>
-  <w:style w:type="table" w:customStyle="1" w:styleId="ac">
-    <w:basedOn w:val="TableNormal2"/>
-    <w:tblPr>
-      <w:tblStyleRowBandSize w:val="1"/>
-      <w:tblStyleColBandSize w:val="1"/>
-      <w:tblCellMar>
-        <w:left w:w="108" w:type="dxa"/>
-        <w:right w:w="108" w:type="dxa"/>
-      </w:tblCellMar>
-    </w:tblPr>
-  </w:style>
-  <w:style w:type="paragraph" w:styleId="Subttulo">
-    <w:name w:val="Subtitle"/>
-    <w:basedOn w:val="Normal"/>
-    <w:next w:val="Normal"/>
-    <w:uiPriority w:val="11"/>
-    <w:qFormat/>
-    <w:pPr>
-      <w:keepNext/>
-      <w:keepLines/>
-      <w:spacing w:before="360" w:after="80"/>
-    </w:pPr>
-    <w:rPr>
-      <w:rFonts w:ascii="Georgia" w:eastAsia="Georgia" w:hAnsi="Georgia" w:cs="Georgia"/>
-      <w:i/>
-      <w:color w:val="666666"/>
-      <w:sz w:val="48"/>
-      <w:szCs w:val="48"/>
-    </w:rPr>
-  </w:style>
-  <w:style w:type="table" w:customStyle="1" w:styleId="ad">
-    <w:basedOn w:val="TableNormal2"/>
-    <w:tblPr>
-      <w:tblStyleRowBandSize w:val="1"/>
-      <w:tblStyleColBandSize w:val="1"/>
-      <w:tblCellMar>
-        <w:left w:w="70" w:type="dxa"/>
-        <w:right w:w="70" w:type="dxa"/>
-      </w:tblCellMar>
-    </w:tblPr>
-  </w:style>
-  <w:style w:type="table" w:customStyle="1" w:styleId="ae">
-    <w:basedOn w:val="TableNormal2"/>
-    <w:tblPr>
-      <w:tblStyleRowBandSize w:val="1"/>
-      <w:tblStyleColBandSize w:val="1"/>
-      <w:tblCellMar>
-        <w:left w:w="108" w:type="dxa"/>
-        <w:right w:w="108" w:type="dxa"/>
-      </w:tblCellMar>
-    </w:tblPr>
-  </w:style>
-  <w:style w:type="paragraph" w:styleId="PargrafodaLista">
-    <w:name w:val="List Paragraph"/>
-    <w:basedOn w:val="Normal"/>
-    <w:uiPriority w:val="34"/>
-    <w:qFormat/>
-    <w:rsid w:val="00773EB7"/>
-    <w:pPr>
-      <w:ind w:left="720"/>
-      <w:contextualSpacing/>
-    </w:pPr>
-  </w:style>
 </w:styles>
 </file>
 
 <file path=word/theme/theme1.xml><?xml version="1.0" encoding="utf-8"?>
-<a:theme xmlns:a="http://schemas.openxmlformats.org/drawingml/2006/main" name="Office Theme">
+<a:theme xmlns:a="http://schemas.openxmlformats.org/drawingml/2006/main" xmlns:r="http://schemas.openxmlformats.org/officeDocument/2006/relationships" name="Office Theme">
   <a:themeElements>
     <a:clrScheme name="Office">
       <a:dk1>
-        <a:sysClr val="windowText" lastClr="000000"/>
+        <a:srgbClr val="000000"/>
       </a:dk1>
       <a:lt1>
-        <a:sysClr val="window" lastClr="FFFFFF"/>
+        <a:srgbClr val="ffffff"/>
       </a:lt1>
       <a:dk2>
-        <a:srgbClr val="1F497D"/>
+        <a:srgbClr val="1f497d"/>
       </a:dk2>
       <a:lt2>
-        <a:srgbClr val="EEECE1"/>
+        <a:srgbClr val="eeece1"/>
       </a:lt2>
       <a:accent1>
-        <a:srgbClr val="4F81BD"/>
+        <a:srgbClr val="4f81bd"/>
       </a:accent1>
       <a:accent2>
-        <a:srgbClr val="C0504D"/>
+        <a:srgbClr val="c0504d"/>
       </a:accent2>
       <a:accent3>
-        <a:srgbClr val="9BBB59"/>
+        <a:srgbClr val="9bbb59"/>
       </a:accent3>
       <a:accent4>
-        <a:srgbClr val="8064A2"/>
+        <a:srgbClr val="8064a2"/>
       </a:accent4>
       <a:accent5>
-        <a:srgbClr val="4BACC6"/>
+        <a:srgbClr val="4bacc6"/>
       </a:accent5>
       <a:accent6>
-        <a:srgbClr val="F79646"/>
+        <a:srgbClr val="f79646"/>
       </a:accent6>
       <a:hlink>
-        <a:srgbClr val="0000FF"/>
+        <a:srgbClr val="0000ff"/>
       </a:hlink>
       <a:folHlink>
         <a:srgbClr val="800080"/>
@@ -4950,286 +5891,138 @@
     </a:clrScheme>
     <a:fontScheme name="Office">
       <a:majorFont>
-        <a:latin typeface="Calibri"/>
+        <a:latin typeface="Calibri" pitchFamily="0" charset="1"/>
         <a:ea typeface=""/>
         <a:cs typeface=""/>
-        <a:font script="Jpan" typeface="ＭＳ ゴシック"/>
-        <a:font script="Hang" typeface="맑은 고딕"/>
-        <a:font script="Hans" typeface="宋体"/>
-        <a:font script="Hant" typeface="新細明體"/>
-        <a:font script="Arab" typeface="Times New Roman"/>
-        <a:font script="Hebr" typeface="Times New Roman"/>
-        <a:font script="Thai" typeface="Angsana New"/>
-        <a:font script="Ethi" typeface="Nyala"/>
-        <a:font script="Beng" typeface="Vrinda"/>
-        <a:font script="Gujr" typeface="Shruti"/>
-        <a:font script="Khmr" typeface="MoolBoran"/>
-        <a:font script="Knda" typeface="Tunga"/>
-        <a:font script="Guru" typeface="Raavi"/>
-        <a:font script="Cans" typeface="Euphemia"/>
-        <a:font script="Cher" typeface="Plantagenet Cherokee"/>
-        <a:font script="Yiii" typeface="Microsoft Yi Baiti"/>
-        <a:font script="Tibt" typeface="Microsoft Himalaya"/>
-        <a:font script="Thaa" typeface="MV Boli"/>
-        <a:font script="Deva" typeface="Mangal"/>
-        <a:font script="Telu" typeface="Gautami"/>
-        <a:font script="Taml" typeface="Latha"/>
-        <a:font script="Syrc" typeface="Estrangelo Edessa"/>
-        <a:font script="Orya" typeface="Kalinga"/>
-        <a:font script="Mlym" typeface="Kartika"/>
-        <a:font script="Laoo" typeface="DokChampa"/>
-        <a:font script="Sinh" typeface="Iskoola Pota"/>
-        <a:font script="Mong" typeface="Mongolian Baiti"/>
-        <a:font script="Viet" typeface="Times New Roman"/>
-        <a:font script="Uigh" typeface="Microsoft Uighur"/>
-        <a:font script="Geor" typeface="Sylfaen"/>
       </a:majorFont>
       <a:minorFont>
-        <a:latin typeface="Cambria"/>
+        <a:latin typeface="Cambria" pitchFamily="0" charset="1"/>
         <a:ea typeface=""/>
         <a:cs typeface=""/>
-        <a:font script="Jpan" typeface="ＭＳ 明朝"/>
-        <a:font script="Hang" typeface="맑은 고딕"/>
-        <a:font script="Hans" typeface="宋体"/>
-        <a:font script="Hant" typeface="新細明體"/>
-        <a:font script="Arab" typeface="Arial"/>
-        <a:font script="Hebr" typeface="Arial"/>
-        <a:font script="Thai" typeface="Cordia New"/>
-        <a:font script="Ethi" typeface="Nyala"/>
-        <a:font script="Beng" typeface="Vrinda"/>
-        <a:font script="Gujr" typeface="Shruti"/>
-        <a:font script="Khmr" typeface="DaunPenh"/>
-        <a:font script="Knda" typeface="Tunga"/>
-        <a:font script="Guru" typeface="Raavi"/>
-        <a:font script="Cans" typeface="Euphemia"/>
-        <a:font script="Cher" typeface="Plantagenet Cherokee"/>
-        <a:font script="Yiii" typeface="Microsoft Yi Baiti"/>
-        <a:font script="Tibt" typeface="Microsoft Himalaya"/>
-        <a:font script="Thaa" typeface="MV Boli"/>
-        <a:font script="Deva" typeface="Mangal"/>
-        <a:font script="Telu" typeface="Gautami"/>
-        <a:font script="Taml" typeface="Latha"/>
-        <a:font script="Syrc" typeface="Estrangelo Edessa"/>
-        <a:font script="Orya" typeface="Kalinga"/>
-        <a:font script="Mlym" typeface="Kartika"/>
-        <a:font script="Laoo" typeface="DokChampa"/>
-        <a:font script="Sinh" typeface="Iskoola Pota"/>
-        <a:font script="Mong" typeface="Mongolian Baiti"/>
-        <a:font script="Viet" typeface="Arial"/>
-        <a:font script="Uigh" typeface="Microsoft Uighur"/>
-        <a:font script="Geor" typeface="Sylfaen"/>
       </a:minorFont>
     </a:fontScheme>
-    <a:fmtScheme name="Office">
+    <a:fmtScheme>
       <a:fillStyleLst>
         <a:solidFill>
           <a:schemeClr val="phClr"/>
         </a:solidFill>
-        <a:gradFill rotWithShape="1">
+        <a:gradFill>
           <a:gsLst>
             <a:gs pos="0">
               <a:schemeClr val="phClr">
                 <a:tint val="50000"/>
-                <a:satMod val="300000"/>
               </a:schemeClr>
             </a:gs>
             <a:gs pos="35000">
               <a:schemeClr val="phClr">
                 <a:tint val="37000"/>
-                <a:satMod val="300000"/>
               </a:schemeClr>
             </a:gs>
             <a:gs pos="100000">
               <a:schemeClr val="phClr">
                 <a:tint val="15000"/>
-                <a:satMod val="350000"/>
               </a:schemeClr>
             </a:gs>
           </a:gsLst>
           <a:lin ang="16200000" scaled="1"/>
+          <a:tileRect l="0" t="0" r="0" b="0"/>
         </a:gradFill>
-        <a:gradFill rotWithShape="1">
+        <a:gradFill>
           <a:gsLst>
             <a:gs pos="0">
               <a:schemeClr val="phClr">
                 <a:tint val="100000"/>
                 <a:shade val="100000"/>
-                <a:satMod val="130000"/>
               </a:schemeClr>
             </a:gs>
             <a:gs pos="100000">
               <a:schemeClr val="phClr">
                 <a:tint val="50000"/>
                 <a:shade val="100000"/>
-                <a:satMod val="350000"/>
               </a:schemeClr>
             </a:gs>
           </a:gsLst>
           <a:lin ang="16200000" scaled="0"/>
+          <a:tileRect l="0" t="0" r="0" b="0"/>
         </a:gradFill>
       </a:fillStyleLst>
       <a:lnStyleLst>
         <a:ln w="9525" cap="flat" cmpd="sng" algn="ctr">
-          <a:solidFill>
-            <a:schemeClr val="phClr">
-              <a:shade val="95000"/>
-              <a:satMod val="105000"/>
-            </a:schemeClr>
-          </a:solidFill>
           <a:prstDash val="solid"/>
         </a:ln>
         <a:ln w="25400" cap="flat" cmpd="sng" algn="ctr">
-          <a:solidFill>
-            <a:schemeClr val="phClr"/>
-          </a:solidFill>
           <a:prstDash val="solid"/>
         </a:ln>
         <a:ln w="38100" cap="flat" cmpd="sng" algn="ctr">
-          <a:solidFill>
-            <a:schemeClr val="phClr"/>
-          </a:solidFill>
           <a:prstDash val="solid"/>
         </a:ln>
       </a:lnStyleLst>
       <a:effectStyleLst>
         <a:effectStyle>
-          <a:effectLst>
-            <a:outerShdw blurRad="40000" dist="20000" dir="5400000" rotWithShape="0">
-              <a:srgbClr val="000000">
-                <a:alpha val="38000"/>
-              </a:srgbClr>
-            </a:outerShdw>
-          </a:effectLst>
+          <a:effectLst/>
         </a:effectStyle>
         <a:effectStyle>
-          <a:effectLst>
-            <a:outerShdw blurRad="40000" dist="23000" dir="5400000" rotWithShape="0">
-              <a:srgbClr val="000000">
-                <a:alpha val="35000"/>
-              </a:srgbClr>
-            </a:outerShdw>
-          </a:effectLst>
+          <a:effectLst/>
         </a:effectStyle>
         <a:effectStyle>
-          <a:effectLst>
-            <a:outerShdw blurRad="40000" dist="23000" dir="5400000" rotWithShape="0">
-              <a:srgbClr val="000000">
-                <a:alpha val="35000"/>
-              </a:srgbClr>
-            </a:outerShdw>
-          </a:effectLst>
-          <a:scene3d>
-            <a:camera prst="orthographicFront">
-              <a:rot lat="0" lon="0" rev="0"/>
-            </a:camera>
-            <a:lightRig rig="threePt" dir="t">
-              <a:rot lat="0" lon="0" rev="1200000"/>
-            </a:lightRig>
-          </a:scene3d>
-          <a:sp3d>
-            <a:bevelT w="63500" h="25400"/>
-          </a:sp3d>
+          <a:effectLst/>
         </a:effectStyle>
       </a:effectStyleLst>
       <a:bgFillStyleLst>
         <a:solidFill>
           <a:schemeClr val="phClr"/>
         </a:solidFill>
-        <a:gradFill rotWithShape="1">
+        <a:gradFill>
           <a:gsLst>
             <a:gs pos="0">
               <a:schemeClr val="phClr">
                 <a:tint val="40000"/>
-                <a:satMod val="350000"/>
               </a:schemeClr>
             </a:gs>
             <a:gs pos="40000">
               <a:schemeClr val="phClr">
                 <a:tint val="45000"/>
                 <a:shade val="99000"/>
-                <a:satMod val="350000"/>
               </a:schemeClr>
             </a:gs>
             <a:gs pos="100000">
               <a:schemeClr val="phClr">
                 <a:shade val="20000"/>
-                <a:satMod val="255000"/>
               </a:schemeClr>
             </a:gs>
           </a:gsLst>
           <a:path path="circle">
             <a:fillToRect l="50000" t="-80000" r="50000" b="180000"/>
           </a:path>
+          <a:tileRect l="0" t="0" r="0" b="0"/>
         </a:gradFill>
-        <a:gradFill rotWithShape="1">
+        <a:gradFill>
           <a:gsLst>
             <a:gs pos="0">
               <a:schemeClr val="phClr">
                 <a:tint val="80000"/>
-                <a:satMod val="300000"/>
               </a:schemeClr>
             </a:gs>
             <a:gs pos="100000">
               <a:schemeClr val="phClr">
                 <a:shade val="30000"/>
-                <a:satMod val="200000"/>
               </a:schemeClr>
             </a:gs>
           </a:gsLst>
           <a:path path="circle">
             <a:fillToRect l="50000" t="50000" r="50000" b="50000"/>
           </a:path>
+          <a:tileRect l="0" t="0" r="0" b="0"/>
         </a:gradFill>
       </a:bgFillStyleLst>
     </a:fmtScheme>
   </a:themeElements>
-  <a:objectDefaults>
-    <a:spDef>
-      <a:spPr/>
-      <a:bodyPr/>
-      <a:lstStyle/>
-      <a:style>
-        <a:lnRef idx="1">
-          <a:schemeClr val="accent1"/>
-        </a:lnRef>
-        <a:fillRef idx="3">
-          <a:schemeClr val="accent1"/>
-        </a:fillRef>
-        <a:effectRef idx="2">
-          <a:schemeClr val="accent1"/>
-        </a:effectRef>
-        <a:fontRef idx="minor">
-          <a:schemeClr val="lt1"/>
-        </a:fontRef>
-      </a:style>
-    </a:spDef>
-    <a:lnDef>
-      <a:spPr/>
-      <a:bodyPr/>
-      <a:lstStyle/>
-      <a:style>
-        <a:lnRef idx="2">
-          <a:schemeClr val="accent1"/>
-        </a:lnRef>
-        <a:fillRef idx="0">
-          <a:schemeClr val="accent1"/>
-        </a:fillRef>
-        <a:effectRef idx="1">
-          <a:schemeClr val="accent1"/>
-        </a:effectRef>
-        <a:fontRef idx="minor">
-          <a:schemeClr val="tx1"/>
-        </a:fontRef>
-      </a:style>
-    </a:lnDef>
-  </a:objectDefaults>
-  <a:extraClrSchemeLst/>
 </a:theme>
 </file>
 
 <file path=customXml/item1.xml><?xml version="1.0" encoding="utf-8"?>
 <go:gDocsCustomXmlDataStorage xmlns:go="http://customooxmlschemas.google.com/" xmlns:r="http://schemas.openxmlformats.org/officeDocument/2006/relationships" uri="GoogleDocsCustomDataVersion2">
-  <go:docsCustomData xmlns:go="http://customooxmlschemas.google.com/" roundtripDataSignature="AMtx7mgJJh9jsqfWlCLrdbHo8lYPXVA0RA==">CgMxLjAyDWguNXB2c3lnc2F5ZzgyDmguMTJ1ZmM2eWN2ZXE4OAByITE1MTFCYzdGdmk3RnJYUWFkdUIwTld2N2dpaTczNDBPbA==</go:docsCustomData>
+  <go:docsCustomData roundtripDataSignature="AMtx7mgJJh9jsqfWlCLrdbHo8lYPXVA0RA==">CgMxLjAyDWguNXB2c3lnc2F5ZzgyDmguMTJ1ZmM2eWN2ZXE4OAByITE1MTFCYzdGdmk3RnJYUWFkdUIwTld2N2dpaTczNDBPbA==</go:docsCustomData>
 </go:gDocsCustomXmlDataStorage>
 </file>
 
